--- a/informe/informe_borrador.docx
+++ b/informe/informe_borrador.docx
@@ -4,20 +4,31 @@
   <w:body>
     <w:p>
       <w:pPr>
-        <w:pStyle w:val="Heading1"/>
-        <w:spacing w:line="360" w:lineRule="auto"/>
-        <w:keepNext/>
-      </w:pPr>
-      <w:r>
-        <w:rPr>
-          <w:lang w:val="es-CL"/>
-        </w:rPr>
-        <w:t xml:space="preserve">1. Portada e Introducción Interdisciplinaria</w:t>
-      </w:r>
-    </w:p>
-    <w:p>
-      <w:pPr>
-        <w:pStyle w:val="BodyText"/>
+        <w:pStyle w:val="Title"/>
+        <w:spacing w:line="360" w:lineRule="auto"/>
+      </w:pPr>
+      <w:r>
+        <w:rPr>
+          <w:lang w:val="es-CL"/>
+        </w:rPr>
+        <w:t xml:space="preserve">La gravedad en tres escalas: una exploración desde la computación</w:t>
+      </w:r>
+    </w:p>
+    <w:p>
+      <w:pPr>
+        <w:pStyle w:val="Subtitle"/>
+        <w:spacing w:line="360" w:lineRule="auto"/>
+      </w:pPr>
+      <w:r>
+        <w:rPr>
+          <w:lang w:val="es-CL"/>
+        </w:rPr>
+        <w:t xml:space="preserve">Erazo, L., Garrillo, J.</w:t>
+      </w:r>
+    </w:p>
+    <w:p>
+      <w:pPr>
+        <w:pStyle w:val="CoverMeta"/>
         <w:spacing w:line="360" w:lineRule="auto"/>
       </w:pPr>
       <w:r>
@@ -25,102 +36,99 @@
           <w:lang w:val="es-CL"/>
           <w:b/>
         </w:rPr>
-        <w:t xml:space="preserve">Una sola gravedad, tres escalas:</w:t>
-      </w:r>
-      <w:r>
-        <w:rPr>
-          <w:lang w:val="es-CL"/>
-        </w:rPr>
-        <w:t xml:space="preserve"> una herramienta para explorar órbitas, galaxias y expansión del Universo</w:t>
-      </w:r>
-    </w:p>
-    <w:p>
-      <w:pPr>
-        <w:pStyle w:val="BodyText"/>
-        <w:spacing w:line="360" w:lineRule="auto"/>
-      </w:pPr>
-      <w:r>
-        <w:rPr>
-          <w:lang w:val="es-CL"/>
-        </w:rPr>
-        <w:t xml:space="preserve">AST101 — Un Paseo por el Universo · Tarea 2, proyecto interdisciplinario · Pontificia Universidad Católica de Chile · 2 de noviembre de 2026</w:t>
-      </w:r>
-    </w:p>
-    <w:p>
-      <w:pPr>
-        <w:pStyle w:val="BodyText"/>
-        <w:spacing w:line="360" w:lineRule="auto"/>
-      </w:pPr>
-      <w:r>
-        <w:rPr>
-          <w:lang w:val="es-CL"/>
-          <w:b/>
-        </w:rPr>
-        <w:t xml:space="preserve">Integrantes:</w:t>
-      </w:r>
-      <w:r>
-        <w:rPr>
-          <w:lang w:val="es-CL"/>
-        </w:rPr>
-        <w:t xml:space="preserve"> José Santiago Garrillo Fernández (jose.garrillo@estudiante.uc.cl) y Luis Erazo (luis.erazo@estudiante.uc.cl), ambos de la Licenciatura en Ingeniería en Ciencias de la Computación.</w:t>
-      </w:r>
-    </w:p>
-    <w:p>
-      <w:pPr>
-        <w:pStyle w:val="BodyText"/>
-        <w:spacing w:line="360" w:lineRule="auto"/>
-      </w:pPr>
-      <w:r>
-        <w:rPr>
-          <w:lang w:val="es-CL"/>
-          <w:b/>
-        </w:rPr>
-        <w:t xml:space="preserve">Simulador:</w:t>
-      </w:r>
-      <w:r>
-        <w:rPr>
-          <w:lang w:val="es-CL"/>
-        </w:rPr>
-        <w:t xml:space="preserve"> </w:t>
-      </w:r>
-      <w:hyperlink r:id="rId2">
+        <w:t xml:space="preserve">Pontificia Universidad Católica de Chile</w:t>
+      </w:r>
+    </w:p>
+    <w:p>
+      <w:pPr>
+        <w:pStyle w:val="CoverMeta"/>
+        <w:spacing w:line="360" w:lineRule="auto"/>
+      </w:pPr>
+      <w:r>
+        <w:rPr>
+          <w:lang w:val="es-CL"/>
+        </w:rPr>
+        <w:t xml:space="preserve">Licenciatura en Ingeniería en Ciencias de la Computación</w:t>
+      </w:r>
+    </w:p>
+    <w:p>
+      <w:pPr>
+        <w:pStyle w:val="CoverMeta"/>
+        <w:spacing w:line="360" w:lineRule="auto"/>
+      </w:pPr>
+      <w:r>
+        <w:rPr>
+          <w:lang w:val="es-CL"/>
+        </w:rPr>
+        <w:t xml:space="preserve">AST101 — Un Paseo por el Universo</w:t>
+      </w:r>
+    </w:p>
+    <w:p>
+      <w:pPr>
+        <w:pStyle w:val="CoverMeta"/>
+        <w:spacing w:line="360" w:lineRule="auto"/>
+      </w:pPr>
+      <w:r>
+        <w:rPr>
+          <w:lang w:val="es-CL"/>
+        </w:rPr>
+        <w:t xml:space="preserve">Tarea 2: Proyecto interdisciplinario</w:t>
+      </w:r>
+    </w:p>
+    <w:p>
+      <w:pPr>
+        <w:pStyle w:val="CoverMeta"/>
+        <w:spacing w:line="360" w:lineRule="auto"/>
+      </w:pPr>
+      <w:r>
+        <w:rPr>
+          <w:lang w:val="es-CL"/>
+        </w:rPr>
+        <w:t xml:space="preserve">2 de noviembre de 2026</w:t>
+      </w:r>
+    </w:p>
+    <w:p>
+      <w:pPr>
+        <w:pStyle w:val="CoverLinks"/>
+      </w:pPr>
+      <w:hyperlink r:id="rIdInformeEstilo1xxxxxxxxxxxxxxxxxx" w:history="1">
         <w:r>
           <w:rPr>
-            <w:rStyle w:val="Hyperlink"/>
+            <w:u w:val="single"/>
           </w:rPr>
-          <w:t>https://ssj400.github.io/one-gravity/</w:t>
+          <w:t>Simulador web: Una sola gravedad, tres escalas</w:t>
         </w:r>
       </w:hyperlink>
-      <w:r>
-        <w:rPr>
-          <w:lang w:val="es-CL"/>
-        </w:rPr>
-        <w:t xml:space="preserve"> · </w:t>
-      </w:r>
-      <w:r>
-        <w:rPr>
-          <w:lang w:val="es-CL"/>
-          <w:b/>
-        </w:rPr>
-        <w:t xml:space="preserve">Código:</w:t>
-      </w:r>
-      <w:r>
-        <w:rPr>
-          <w:lang w:val="es-CL"/>
-        </w:rPr>
-        <w:t xml:space="preserve"> </w:t>
-      </w:r>
-      <w:hyperlink r:id="rId3">
+    </w:p>
+    <w:p>
+      <w:pPr>
+        <w:pStyle w:val="CoverLinks"/>
+      </w:pPr>
+      <w:hyperlink r:id="rIdInformeEstilo2xxxxxxxxxxxxxxxxxx" w:history="1">
         <w:r>
           <w:rPr>
-            <w:rStyle w:val="Hyperlink"/>
+            <w:u w:val="single"/>
           </w:rPr>
-          <w:t>https://github.com/Ssj400/one-gravity</w:t>
+          <w:t>Repositorio del proyecto: one-gravity</w:t>
         </w:r>
       </w:hyperlink>
     </w:p>
     <w:p>
       <w:pPr>
+        <w:pageBreakBefore/>
+        <w:pStyle w:val="Heading1"/>
+        <w:spacing w:line="360" w:lineRule="auto"/>
+        <w:keepNext/>
+      </w:pPr>
+      <w:r>
+        <w:rPr>
+          <w:lang w:val="es-CL"/>
+        </w:rPr>
+        <w:t xml:space="preserve">1. Introducción Interdisciplinaria</w:t>
+      </w:r>
+    </w:p>
+    <w:p>
+      <w:pPr>
         <w:pStyle w:val="Heading2"/>
         <w:spacing w:line="360" w:lineRule="auto"/>
         <w:keepNext/>
@@ -129,19 +137,19 @@
         <w:rPr>
           <w:lang w:val="es-CL"/>
         </w:rPr>
-        <w:t xml:space="preserve">1.1 Qué queremos explorar</w:t>
-      </w:r>
-    </w:p>
-    <w:p>
-      <w:pPr>
-        <w:pStyle w:val="BodyText"/>
-        <w:spacing w:line="360" w:lineRule="auto"/>
-      </w:pPr>
-      <w:r>
-        <w:rPr>
-          <w:lang w:val="es-CL"/>
-        </w:rPr>
-        <w:t xml:space="preserve">En clases vimos que conocer el Universo requiere comparar modelos con observaciones, y no solo producir una explicación convincente (</w:t>
+        <w:t xml:space="preserve">1.1 Propósito del proyecto</w:t>
+      </w:r>
+    </w:p>
+    <w:p>
+      <w:pPr>
+        <w:pStyle w:val="BodyText"/>
+        <w:spacing w:line="360" w:lineRule="auto"/>
+      </w:pPr>
+      <w:r>
+        <w:rPr>
+          <w:lang w:val="es-CL"/>
+        </w:rPr>
+        <w:t xml:space="preserve">¿Qué podemos entender del Universo a partir de un programa? Esta pregunta dio origen al proyecto y nos llevó a una segunda: ¿cómo sabemos que lo que aparece en pantalla corresponde al fenómeno que buscamos representar? En clases vimos que los modelos astronómicos se construyen y se revisan al compararlos con observaciones (</w:t>
       </w:r>
       <w:r>
         <w:rPr>
@@ -154,31 +162,19 @@
         <w:rPr>
           <w:lang w:val="es-CL"/>
         </w:rPr>
-        <w:t xml:space="preserve">, s. f.). A partir de esa idea, nos propusimos construir una herramienta que permita cambiar parámetros y observar sus consecuencias. La pregunta que conecta todo el proyecto es: ¿cómo distinguimos un resultado físico de un error del programa?</w:t>
-      </w:r>
-    </w:p>
-    <w:p>
-      <w:pPr>
-        <w:pStyle w:val="BodyText"/>
-        <w:spacing w:line="360" w:lineRule="auto"/>
-      </w:pPr>
-      <w:r>
-        <w:rPr>
-          <w:lang w:val="es-CL"/>
-        </w:rPr>
-        <w:t xml:space="preserve">Exploramos tres escalas. Primero, simulamos un planeta alrededor del Sol y comprobamos resultados conocidos de Kepler. Después, comparamos la rotación de una galaxia con lo que predice su materia visible. Finalmente, representamos distintos escenarios de expansión del Universo y los contrastamos con mediciones de supernovas.</w:t>
-      </w:r>
-    </w:p>
-    <w:p>
-      <w:pPr>
-        <w:pStyle w:val="BodyText"/>
-        <w:spacing w:line="360" w:lineRule="auto"/>
-      </w:pPr>
-      <w:r>
-        <w:rPr>
-          <w:lang w:val="es-CL"/>
-        </w:rPr>
-        <w:t xml:space="preserve">Como estudiantes de computación, nos interesó convertir estos contenidos en algo que pudiéramos programar y probar. El vínculo es la gravedad, pero no resolvemos los tres problemas de manera idéntica: avanzamos las órbitas y la expansión en el tiempo, mientras que para la galaxia calculamos velocidades de rotación. En cosmología usamos además fórmulas basadas en relatividad general; no intentamos desarrollar esa teoría.</w:t>
+        <w:t xml:space="preserve">, s. f.). Llevar esa comparación a una herramienta interactiva nos pareció una forma de acercarnos a esos contenidos desde nuestra carrera.</w:t>
+      </w:r>
+    </w:p>
+    <w:p>
+      <w:pPr>
+        <w:pStyle w:val="BodyText"/>
+        <w:spacing w:line="360" w:lineRule="auto"/>
+      </w:pPr>
+      <w:r>
+        <w:rPr>
+          <w:lang w:val="es-CL"/>
+        </w:rPr>
+        <w:t xml:space="preserve">El trabajo es una web que explora tres escalas de la gravedad: las órbitas del Sistema Solar, donde comprobamos las leyes de Kepler; la rotación de una galaxia; y distintos escenarios de expansión del Universo. En cada caso nos preguntamos qué predice el modelo y qué tan bien se relaciona con lo observado. Como estudiantes de computación, nos interesa traducir estas ideas a instrucciones y hacer visible el razonamiento que hay detrás; la gravedad conecta los tres problemas, aunque cada uno exige un tratamiento distinto.</w:t>
       </w:r>
     </w:p>
     <w:p>
@@ -191,156 +187,358 @@
         <w:rPr>
           <w:lang w:val="es-CL"/>
         </w:rPr>
-        <w:t xml:space="preserve">1.2 Cómo se unen astronomía y computación</w:t>
-      </w:r>
-    </w:p>
-    <w:p>
-      <w:pPr>
-        <w:pStyle w:val="BodyText"/>
-        <w:spacing w:line="360" w:lineRule="auto"/>
-      </w:pPr>
-      <w:r>
-        <w:rPr>
-          <w:lang w:val="es-CL"/>
-        </w:rPr>
-        <w:t xml:space="preserve">La astronomía nos dio las preguntas y los datos con que comparar. Desde computación aportamos una forma de organizar los cálculos, detectar errores y mostrar los resultados. Relacionamos el trabajo con herramientas de nuestra formación:</w:t>
-      </w:r>
-    </w:p>
-    <w:p>
-      <w:pPr>
-        <w:pStyle w:val="BodyText"/>
-        <w:spacing w:line="360" w:lineRule="auto"/>
-      </w:pPr>
-      <w:r>
-        <w:rPr>
-          <w:lang w:val="es-CL"/>
-        </w:rPr>
-        <w:t xml:space="preserve">• </w:t>
+        <w:t xml:space="preserve">1.2 Relación con nuestra formación</w:t>
+      </w:r>
+    </w:p>
+    <w:p>
+      <w:pPr>
+        <w:pStyle w:val="BodyText"/>
+        <w:spacing w:line="360" w:lineRule="auto"/>
+      </w:pPr>
+      <w:r>
+        <w:rPr>
+          <w:lang w:val="es-CL"/>
+        </w:rPr>
+        <w:t xml:space="preserve">Esta propuesta reúne herramientas de varios ramos. De </w:t>
       </w:r>
       <w:r>
         <w:rPr>
           <w:lang w:val="es-CL"/>
           <w:b/>
         </w:rPr>
-        <w:t xml:space="preserve">Cálculo I:</w:t>
-      </w:r>
-      <w:r>
-        <w:rPr>
-          <w:lang w:val="es-CL"/>
-        </w:rPr>
-        <w:t xml:space="preserve"> aproximamos movimientos mediante pasos pequeños y calculamos distancias sumando áreas con la regla del trapecio.</w:t>
-      </w:r>
-    </w:p>
-    <w:p>
-      <w:pPr>
-        <w:pStyle w:val="BodyText"/>
-        <w:spacing w:line="360" w:lineRule="auto"/>
-      </w:pPr>
-      <w:r>
-        <w:rPr>
-          <w:lang w:val="es-CL"/>
-        </w:rPr>
-        <w:t xml:space="preserve">• </w:t>
+        <w:t xml:space="preserve">Cálculo I</w:t>
+      </w:r>
+      <w:r>
+        <w:rPr>
+          <w:lang w:val="es-CL"/>
+        </w:rPr>
+        <w:t xml:space="preserve"> tomamos las aproximaciones por pasos pequeños y la regla del trapecio. </w:t>
       </w:r>
       <w:r>
         <w:rPr>
           <w:lang w:val="es-CL"/>
           <w:b/>
         </w:rPr>
-        <w:t xml:space="preserve">Matemáticas Discretas:</w:t>
-      </w:r>
-      <w:r>
-        <w:rPr>
-          <w:lang w:val="es-CL"/>
-        </w:rPr>
-        <w:t xml:space="preserve"> organizamos las condiciones lógicas de las pruebas y distinguimos comprobar casos de demostrar una propiedad general.</w:t>
-      </w:r>
-    </w:p>
-    <w:p>
-      <w:pPr>
-        <w:pStyle w:val="BodyText"/>
-        <w:spacing w:line="360" w:lineRule="auto"/>
-      </w:pPr>
-      <w:r>
-        <w:rPr>
-          <w:lang w:val="es-CL"/>
-        </w:rPr>
-        <w:t xml:space="preserve">• </w:t>
+        <w:t xml:space="preserve">Matemáticas Discretas</w:t>
+      </w:r>
+      <w:r>
+        <w:rPr>
+          <w:lang w:val="es-CL"/>
+        </w:rPr>
+        <w:t xml:space="preserve"> aporta la formulación lógica de las pruebas; </w:t>
       </w:r>
       <w:r>
         <w:rPr>
           <w:lang w:val="es-CL"/>
           <w:b/>
         </w:rPr>
-        <w:t xml:space="preserve">Arquitectura de Computadores:</w:t>
-      </w:r>
-      <w:r>
-        <w:rPr>
-          <w:lang w:val="es-CL"/>
-        </w:rPr>
-        <w:t xml:space="preserve"> reconocemos que el computador redondea números y que una simulación siempre tiene precisión limitada.</w:t>
-      </w:r>
-    </w:p>
-    <w:p>
-      <w:pPr>
-        <w:pStyle w:val="BodyText"/>
-        <w:spacing w:line="360" w:lineRule="auto"/>
-      </w:pPr>
-      <w:r>
-        <w:rPr>
-          <w:lang w:val="es-CL"/>
-        </w:rPr>
-        <w:t xml:space="preserve">• </w:t>
+        <w:t xml:space="preserve">Arquitectura de Computadores</w:t>
+      </w:r>
+      <w:r>
+        <w:rPr>
+          <w:lang w:val="es-CL"/>
+        </w:rPr>
+        <w:t xml:space="preserve">, la conciencia de los límites de precisión del computador; y </w:t>
       </w:r>
       <w:r>
         <w:rPr>
           <w:lang w:val="es-CL"/>
           <w:b/>
         </w:rPr>
-        <w:t xml:space="preserve">Programación Avanzada:</w:t>
-      </w:r>
-      <w:r>
-        <w:rPr>
-          <w:lang w:val="es-CL"/>
-        </w:rPr>
-        <w:t xml:space="preserve"> separamos el código en módulos y usamos pruebas automáticas para detectar errores.</w:t>
-      </w:r>
-    </w:p>
-    <w:p>
-      <w:pPr>
-        <w:pStyle w:val="BodyText"/>
-        <w:spacing w:line="360" w:lineRule="auto"/>
-      </w:pPr>
-      <w:r>
-        <w:rPr>
-          <w:lang w:val="es-CL"/>
-        </w:rPr>
-        <w:t xml:space="preserve">• </w:t>
+        <w:t xml:space="preserve">Programación Avanzada</w:t>
+      </w:r>
+      <w:r>
+        <w:rPr>
+          <w:lang w:val="es-CL"/>
+        </w:rPr>
+        <w:t xml:space="preserve">, la separación en módulos y las pruebas automáticas. Se suman la experiencia de José como desarrollador, en pruebas y publicación de software, y la formación de Luis para leer el código y relacionarlo con los resultados.</w:t>
+      </w:r>
+    </w:p>
+    <w:p>
+      <w:pPr>
+        <w:pStyle w:val="BodyText"/>
+        <w:spacing w:line="360" w:lineRule="auto"/>
+      </w:pPr>
+      <w:r>
+        <w:rPr>
+          <w:lang w:val="es-CL"/>
+        </w:rPr>
+        <w:t xml:space="preserve">La astronomía plantea las preguntas y la computación entrega las herramientas; el aporte está en mostrar ese proceso, incluido lo que ocurre cuando un método falla.</w:t>
+      </w:r>
+    </w:p>
+    <w:p>
+      <w:pPr>
+        <w:pStyle w:val="Heading2"/>
+        <w:spacing w:line="360" w:lineRule="auto"/>
+        <w:keepNext/>
+      </w:pPr>
+      <w:r>
+        <w:rPr>
+          <w:lang w:val="es-CL"/>
+        </w:rPr>
+        <w:t xml:space="preserve">1.3 Organización del trabajo</w:t>
+      </w:r>
+    </w:p>
+    <w:p>
+      <w:pPr>
+        <w:pStyle w:val="BodyText"/>
+        <w:spacing w:line="360" w:lineRule="auto"/>
+      </w:pPr>
+      <w:r>
+        <w:rPr>
+          <w:lang w:val="es-CL"/>
+        </w:rPr>
+        <w:t xml:space="preserve">José Santiago Garrillo Fernández se encargó del motor de cálculo, las pruebas, las visualizaciones y el desarrollo técnico. Luis Erazo trabajó en la fundamentación astronómica, las fuentes, los pies de figura y la redacción de las secciones 1, 2, 4 y 5. En la sección 5 detallamos el apoyo de herramientas de IA.</w:t>
+      </w:r>
+    </w:p>
+    <w:p>
+      <w:pPr>
+        <w:pStyle w:val="Heading1"/>
+        <w:spacing w:line="360" w:lineRule="auto"/>
+        <w:keepNext/>
+      </w:pPr>
+      <w:r>
+        <w:rPr>
+          <w:lang w:val="es-CL"/>
+        </w:rPr>
+        <w:t xml:space="preserve">2. Fundamentación Teórica y Técnica</w:t>
+      </w:r>
+    </w:p>
+    <w:p>
+      <w:pPr>
+        <w:pStyle w:val="BodyText"/>
+        <w:spacing w:line="360" w:lineRule="auto"/>
+      </w:pPr>
+      <w:r>
+        <w:rPr>
+          <w:lang w:val="es-CL"/>
+        </w:rPr>
+        <w:t xml:space="preserve">Antes de revisar los resultados, es conveniente explicar qué estamos calculando. Las relaciones que siguen permiten seguir el funcionamiento del programa y conectar sus gráficos con los contenidos del curso.</w:t>
+      </w:r>
+    </w:p>
+    <w:p>
+      <w:pPr>
+        <w:pStyle w:val="Heading2"/>
+        <w:spacing w:line="360" w:lineRule="auto"/>
+        <w:keepNext/>
+      </w:pPr>
+      <w:r>
+        <w:rPr>
+          <w:lang w:val="es-CL"/>
+        </w:rPr>
+        <w:t xml:space="preserve">2.1 Gravedad de Newton y leyes de Kepler</w:t>
+      </w:r>
+    </w:p>
+    <w:p>
+      <w:pPr>
+        <w:pStyle w:val="BodyText"/>
+        <w:spacing w:line="360" w:lineRule="auto"/>
+      </w:pPr>
+      <w:r>
+        <w:rPr>
+          <w:lang w:val="es-CL"/>
+        </w:rPr>
+        <w:t xml:space="preserve">Comenzamos con un planeta que se mueve alrededor del Sol. Según la gravitación de Newton, la magnitud de su aceleración es:</w:t>
+      </w:r>
+    </w:p>
+    <w:p>
+      <w:pPr>
+        <w:pStyle w:val="BodyText"/>
+        <w:spacing w:line="360" w:lineRule="auto"/>
+        <w:jc w:val="center"/>
+      </w:pPr>
+      <w:r>
+        <w:rPr>
+          <w:lang w:val="es-CL"/>
+        </w:rPr>
+        <w:t xml:space="preserve">g(r) = GM/r².</w:t>
+      </w:r>
+    </w:p>
+    <w:p>
+      <w:pPr>
+        <w:pStyle w:val="BodyText"/>
+        <w:spacing w:line="360" w:lineRule="auto"/>
+      </w:pPr>
+      <w:r>
+        <w:rPr>
+          <w:lang w:val="es-CL"/>
+        </w:rPr>
+        <w:t xml:space="preserve">G es la constante de gravitación, M la masa solar y r la distancia entre ambos cuerpos. La relación dice algo sencillo: al aumentar la distancia, la aceleración disminuye. Tratamos cada planeta por separado y suponemos que su masa es pequeña frente a la del Sol.</w:t>
+      </w:r>
+    </w:p>
+    <w:p>
+      <w:pPr>
+        <w:pStyle w:val="BodyText"/>
+        <w:spacing w:line="360" w:lineRule="auto"/>
+      </w:pPr>
+      <w:r>
+        <w:rPr>
+          <w:lang w:val="es-CL"/>
+        </w:rPr>
+        <w:t xml:space="preserve">Ahora, ¿cómo comprobamos el movimiento que resulta? Las leyes de Kepler, revisadas en la clase 5, nos dan una referencia: órbitas elípticas con el Sol en un foco, áreas iguales en tiempos iguales y una relación entre el período y el tamaño de la órbita (</w:t>
+      </w:r>
+      <w:r>
+        <w:rPr>
+          <w:lang w:val="es-CL"/>
+          <w:i/>
+        </w:rPr>
+        <w:t xml:space="preserve">La consolidación del modelo heliocéntrico</w:t>
+      </w:r>
+      <w:r>
+        <w:rPr>
+          <w:lang w:val="es-CL"/>
+        </w:rPr>
+        <w:t xml:space="preserve">, s. f.). Esta última toma una forma muy simple en nuestras unidades:</w:t>
+      </w:r>
+    </w:p>
+    <w:p>
+      <w:pPr>
+        <w:pStyle w:val="BodyText"/>
+        <w:spacing w:line="360" w:lineRule="auto"/>
+        <w:jc w:val="center"/>
+      </w:pPr>
+      <w:r>
+        <w:rPr>
+          <w:lang w:val="es-CL"/>
+        </w:rPr>
+        <w:t xml:space="preserve">T²/a³ = 1, con T en años y a en unidades astronómicas.</w:t>
+      </w:r>
+    </w:p>
+    <w:p>
+      <w:pPr>
+        <w:pStyle w:val="BodyText"/>
+        <w:spacing w:line="360" w:lineRule="auto"/>
+      </w:pPr>
+      <w:r>
+        <w:rPr>
+          <w:lang w:val="es-CL"/>
+        </w:rPr>
+        <w:t xml:space="preserve">T es el tiempo de una vuelta y a el semieje mayor, que describe el tamaño de la elipse. Una unidad astronómica (UA) es aproximadamente la distancia media entre la Tierra y el Sol, y el valor 1 corresponde a la masa solar en estas unidades.</w:t>
+      </w:r>
+    </w:p>
+    <w:p>
+      <w:pPr>
+        <w:pStyle w:val="BodyText"/>
+        <w:spacing w:line="360" w:lineRule="auto"/>
+      </w:pPr>
+      <w:r>
+        <w:rPr>
+          <w:lang w:val="es-CL"/>
+        </w:rPr>
+        <w:t xml:space="preserve">Cada órbita comienza con un tamaño y una excentricidad, es decir, qué tanto se aparta de un círculo. El programa obtiene la velocidad inicial con la relación vis-viva y revisa si el movimiento respeta lo esperado.</w:t>
+      </w:r>
+    </w:p>
+    <w:p>
+      <w:pPr>
+        <w:pStyle w:val="Heading2"/>
+        <w:spacing w:line="360" w:lineRule="auto"/>
+        <w:keepNext/>
+      </w:pPr>
+      <w:r>
+        <w:rPr>
+          <w:lang w:val="es-CL"/>
+        </w:rPr>
+        <w:t xml:space="preserve">2.2 Rotación de galaxias y materia oscura</w:t>
+      </w:r>
+    </w:p>
+    <w:p>
+      <w:pPr>
+        <w:pStyle w:val="BodyText"/>
+        <w:spacing w:line="360" w:lineRule="auto"/>
+      </w:pPr>
+      <w:r>
+        <w:rPr>
+          <w:lang w:val="es-CL"/>
+        </w:rPr>
+        <w:t xml:space="preserve">Al pasar a una galaxia, la pregunta cambia: ¿la materia que vemos alcanza para explicar la velocidad de sus estrellas y su gas? Una </w:t>
       </w:r>
       <w:r>
         <w:rPr>
           <w:lang w:val="es-CL"/>
           <w:b/>
         </w:rPr>
-        <w:t xml:space="preserve">Experiencias del equipo:</w:t>
-      </w:r>
-      <w:r>
-        <w:rPr>
-          <w:lang w:val="es-CL"/>
-        </w:rPr>
-        <w:t xml:space="preserve"> José aporta prácticas de su trabajo como desarrollador, como las pruebas y la publicación automática. Luis utiliza su formación en Introducción a la Programación para leer el código, revisar los resultados y relacionarlos con la astronomía.</w:t>
-      </w:r>
-    </w:p>
-    <w:p>
-      <w:pPr>
-        <w:pStyle w:val="BodyText"/>
-        <w:spacing w:line="360" w:lineRule="auto"/>
-      </w:pPr>
-      <w:r>
-        <w:rPr>
-          <w:lang w:val="es-CL"/>
-        </w:rPr>
-        <w:t xml:space="preserve">Nuestra propuesta combina esas herramientas en una web que funciona sin instalar programas. Su aporte didáctico es mostrar tanto un cálculo útil como uno que falla: al comparar dos métodos para una órbita, podemos ver por qué una figura atractiva no basta para confiar en una simulación.</w:t>
+        <w:t xml:space="preserve">curva de rotación</w:t>
+      </w:r>
+      <w:r>
+        <w:rPr>
+          <w:lang w:val="es-CL"/>
+        </w:rPr>
+        <w:t xml:space="preserve"> muestra esas velocidades a distintas distancias del centro. Si aproximamos el movimiento como circular y la masa como esférica, igualamos la aceleración necesaria para girar con la gravitatoria:</w:t>
+      </w:r>
+    </w:p>
+    <w:p>
+      <w:pPr>
+        <w:pStyle w:val="BodyText"/>
+        <w:spacing w:line="360" w:lineRule="auto"/>
+        <w:jc w:val="center"/>
+      </w:pPr>
+      <w:r>
+        <w:rPr>
+          <w:lang w:val="es-CL"/>
+        </w:rPr>
+        <w:t xml:space="preserve">v²/r = GM(&lt;r)/r² → M(&lt;r) ≈ v²r/G.</w:t>
+      </w:r>
+    </w:p>
+    <w:p>
+      <w:pPr>
+        <w:pStyle w:val="BodyText"/>
+        <w:spacing w:line="360" w:lineRule="auto"/>
+      </w:pPr>
+      <w:r>
+        <w:rPr>
+          <w:lang w:val="es-CL"/>
+        </w:rPr>
+        <w:t xml:space="preserve">M(&lt;r) es la masa encerrada dentro del radio r. Si casi toda la masa estuviera en el centro, esperaríamos velocidades menores lejos de él; sin embargo, muchas galaxias mantienen velocidades altas en sus regiones exteriores. Esa diferencia se estudió en casos como Andrómeda (Rubin y Ford, 1970) y forma parte de las evidencias de la clase 10 (</w:t>
+      </w:r>
+      <w:r>
+        <w:rPr>
+          <w:lang w:val="es-CL"/>
+          <w:i/>
+        </w:rPr>
+        <w:t xml:space="preserve">Cosmología, materia y energía oscura</w:t>
+      </w:r>
+      <w:r>
+        <w:rPr>
+          <w:lang w:val="es-CL"/>
+        </w:rPr>
+        <w:t xml:space="preserve">, s. f.).</w:t>
+      </w:r>
+    </w:p>
+    <w:p>
+      <w:pPr>
+        <w:pStyle w:val="BodyText"/>
+        <w:spacing w:line="360" w:lineRule="auto"/>
+      </w:pPr>
+      <w:r>
+        <w:rPr>
+          <w:lang w:val="es-CL"/>
+        </w:rPr>
+        <w:t xml:space="preserve">Usamos NGC 3198 y los datos de SPARC (Lelli et al., 2016). Comparamos el aporte del gas y las estrellas con un modelo que agrega un </w:t>
+      </w:r>
+      <w:r>
+        <w:rPr>
+          <w:lang w:val="es-CL"/>
+          <w:b/>
+        </w:rPr>
+        <w:t xml:space="preserve">halo de materia oscura</w:t>
+      </w:r>
+      <w:r>
+        <w:rPr>
+          <w:lang w:val="es-CL"/>
+        </w:rPr>
+        <w:t xml:space="preserve">, una distribución extendida de masa que no observamos por su luz. El perfil elegido, pseudo-isotermo, tiene dos parámetros: el tamaño de su región central y la velocidad a la que tiende lejos del centro.</w:t>
+      </w:r>
+    </w:p>
+    <w:p>
+      <w:pPr>
+        <w:pStyle w:val="BodyText"/>
+        <w:spacing w:line="360" w:lineRule="auto"/>
+      </w:pPr>
+      <w:r>
+        <w:rPr>
+          <w:lang w:val="es-CL"/>
+        </w:rPr>
+        <w:t xml:space="preserve">Para convertir la luz de las estrellas en masa fijamos el cociente masa-luz en 0,5 M☉/L☉, donde los símbolos representan la masa y la luminosidad del Sol. Ese supuesto, junto con la aproximación esférica, limita nuestra estimación.</w:t>
       </w:r>
     </w:p>
     <w:p>
@@ -353,31 +551,308 @@
         <w:rPr>
           <w:lang w:val="es-CL"/>
         </w:rPr>
-        <w:t xml:space="preserve">1.3 Organización del trabajo</w:t>
-      </w:r>
-    </w:p>
-    <w:p>
-      <w:pPr>
-        <w:pStyle w:val="BodyText"/>
-        <w:spacing w:line="360" w:lineRule="auto"/>
-      </w:pPr>
-      <w:r>
-        <w:rPr>
-          <w:lang w:val="es-CL"/>
-        </w:rPr>
-        <w:t xml:space="preserve">José se encargó del motor de cálculo, las pruebas, las visualizaciones y el desarrollo técnico de la sección 3. Luis trabajó en la fundamentación astronómica, las fuentes, los pies de figura y las secciones 1, 2, 4 y 5. La declaración de apoyo con IA se incluye en la sección 5 para precisar cómo se elaboraron el código y el texto.</w:t>
-      </w:r>
-    </w:p>
-    <w:p>
-      <w:pPr>
-        <w:pStyle w:val="BodyText"/>
-        <w:spacing w:line="360" w:lineRule="auto"/>
-      </w:pPr>
-      <w:r>
-        <w:rPr>
-          <w:lang w:val="es-CL"/>
-        </w:rPr>
-        <w:t xml:space="preserve">En lo que sigue presentamos las ecuaciones necesarias para entender la herramienta, mostramos sus resultados y discutimos qué podemos concluir de ellos y qué queda fuera de su alcance.</w:t>
+        <w:t xml:space="preserve">2.3 Expansión del Universo y supernovas</w:t>
+      </w:r>
+    </w:p>
+    <w:p>
+      <w:pPr>
+        <w:pStyle w:val="BodyText"/>
+        <w:spacing w:line="360" w:lineRule="auto"/>
+      </w:pPr>
+      <w:r>
+        <w:rPr>
+          <w:lang w:val="es-CL"/>
+        </w:rPr>
+        <w:t xml:space="preserve">La expansión de la clase 10 puede parecer más difícil de llevar a un programa. Para comenzar, la ley de Hubble–Lemaître relaciona la velocidad de alejamiento con la distancia:</w:t>
+      </w:r>
+    </w:p>
+    <w:p>
+      <w:pPr>
+        <w:pStyle w:val="BodyText"/>
+        <w:spacing w:line="360" w:lineRule="auto"/>
+        <w:jc w:val="center"/>
+      </w:pPr>
+      <w:r>
+        <w:rPr>
+          <w:lang w:val="es-CL"/>
+        </w:rPr>
+        <w:t xml:space="preserve">v = H₀d.</w:t>
+      </w:r>
+    </w:p>
+    <w:p>
+      <w:pPr>
+        <w:pStyle w:val="BodyText"/>
+        <w:spacing w:line="360" w:lineRule="auto"/>
+      </w:pPr>
+      <w:r>
+        <w:rPr>
+          <w:lang w:val="es-CL"/>
+        </w:rPr>
+        <w:t xml:space="preserve">H₀ es la constante de Hubble actual y d la distancia. Esta expresión sirve para observaciones cercanas; con supernovas lejanas usamos las relaciones de distancia del modelo cosmológico.</w:t>
+      </w:r>
+    </w:p>
+    <w:p>
+      <w:pPr>
+        <w:pStyle w:val="BodyText"/>
+        <w:spacing w:line="360" w:lineRule="auto"/>
+      </w:pPr>
+      <w:r>
+        <w:rPr>
+          <w:lang w:val="es-CL"/>
+        </w:rPr>
+        <w:t xml:space="preserve">Para representar el tamaño relativo del Universo usamos el </w:t>
+      </w:r>
+      <w:r>
+        <w:rPr>
+          <w:lang w:val="es-CL"/>
+          <w:b/>
+        </w:rPr>
+        <w:t xml:space="preserve">factor de escala</w:t>
+      </w:r>
+      <w:r>
+        <w:rPr>
+          <w:lang w:val="es-CL"/>
+        </w:rPr>
+        <w:t xml:space="preserve"> a(t), cuyo valor actual fijamos en 1; aquí la letra tiene un significado distinto del semieje orbital. Su aumento representa la expansión, que también estira la luz. Ese estiramiento se mide con el </w:t>
+      </w:r>
+      <w:r>
+        <w:rPr>
+          <w:lang w:val="es-CL"/>
+          <w:b/>
+        </w:rPr>
+        <w:t xml:space="preserve">corrimiento al rojo</w:t>
+      </w:r>
+      <w:r>
+        <w:rPr>
+          <w:lang w:val="es-CL"/>
+        </w:rPr>
+        <w:t xml:space="preserve"> z, relacionado con el factor de escala al emitirse la luz por 1 + z = 1/a.</w:t>
+      </w:r>
+    </w:p>
+    <w:p>
+      <w:pPr>
+        <w:pStyle w:val="BodyText"/>
+        <w:spacing w:line="360" w:lineRule="auto"/>
+      </w:pPr>
+      <w:r>
+        <w:rPr>
+          <w:lang w:val="es-CL"/>
+        </w:rPr>
+        <w:t xml:space="preserve">Para calcular cómo cambia a(t) incorporamos esta forma de la ecuación de Friedmann (Ryden, 2016):</w:t>
+      </w:r>
+    </w:p>
+    <w:p>
+      <w:pPr>
+        <w:pStyle w:val="BodyText"/>
+        <w:spacing w:line="360" w:lineRule="auto"/>
+        <w:jc w:val="center"/>
+      </w:pPr>
+      <w:r>
+        <w:rPr>
+          <w:lang w:val="es-CL"/>
+        </w:rPr>
+        <w:t xml:space="preserve">ä = H₀²[ΩΛa − Ωm/(2a²)].</w:t>
+      </w:r>
+    </w:p>
+    <w:p>
+      <w:pPr>
+        <w:pStyle w:val="BodyText"/>
+        <w:spacing w:line="360" w:lineRule="auto"/>
+      </w:pPr>
+      <w:r>
+        <w:rPr>
+          <w:lang w:val="es-CL"/>
+        </w:rPr>
+        <w:t xml:space="preserve">ä indica cómo cambia la rapidez de expansión. Ωm representa la densidad actual de materia y ΩΛ la de una constante cosmológica, con la que modelamos la energía oscura. Ambas se comparan con la </w:t>
+      </w:r>
+      <w:r>
+        <w:rPr>
+          <w:lang w:val="es-CL"/>
+          <w:b/>
+        </w:rPr>
+        <w:t xml:space="preserve">densidad crítica</w:t>
+      </w:r>
+      <w:r>
+        <w:rPr>
+          <w:lang w:val="es-CL"/>
+        </w:rPr>
+        <w:t xml:space="preserve">, la referencia asociada a una geometría plana. Lo importante es el efecto de los términos: la materia frena la expansión y una constante cosmológica positiva puede acelerarla. Esta versión ignora la radiación y se fundamenta en relatividad general.</w:t>
+      </w:r>
+    </w:p>
+    <w:p>
+      <w:pPr>
+        <w:pStyle w:val="BodyText"/>
+        <w:spacing w:line="360" w:lineRule="auto"/>
+      </w:pPr>
+      <w:r>
+        <w:rPr>
+          <w:lang w:val="es-CL"/>
+        </w:rPr>
+        <w:t xml:space="preserve">Para comparar estas historias con observaciones recurrimos a las </w:t>
+      </w:r>
+      <w:r>
+        <w:rPr>
+          <w:lang w:val="es-CL"/>
+          <w:b/>
+        </w:rPr>
+        <w:t xml:space="preserve">supernovas de tipo Ia</w:t>
+      </w:r>
+      <w:r>
+        <w:rPr>
+          <w:lang w:val="es-CL"/>
+        </w:rPr>
+        <w:t xml:space="preserve">, explosiones estelares que usamos como indicadores de distancia. Como vimos en la clase 9, su luminosidad se estandariza a partir de sus curvas de luz, aunque no todas brillan igual (</w:t>
+      </w:r>
+      <w:r>
+        <w:rPr>
+          <w:lang w:val="es-CL"/>
+          <w:i/>
+        </w:rPr>
+        <w:t xml:space="preserve">Escalera de distancias</w:t>
+      </w:r>
+      <w:r>
+        <w:rPr>
+          <w:lang w:val="es-CL"/>
+        </w:rPr>
+        <w:t xml:space="preserve">, s. f.); esas observaciones fueron clave para identificar la expansión acelerada (Riess et al., 1998).</w:t>
+      </w:r>
+    </w:p>
+    <w:p>
+      <w:pPr>
+        <w:pStyle w:val="BodyText"/>
+        <w:spacing w:line="360" w:lineRule="auto"/>
+      </w:pPr>
+      <w:r>
+        <w:rPr>
+          <w:lang w:val="es-CL"/>
+        </w:rPr>
+        <w:t xml:space="preserve">El brillo esperado se relaciona con la distancia mediante el </w:t>
+      </w:r>
+      <w:r>
+        <w:rPr>
+          <w:lang w:val="es-CL"/>
+          <w:b/>
+        </w:rPr>
+        <w:t xml:space="preserve">módulo de distancia</w:t>
+      </w:r>
+      <w:r>
+        <w:rPr>
+          <w:lang w:val="es-CL"/>
+        </w:rPr>
+        <w:t xml:space="preserve"> μ: un valor mayor corresponde a una distancia mayor. Así contrastamos las curvas con Pantheon+, una recopilación de mediciones de supernovas (Scolnic et al., 2022; Brout et al., 2022). Las distancias se expresan en pársecs; un kilopársec (kpc) equivale a mil y un megapársec (Mpc), a un millón.</w:t>
+      </w:r>
+    </w:p>
+    <w:p>
+      <w:pPr>
+        <w:pStyle w:val="Heading2"/>
+        <w:spacing w:line="360" w:lineRule="auto"/>
+        <w:keepNext/>
+      </w:pPr>
+      <w:r>
+        <w:rPr>
+          <w:lang w:val="es-CL"/>
+        </w:rPr>
+        <w:t xml:space="preserve">2.4 Del modelo al cálculo</w:t>
+      </w:r>
+    </w:p>
+    <w:p>
+      <w:pPr>
+        <w:pStyle w:val="BodyText"/>
+        <w:spacing w:line="360" w:lineRule="auto"/>
+      </w:pPr>
+      <w:r>
+        <w:rPr>
+          <w:lang w:val="es-CL"/>
+        </w:rPr>
+        <w:t xml:space="preserve">Tener una ecuación no resuelve cómo llevarla al computador. Para avanzar en el tiempo dividimos el movimiento en pasos de duración Δt. </w:t>
+      </w:r>
+      <w:r>
+        <w:rPr>
+          <w:lang w:val="es-CL"/>
+          <w:b/>
+        </w:rPr>
+        <w:t xml:space="preserve">Euler</w:t>
+      </w:r>
+      <w:r>
+        <w:rPr>
+          <w:lang w:val="es-CL"/>
+        </w:rPr>
+        <w:t xml:space="preserve"> utiliza la posición y la velocidad iniciales de cada paso para obtener las siguientes. </w:t>
+      </w:r>
+      <w:r>
+        <w:rPr>
+          <w:lang w:val="es-CL"/>
+          <w:b/>
+        </w:rPr>
+        <w:t xml:space="preserve">Leapfrog</w:t>
+      </w:r>
+      <w:r>
+        <w:rPr>
+          <w:lang w:val="es-CL"/>
+        </w:rPr>
+        <w:t xml:space="preserve">, en cambio, actualiza la velocidad durante medio paso, avanza la posición y completa la actualización con la aceleración nueva.</w:t>
+      </w:r>
+    </w:p>
+    <w:p>
+      <w:pPr>
+        <w:pStyle w:val="BodyText"/>
+        <w:spacing w:line="360" w:lineRule="auto"/>
+      </w:pPr>
+      <w:r>
+        <w:rPr>
+          <w:lang w:val="es-CL"/>
+        </w:rPr>
+        <w:t xml:space="preserve">Elegimos leapfrog porque mantiene acotado el error de energía en nuestras pruebas orbitales con pasos suficientemente pequeños (Hairer et al., 2003). Sigue siendo una aproximación, así que debemos comprobar sus resultados. Para las distancias cosmológicas usamos la </w:t>
+      </w:r>
+      <w:r>
+        <w:rPr>
+          <w:lang w:val="es-CL"/>
+          <w:b/>
+        </w:rPr>
+        <w:t xml:space="preserve">regla del trapecio</w:t>
+      </w:r>
+      <w:r>
+        <w:rPr>
+          <w:lang w:val="es-CL"/>
+        </w:rPr>
+        <w:t xml:space="preserve">, que aproxima el área bajo una función sumando partes pequeñas.</w:t>
+      </w:r>
+    </w:p>
+    <w:p>
+      <w:pPr>
+        <w:pStyle w:val="BodyText"/>
+        <w:spacing w:line="360" w:lineRule="auto"/>
+      </w:pPr>
+      <w:r>
+        <w:rPr>
+          <w:lang w:val="es-CL"/>
+        </w:rPr>
+        <w:t xml:space="preserve">El valor </w:t>
+      </w:r>
+      <w:r>
+        <w:rPr>
+          <w:lang w:val="es-CL"/>
+          <w:b/>
+        </w:rPr>
+        <w:t xml:space="preserve">χ²</w:t>
+      </w:r>
+      <w:r>
+        <w:rPr>
+          <w:lang w:val="es-CL"/>
+        </w:rPr>
+        <w:t xml:space="preserve"> (chi cuadrado) resume las diferencias entre predicciones y observaciones considerando sus incertidumbres: con los mismos datos y procedimiento, un valor menor indica mejor acuerdo. En supernovas permitimos desplazar verticalmente las curvas para ajustar diferencias de calibración; el alcance de esa comparación depende de cómo tratamos los errores, cuestión que retomamos en la discusión.</w:t>
+      </w:r>
+    </w:p>
+    <w:p>
+      <w:pPr>
+        <w:pStyle w:val="BodyText"/>
+        <w:spacing w:line="360" w:lineRule="auto"/>
+      </w:pPr>
+      <w:r>
+        <w:rPr>
+          <w:lang w:val="es-CL"/>
+        </w:rPr>
+        <w:t xml:space="preserve">Programamos con Python y NumPy (Harris et al., 2020), y usamos pytest para comprobar resultados conocidos. Pyodide ejecuta ese código en el navegador y Plotly dibuja los gráficos (The Pyodide development team, s. f.; Plotly Technologies Inc., s. f.).</w:t>
       </w:r>
     </w:p>
     <w:p>
@@ -390,19 +865,7 @@
         <w:rPr>
           <w:lang w:val="es-CL"/>
         </w:rPr>
-        <w:t xml:space="preserve">2. Fundamentación Teórica y Técnica</w:t>
-      </w:r>
-    </w:p>
-    <w:p>
-      <w:pPr>
-        <w:pStyle w:val="BodyText"/>
-        <w:spacing w:line="360" w:lineRule="auto"/>
-      </w:pPr>
-      <w:r>
-        <w:rPr>
-          <w:lang w:val="es-CL"/>
-        </w:rPr>
-        <w:t xml:space="preserve">No buscamos desarrollar toda la teoría detrás de cada modelo. En esta sección explicamos las ideas del curso y las ecuaciones que necesitamos para entender qué hace el programa.</w:t>
+        <w:t xml:space="preserve">3. Desarrollo de la Propuesta / Prototipo</w:t>
       </w:r>
     </w:p>
     <w:p>
@@ -415,106 +878,599 @@
         <w:rPr>
           <w:lang w:val="es-CL"/>
         </w:rPr>
-        <w:t xml:space="preserve">2.1 Gravedad de Newton y leyes de Kepler</w:t>
-      </w:r>
-    </w:p>
-    <w:p>
-      <w:pPr>
-        <w:pStyle w:val="BodyText"/>
-        <w:spacing w:line="360" w:lineRule="auto"/>
-      </w:pPr>
-      <w:r>
-        <w:rPr>
-          <w:lang w:val="es-CL"/>
-        </w:rPr>
-        <w:t xml:space="preserve">Para simular una órbita partimos de la gravitación de Newton. La magnitud de la aceleración de un planeta debida al Sol es:</w:t>
-      </w:r>
-    </w:p>
-    <w:p>
-      <w:pPr>
-        <w:pStyle w:val="BodyText"/>
-        <w:spacing w:line="360" w:lineRule="auto"/>
-        <w:jc w:val="center"/>
-      </w:pPr>
-      <w:r>
-        <w:rPr>
-          <w:lang w:val="es-CL"/>
-        </w:rPr>
-        <w:t xml:space="preserve">g(r) = GM/r².</w:t>
-      </w:r>
-    </w:p>
-    <w:p>
-      <w:pPr>
-        <w:pStyle w:val="BodyText"/>
-        <w:spacing w:line="360" w:lineRule="auto"/>
-      </w:pPr>
-      <w:r>
-        <w:rPr>
-          <w:lang w:val="es-CL"/>
-        </w:rPr>
-        <w:t xml:space="preserve">Aquí G es la constante de gravitación, M la masa del Sol y r la distancia al planeta. La aceleración apunta hacia el Sol y disminuye al aumentar la distancia. Suponemos que la masa del planeta es pequeña frente a la solar e ignoramos la atracción de los otros planetas.</w:t>
-      </w:r>
-    </w:p>
-    <w:p>
-      <w:pPr>
-        <w:pStyle w:val="BodyText"/>
-        <w:spacing w:line="360" w:lineRule="auto"/>
-      </w:pPr>
-      <w:r>
-        <w:rPr>
-          <w:lang w:val="es-CL"/>
-        </w:rPr>
-        <w:t xml:space="preserve">Comparamos las trayectorias calculadas con las leyes de Kepler de la clase 5: órbitas elípticas con el Sol en un foco; áreas iguales en tiempos iguales; y una relación entre el período y el tamaño de la órbita (</w:t>
+        <w:t xml:space="preserve">3.1 Organización del programa</w:t>
+      </w:r>
+    </w:p>
+    <w:p>
+      <w:pPr>
+        <w:pStyle w:val="BodyText"/>
+        <w:spacing w:line="360" w:lineRule="auto"/>
+      </w:pPr>
+      <w:r>
+        <w:rPr>
+          <w:lang w:val="es-CL"/>
+        </w:rPr>
+        <w:t xml:space="preserve">Con las ideas anteriores construimos una web con cuatro pestañas: Sistema Solar, Galaxia, Universo y Supernovas. Las últimas dos abordan la misma escala desde el modelo y desde las observaciones. El usuario cambia los parámetros y el programa vuelve a calcular, de modo que puede seguir las consecuencias de una decisión y no solo mirar un resultado fijo.</w:t>
+      </w:r>
+    </w:p>
+    <w:p>
+      <w:pPr>
+        <w:pStyle w:val="BodyText"/>
+        <w:spacing w:line="360" w:lineRule="auto"/>
+      </w:pPr>
+      <w:r>
+        <w:rPr>
+          <w:lang w:val="es-CL"/>
+        </w:rPr>
+        <w:t xml:space="preserve">Separamos los cálculos, las pruebas, los datos y la interfaz para poder revisar cada parte:</w:t>
+      </w:r>
+    </w:p>
+    <w:p>
+      <w:pPr>
+        <w:pStyle w:val="BodyText"/>
+        <w:spacing w:before="0" w:after="0" w:line="360" w:lineRule="auto"/>
+      </w:pPr>
+      <w:r>
+        <w:rPr>
+          <w:lang w:val="es-CL"/>
+          <w:rFonts w:ascii="Courier New" w:hAnsi="Courier New"/>
+        </w:rPr>
+        <w:t xml:space="preserve">Parámetros elegidos → cálculo en Python + datos → resultados → figuras</w:t>
+      </w:r>
+    </w:p>
+    <w:p>
+      <w:pPr>
+        <w:pStyle w:val="BodyText"/>
+        <w:spacing w:line="360" w:lineRule="auto"/>
+      </w:pPr>
+      <w:r>
+        <w:rPr>
+          <w:lang w:val="es-CL"/>
+        </w:rPr>
+        <w:t xml:space="preserve">React organiza los controles y Pyodide ejecuta Python en un </w:t>
+      </w:r>
+      <w:r>
+        <w:rPr>
+          <w:lang w:val="es-CL"/>
+          <w:b/>
+        </w:rPr>
+        <w:t xml:space="preserve">Web Worker</w:t>
+      </w:r>
+      <w:r>
+        <w:rPr>
+          <w:lang w:val="es-CL"/>
+        </w:rPr>
+        <w:t xml:space="preserve">, un contexto de trabajo separado que permite calcular sin bloquear la interfaz. Plotly muestra los resultados, y el mismo código se usa en el navegador y en las pruebas, para no mantener dos versiones del cálculo.</w:t>
+      </w:r>
+    </w:p>
+    <w:p>
+      <w:pPr>
+        <w:pStyle w:val="Heading2"/>
+        <w:spacing w:line="360" w:lineRule="auto"/>
+        <w:keepNext/>
+      </w:pPr>
+      <w:r>
+        <w:rPr>
+          <w:lang w:val="es-CL"/>
+        </w:rPr>
+        <w:t xml:space="preserve">3.2 Implementación y comprobación</w:t>
+      </w:r>
+    </w:p>
+    <w:p>
+      <w:pPr>
+        <w:pStyle w:val="BodyText"/>
+        <w:spacing w:line="360" w:lineRule="auto"/>
+      </w:pPr>
+      <w:r>
+        <w:rPr>
+          <w:lang w:val="es-CL"/>
+        </w:rPr>
+        <w:t xml:space="preserve">El motor recibe la posición, la velocidad, el paso de tiempo y una función de aceleración. En </w:t>
+      </w:r>
+      <w:r>
+        <w:rPr>
+          <w:lang w:val="es-CL"/>
+          <w:rFonts w:ascii="Courier New" w:hAnsi="Courier New"/>
+        </w:rPr>
+        <w:t xml:space="preserve">integrators.py</w:t>
+      </w:r>
+      <w:r>
+        <w:rPr>
+          <w:lang w:val="es-CL"/>
+        </w:rPr>
+        <w:t xml:space="preserve">, un paso de leapfrog se realiza así; </w:t>
+      </w:r>
+      <w:r>
+        <w:rPr>
+          <w:lang w:val="es-CL"/>
+          <w:rFonts w:ascii="Courier New" w:hAnsi="Courier New"/>
+        </w:rPr>
+        <w:t xml:space="preserve">r</w:t>
+      </w:r>
+      <w:r>
+        <w:rPr>
+          <w:lang w:val="es-CL"/>
+        </w:rPr>
+        <w:t xml:space="preserve"> es la posición, </w:t>
+      </w:r>
+      <w:r>
+        <w:rPr>
+          <w:lang w:val="es-CL"/>
+          <w:rFonts w:ascii="Courier New" w:hAnsi="Courier New"/>
+        </w:rPr>
+        <w:t xml:space="preserve">v</w:t>
+      </w:r>
+      <w:r>
+        <w:rPr>
+          <w:lang w:val="es-CL"/>
+        </w:rPr>
+        <w:t xml:space="preserve"> la velocidad, </w:t>
+      </w:r>
+      <w:r>
+        <w:rPr>
+          <w:lang w:val="es-CL"/>
+          <w:rFonts w:ascii="Courier New" w:hAnsi="Courier New"/>
+        </w:rPr>
+        <w:t xml:space="preserve">dt</w:t>
+      </w:r>
+      <w:r>
+        <w:rPr>
+          <w:lang w:val="es-CL"/>
+        </w:rPr>
+        <w:t xml:space="preserve"> el paso y </w:t>
+      </w:r>
+      <w:r>
+        <w:rPr>
+          <w:lang w:val="es-CL"/>
+          <w:rFonts w:ascii="Courier New" w:hAnsi="Courier New"/>
+        </w:rPr>
+        <w:t xml:space="preserve">accel</w:t>
+      </w:r>
+      <w:r>
+        <w:rPr>
+          <w:lang w:val="es-CL"/>
+        </w:rPr>
+        <w:t xml:space="preserve"> la aceleración:</w:t>
+      </w:r>
+    </w:p>
+    <w:p>
+      <w:pPr>
+        <w:pStyle w:val="BodyText"/>
+        <w:spacing w:before="0" w:after="0" w:line="360" w:lineRule="auto"/>
+      </w:pPr>
+      <w:r>
+        <w:rPr>
+          <w:lang w:val="es-CL"/>
+          <w:rFonts w:ascii="Courier New" w:hAnsi="Courier New"/>
+        </w:rPr>
+        <w:t xml:space="preserve">vn12 = v + accel(r)*dt*1/2</w:t>
+      </w:r>
+    </w:p>
+    <w:p>
+      <w:pPr>
+        <w:pStyle w:val="BodyText"/>
+        <w:spacing w:before="0" w:after="0" w:line="360" w:lineRule="auto"/>
+      </w:pPr>
+      <w:r>
+        <w:rPr>
+          <w:lang w:val="es-CL"/>
+          <w:rFonts w:ascii="Courier New" w:hAnsi="Courier New"/>
+        </w:rPr>
+        <w:t xml:space="preserve">rn1 = r + vn12*dt</w:t>
+      </w:r>
+    </w:p>
+    <w:p>
+      <w:pPr>
+        <w:pStyle w:val="BodyText"/>
+        <w:spacing w:before="0" w:after="0" w:line="360" w:lineRule="auto"/>
+      </w:pPr>
+      <w:r>
+        <w:rPr>
+          <w:lang w:val="es-CL"/>
+          <w:rFonts w:ascii="Courier New" w:hAnsi="Courier New"/>
+        </w:rPr>
+        <w:t xml:space="preserve">vn1 = vn12 + accel(rn1)*dt*1/2</w:t>
+      </w:r>
+    </w:p>
+    <w:p>
+      <w:pPr>
+        <w:pStyle w:val="BodyText"/>
+        <w:spacing w:before="0" w:after="0" w:line="360" w:lineRule="auto"/>
+      </w:pPr>
+      <w:r>
+        <w:rPr>
+          <w:lang w:val="es-CL"/>
+          <w:rFonts w:ascii="Courier New" w:hAnsi="Courier New"/>
+        </w:rPr>
+        <w:t xml:space="preserve">return rn1,vn1</w:t>
+      </w:r>
+    </w:p>
+    <w:p>
+      <w:pPr>
+        <w:pStyle w:val="BodyText"/>
+        <w:spacing w:line="360" w:lineRule="auto"/>
+      </w:pPr>
+      <w:r>
+        <w:rPr>
+          <w:lang w:val="es-CL"/>
+        </w:rPr>
+        <w:t xml:space="preserve">Las tres actualizaciones corresponden al procedimiento ya explicado y se reutilizan cambiando la función de aceleración; en cosmología, la variable que avanzamos es el factor de escala. Así, una decisión de programación queda ligada al problema físico que buscamos representar.</w:t>
+      </w:r>
+    </w:p>
+    <w:p>
+      <w:pPr>
+        <w:pStyle w:val="BodyText"/>
+        <w:spacing w:line="360" w:lineRule="auto"/>
+      </w:pPr>
+      <w:r>
+        <w:rPr>
+          <w:lang w:val="es-CL"/>
+        </w:rPr>
+        <w:t xml:space="preserve">Para comprobarlo usamos las leyes de Kepler y soluciones cosmológicas conocidas para ciertos parámetros, y revisamos condiciones del código, como no modificar los datos de entrada. Cada prueba responde una pregunta concreta; aprobarlas nos da razones para confiar en esos cálculos dentro de las condiciones comprobadas.</w:t>
+      </w:r>
+    </w:p>
+    <w:p>
+      <w:pPr>
+        <w:pStyle w:val="Heading2"/>
+        <w:spacing w:line="360" w:lineRule="auto"/>
+        <w:keepNext/>
+      </w:pPr>
+      <w:r>
+        <w:rPr>
+          <w:lang w:val="es-CL"/>
+        </w:rPr>
+        <w:t xml:space="preserve">3.3 Sistema Solar</w:t>
+      </w:r>
+    </w:p>
+    <w:p>
+      <w:pPr>
+        <w:pStyle w:val="BodyText"/>
+        <w:spacing w:line="360" w:lineRule="auto"/>
+      </w:pPr>
+      <w:r>
+        <w:rPr>
+          <w:lang w:val="es-CL"/>
+        </w:rPr>
+        <w:t xml:space="preserve">Comenzamos simulando los planetas por separado. Para la Tierra, con pasos de 0,01 años durante cinco años, Euler produce una espiral: el error de energía llega al 57,6 % y la distancia final al Sol es de 2,01 UA. Con la misma fuerza y el mismo paso, leapfrog mantiene una trayectoria aproximadamente cerrada. A partir de esto reconocemos que la diferencia proviene del método elegido.</w:t>
+      </w:r>
+    </w:p>
+    <w:p>
+      <w:pPr>
+        <w:pStyle w:val="Figure"/>
+      </w:pPr>
+      <w:r>
+        <w:drawing>
+          <wp:inline xmlns:a="http://schemas.openxmlformats.org/drawingml/2006/main" distT="0" distB="0" distL="0" distR="0">
+            <wp:extent cx="2520000" cy="1193939"/>
+            <wp:effectExtent l="0" t="0" r="0" b="0"/>
+            <wp:docPr id="1000" name="Figura 1000"/>
+            <wp:cNvGraphicFramePr>
+              <a:graphicFrameLocks noChangeAspect="1"/>
+            </wp:cNvGraphicFramePr>
+            <a:graphic>
+              <a:graphicData uri="http://schemas.openxmlformats.org/drawingml/2006/picture">
+                <pic:pic xmlns:pic="http://schemas.openxmlformats.org/drawingml/2006/picture">
+                  <pic:nvPicPr>
+                    <pic:cNvPr id="1000" name="fig1a_orbita.png"/>
+                    <pic:cNvPicPr/>
+                  </pic:nvPicPr>
+                  <pic:blipFill>
+                    <a:blip r:embed="rIdInformeEstilo3"/>
+                    <a:stretch>
+                      <a:fillRect/>
+                    </a:stretch>
+                  </pic:blipFill>
+                  <pic:spPr>
+                    <a:xfrm>
+                      <a:off x="0" y="0"/>
+                      <a:ext cx="2520000" cy="1193939"/>
+                    </a:xfrm>
+                    <a:prstGeom prst="rect">
+                      <a:avLst/>
+                    </a:prstGeom>
+                  </pic:spPr>
+                </pic:pic>
+              </a:graphicData>
+            </a:graphic>
+          </wp:inline>
+        </w:drawing>
+      </w:r>
+      <w:r>
+        <w:t xml:space="preserve"> </w:t>
+      </w:r>
+      <w:r>
+        <w:drawing>
+          <wp:inline xmlns:a="http://schemas.openxmlformats.org/drawingml/2006/main" distT="0" distB="0" distL="0" distR="0">
+            <wp:extent cx="2520000" cy="1199710"/>
+            <wp:effectExtent l="0" t="0" r="0" b="0"/>
+            <wp:docPr id="1001" name="Figura 1001"/>
+            <wp:cNvGraphicFramePr>
+              <a:graphicFrameLocks noChangeAspect="1"/>
+            </wp:cNvGraphicFramePr>
+            <a:graphic>
+              <a:graphicData uri="http://schemas.openxmlformats.org/drawingml/2006/picture">
+                <pic:pic xmlns:pic="http://schemas.openxmlformats.org/drawingml/2006/picture">
+                  <pic:nvPicPr>
+                    <pic:cNvPr id="1001" name="fig1b_energia.png"/>
+                    <pic:cNvPicPr/>
+                  </pic:nvPicPr>
+                  <pic:blipFill>
+                    <a:blip r:embed="rIdInformeEstilo4"/>
+                    <a:stretch>
+                      <a:fillRect/>
+                    </a:stretch>
+                  </pic:blipFill>
+                  <pic:spPr>
+                    <a:xfrm>
+                      <a:off x="0" y="0"/>
+                      <a:ext cx="2520000" cy="1199710"/>
+                    </a:xfrm>
+                    <a:prstGeom prst="rect">
+                      <a:avLst/>
+                    </a:prstGeom>
+                  </pic:spPr>
+                </pic:pic>
+              </a:graphicData>
+            </a:graphic>
+          </wp:inline>
+        </w:drawing>
+      </w:r>
+    </w:p>
+    <w:p>
+      <w:pPr>
+        <w:pStyle w:val="Caption"/>
+      </w:pPr>
+      <w:r>
+        <w:t>Figura 1. (a) Movimiento de la Tierra durante cinco años, con pasos de 0,01 años. La espiral de Euler y la órbita cerrada de leapfrog muestran el efecto del método. (b) Error relativo de energía en la misma simulación: Euler llega al 57,6 %, mientras que leapfrog se mantiene muy por debajo.</w:t>
+      </w:r>
+    </w:p>
+    <w:p>
+      <w:pPr>
+        <w:pStyle w:val="BodyText"/>
+        <w:spacing w:line="360" w:lineRule="auto"/>
+      </w:pPr>
+      <w:r>
+        <w:rPr>
+          <w:lang w:val="es-CL"/>
+        </w:rPr>
+        <w:t xml:space="preserve">En una prueba distinta, con una órbita terrestre inicialmente circular y pasos de 0,001 años, leapfrog mantiene un error relativo de energía menor que 10⁻⁶ durante 100 vueltas. También obtenemos T²/a³ cercano a 1 para los ocho planetas de la interfaz, con diferencias menores que 0,1 %; la prueba automática de esa relación cubre de Mercurio a Saturno.</w:t>
+      </w:r>
+    </w:p>
+    <w:p>
+      <w:pPr>
+        <w:pStyle w:val="Figure"/>
+      </w:pPr>
+      <w:r>
+        <w:drawing>
+          <wp:inline xmlns:a="http://schemas.openxmlformats.org/drawingml/2006/main" distT="0" distB="0" distL="0" distR="0">
+            <wp:extent cx="3671999" cy="1754855"/>
+            <wp:effectExtent l="0" t="0" r="0" b="0"/>
+            <wp:docPr id="1002" name="Figura 1002"/>
+            <wp:cNvGraphicFramePr>
+              <a:graphicFrameLocks noChangeAspect="1"/>
+            </wp:cNvGraphicFramePr>
+            <a:graphic>
+              <a:graphicData uri="http://schemas.openxmlformats.org/drawingml/2006/picture">
+                <pic:pic xmlns:pic="http://schemas.openxmlformats.org/drawingml/2006/picture">
+                  <pic:nvPicPr>
+                    <pic:cNvPr id="1002" name="fig2_kepler3.png"/>
+                    <pic:cNvPicPr/>
+                  </pic:nvPicPr>
+                  <pic:blipFill>
+                    <a:blip r:embed="rIdInformeEstilo5"/>
+                    <a:stretch>
+                      <a:fillRect/>
+                    </a:stretch>
+                  </pic:blipFill>
+                  <pic:spPr>
+                    <a:xfrm>
+                      <a:off x="0" y="0"/>
+                      <a:ext cx="3671999" cy="1754855"/>
+                    </a:xfrm>
+                    <a:prstGeom prst="rect">
+                      <a:avLst/>
+                    </a:prstGeom>
+                  </pic:spPr>
+                </pic:pic>
+              </a:graphicData>
+            </a:graphic>
+          </wp:inline>
+        </w:drawing>
+      </w:r>
+    </w:p>
+    <w:p>
+      <w:pPr>
+        <w:pStyle w:val="Caption"/>
+      </w:pPr>
+      <w:r>
+        <w:t>Figura 2. Relación entre período y semieje mayor para los ocho planetas, en ejes logarítmicos. Los resultados se acercan a T²/a³ = 1, con diferencias menores que 0,1 % en las unidades adoptadas.</w:t>
+      </w:r>
+    </w:p>
+    <w:p>
+      <w:pPr>
+        <w:pStyle w:val="Heading2"/>
+        <w:spacing w:line="360" w:lineRule="auto"/>
+        <w:keepNext/>
+      </w:pPr>
+      <w:r>
+        <w:rPr>
+          <w:lang w:val="es-CL"/>
+        </w:rPr>
+        <w:t xml:space="preserve">3.4 Rotación de NGC 3198</w:t>
+      </w:r>
+    </w:p>
+    <w:p>
+      <w:pPr>
+        <w:pStyle w:val="BodyText"/>
+        <w:spacing w:line="360" w:lineRule="auto"/>
+      </w:pPr>
+      <w:r>
+        <w:rPr>
+          <w:lang w:val="es-CL"/>
+        </w:rPr>
+        <w:t xml:space="preserve">Para esta galaxia usamos 43 mediciones de SPARC, que llegan hasta unos 44 kpc del centro (Lelli et al., 2016). Calculamos las velocidades debidas al gas, las estrellas y un posible halo, sin avanzar órbitas en el tiempo. La materia visible predice unos 65 km/s en la región exterior, frente a cerca de 150 km/s observados; agregar el halo mejora el acuerdo, con un radio central de aproximadamente 2,7 kpc y una velocidad límite de 142 km/s.</w:t>
+      </w:r>
+    </w:p>
+    <w:p>
+      <w:pPr>
+        <w:pStyle w:val="Figure"/>
+      </w:pPr>
+      <w:r>
+        <w:drawing>
+          <wp:inline xmlns:a="http://schemas.openxmlformats.org/drawingml/2006/main" distT="0" distB="0" distL="0" distR="0">
+            <wp:extent cx="3671999" cy="1759983"/>
+            <wp:effectExtent l="0" t="0" r="0" b="0"/>
+            <wp:docPr id="1003" name="Figura 1003"/>
+            <wp:cNvGraphicFramePr>
+              <a:graphicFrameLocks noChangeAspect="1"/>
+            </wp:cNvGraphicFramePr>
+            <a:graphic>
+              <a:graphicData uri="http://schemas.openxmlformats.org/drawingml/2006/picture">
+                <pic:pic xmlns:pic="http://schemas.openxmlformats.org/drawingml/2006/picture">
+                  <pic:nvPicPr>
+                    <pic:cNvPr id="1003" name="fig3_rotacion_ngc3198.png"/>
+                    <pic:cNvPicPr/>
+                  </pic:nvPicPr>
+                  <pic:blipFill>
+                    <a:blip r:embed="rIdInformeEstilo6"/>
+                    <a:stretch>
+                      <a:fillRect/>
+                    </a:stretch>
+                  </pic:blipFill>
+                  <pic:spPr>
+                    <a:xfrm>
+                      <a:off x="0" y="0"/>
+                      <a:ext cx="3671999" cy="1759983"/>
+                    </a:xfrm>
+                    <a:prstGeom prst="rect">
+                      <a:avLst/>
+                    </a:prstGeom>
+                  </pic:spPr>
+                </pic:pic>
+              </a:graphicData>
+            </a:graphic>
+          </wp:inline>
+        </w:drawing>
+      </w:r>
+    </w:p>
+    <w:p>
+      <w:pPr>
+        <w:pStyle w:val="Caption"/>
+      </w:pPr>
+      <w:r>
+        <w:t>Figura 3. Rotación de NGC 3198: datos de SPARC y aportes calculados. En la región exterior la materia visible predice unos 65 km/s, mientras que el halo permite acercarse a los 150 km/s observados (Lelli et al., 2016).</w:t>
+      </w:r>
+    </w:p>
+    <w:p>
+      <w:pPr>
+        <w:pStyle w:val="BodyText"/>
+        <w:spacing w:line="360" w:lineRule="auto"/>
+      </w:pPr>
+      <w:r>
+        <w:rPr>
+          <w:lang w:val="es-CL"/>
+        </w:rPr>
+        <w:t xml:space="preserve">Con M ≈ v²r/G estimamos que alrededor del 81 % de la masa dentro del último radio sería oscura. Esta cifra depende de nuestros supuestos y corresponde a NGC 3198; sería incorrecto extenderla a la composición de todo el Universo o tomarla como una explicación de qué es la materia oscura.</w:t>
+      </w:r>
+    </w:p>
+    <w:p>
+      <w:pPr>
+        <w:pStyle w:val="Heading2"/>
+        <w:spacing w:line="360" w:lineRule="auto"/>
+        <w:keepNext/>
+      </w:pPr>
+      <w:r>
+        <w:rPr>
+          <w:lang w:val="es-CL"/>
+        </w:rPr>
+        <w:t xml:space="preserve">3.5 Expansión del Universo</w:t>
+      </w:r>
+    </w:p>
+    <w:p>
+      <w:pPr>
+        <w:pStyle w:val="BodyText"/>
+        <w:spacing w:line="360" w:lineRule="auto"/>
+      </w:pPr>
+      <w:r>
+        <w:rPr>
+          <w:lang w:val="es-CL"/>
+        </w:rPr>
+        <w:t xml:space="preserve">Tomando el presente como a = 1, calculamos hacia el pasado y el futuro. Comparamos los escenarios crítico, abierto, acelerado y de recolapso de la clase 10 (</w:t>
       </w:r>
       <w:r>
         <w:rPr>
           <w:lang w:val="es-CL"/>
           <w:i/>
         </w:rPr>
-        <w:t xml:space="preserve">La consolidación del modelo heliocéntrico</w:t>
-      </w:r>
-      <w:r>
-        <w:rPr>
-          <w:lang w:val="es-CL"/>
-        </w:rPr>
-        <w:t xml:space="preserve">, s. f.). Para esta última usamos:</w:t>
-      </w:r>
-    </w:p>
-    <w:p>
-      <w:pPr>
-        <w:pStyle w:val="BodyText"/>
-        <w:spacing w:line="360" w:lineRule="auto"/>
-        <w:jc w:val="center"/>
-      </w:pPr>
-      <w:r>
-        <w:rPr>
-          <w:lang w:val="es-CL"/>
-        </w:rPr>
-        <w:t xml:space="preserve">T²/a³ = 1, con T en años y a en unidades astronómicas.</w:t>
-      </w:r>
-    </w:p>
-    <w:p>
-      <w:pPr>
-        <w:pStyle w:val="BodyText"/>
-        <w:spacing w:line="360" w:lineRule="auto"/>
-      </w:pPr>
-      <w:r>
-        <w:rPr>
-          <w:lang w:val="es-CL"/>
-        </w:rPr>
-        <w:t xml:space="preserve">T es el tiempo de una vuelta y a el semieje mayor, que representa el tamaño de la elipse. Una unidad astronómica (UA) es aproximadamente la distancia media entre la Tierra y el Sol. Esta forma de la ecuación corresponde a un cuerpo que orbita el Sol en las unidades adoptadas; no vale con la misma constante para cualquier estrella.</w:t>
-      </w:r>
-    </w:p>
-    <w:p>
-      <w:pPr>
-        <w:pStyle w:val="BodyText"/>
-        <w:spacing w:line="360" w:lineRule="auto"/>
-      </w:pPr>
-      <w:r>
-        <w:rPr>
-          <w:lang w:val="es-CL"/>
-        </w:rPr>
-        <w:t xml:space="preserve">Para iniciar cada órbita usamos su tamaño y excentricidad, que indica cuánto se aleja de un círculo. El código calcula la velocidad inicial con la relación orbital conocida como vis-viva. Dejamos ese detalle en el programa: lo importante para nuestro trabajo es comprobar después si la trayectoria respeta las relaciones de Kepler.</w:t>
+        <w:t xml:space="preserve">Cosmología, materia y energía oscura</w:t>
+      </w:r>
+      <w:r>
+        <w:rPr>
+          <w:lang w:val="es-CL"/>
+        </w:rPr>
+        <w:t xml:space="preserve">, s. f.).</w:t>
+      </w:r>
+    </w:p>
+    <w:p>
+      <w:pPr>
+        <w:pStyle w:val="Figure"/>
+      </w:pPr>
+      <w:r>
+        <w:drawing>
+          <wp:inline xmlns:a="http://schemas.openxmlformats.org/drawingml/2006/main" distT="0" distB="0" distL="0" distR="0">
+            <wp:extent cx="3671999" cy="1696680"/>
+            <wp:effectExtent l="0" t="0" r="0" b="0"/>
+            <wp:docPr id="1004" name="Figura 1004"/>
+            <wp:cNvGraphicFramePr>
+              <a:graphicFrameLocks noChangeAspect="1"/>
+            </wp:cNvGraphicFramePr>
+            <a:graphic>
+              <a:graphicData uri="http://schemas.openxmlformats.org/drawingml/2006/picture">
+                <pic:pic xmlns:pic="http://schemas.openxmlformats.org/drawingml/2006/picture">
+                  <pic:nvPicPr>
+                    <pic:cNvPr id="1004" name="fig4_factor_escala.png"/>
+                    <pic:cNvPicPr/>
+                  </pic:nvPicPr>
+                  <pic:blipFill>
+                    <a:blip r:embed="rIdInformeEstilo7"/>
+                    <a:stretch>
+                      <a:fillRect/>
+                    </a:stretch>
+                  </pic:blipFill>
+                  <pic:spPr>
+                    <a:xfrm>
+                      <a:off x="0" y="0"/>
+                      <a:ext cx="3671999" cy="1696680"/>
+                    </a:xfrm>
+                    <a:prstGeom prst="rect">
+                      <a:avLst/>
+                    </a:prstGeom>
+                  </pic:spPr>
+                </pic:pic>
+              </a:graphicData>
+            </a:graphic>
+          </wp:inline>
+        </w:drawing>
+      </w:r>
+    </w:p>
+    <w:p>
+      <w:pPr>
+        <w:pStyle w:val="Caption"/>
+      </w:pPr>
+      <w:r>
+        <w:t>Figura 4. Evolución del factor de escala en los cuatro escenarios. Con H₀ = 67,4 km/s/Mpc, el crítico, el abierto y el acelerado tienen edades de 9,67, 11,7 y 13,86 Gyr; el de recolapso termina invirtiendo su expansión.</w:t>
+      </w:r>
+    </w:p>
+    <w:p>
+      <w:pPr>
+        <w:pStyle w:val="BodyText"/>
+        <w:spacing w:line="360" w:lineRule="auto"/>
+      </w:pPr>
+      <w:r>
+        <w:rPr>
+          <w:lang w:val="es-CL"/>
+        </w:rPr>
+        <w:t xml:space="preserve">Con H₀ = 67,4 km/s/Mpc obtenemos edades de 9,67 Gyr para el caso crítico (Ωm = 1, ΩΛ = 0), 11,7 para el abierto (0,3; 0) y 13,86 para el acelerado (0,31; 0,69). Gyr significa mil millones de años. En el escenario de recolapso (5; 0), la mayor cantidad de materia detiene la expansión y luego la invierte. La edad del acelerado se acerca a los 13,8 Gyr inferidos por Planck (Planck Collaboration, 2020): nos interesa esa comparación precisamente porque el programa permite obtener edades distintas.</w:t>
       </w:r>
     </w:p>
     <w:p>
@@ -527,51 +1483,190 @@
         <w:rPr>
           <w:lang w:val="es-CL"/>
         </w:rPr>
-        <w:t xml:space="preserve">2.2 Rotación de galaxias y materia oscura</w:t>
-      </w:r>
-    </w:p>
-    <w:p>
-      <w:pPr>
-        <w:pStyle w:val="BodyText"/>
-        <w:spacing w:line="360" w:lineRule="auto"/>
-      </w:pPr>
-      <w:r>
-        <w:rPr>
-          <w:lang w:val="es-CL"/>
-        </w:rPr>
-        <w:t xml:space="preserve">Una curva de rotación muestra cómo cambia la velocidad orbital del gas o las estrellas con la distancia al centro de una galaxia. Para entender su relación con la masa, aproximamos el movimiento como circular y la distribución de masa como esférica. Igualamos la aceleración necesaria para girar, v²/r, con la gravitatoria, GM(&lt;r)/r²:</w:t>
-      </w:r>
-    </w:p>
-    <w:p>
-      <w:pPr>
-        <w:pStyle w:val="BodyText"/>
-        <w:spacing w:line="360" w:lineRule="auto"/>
-        <w:jc w:val="center"/>
-      </w:pPr>
-      <w:r>
-        <w:rPr>
-          <w:lang w:val="es-CL"/>
-        </w:rPr>
-        <w:t xml:space="preserve">v²/r = GM(&lt;r)/r² → M(&lt;r) ≈ v²r/G.</w:t>
-      </w:r>
-    </w:p>
-    <w:p>
-      <w:pPr>
-        <w:pStyle w:val="BodyText"/>
-        <w:spacing w:line="360" w:lineRule="auto"/>
-      </w:pPr>
-      <w:r>
-        <w:rPr>
-          <w:lang w:val="es-CL"/>
-        </w:rPr>
-        <w:t xml:space="preserve">M(&lt;r) es la masa encerrada dentro del radio r. Si casi toda la masa estuviera concentrada hacia el centro, esperaríamos que la velocidad disminuyera suficientemente lejos de él. En cambio, muchas galaxias mantienen velocidades altas en sus regiones exteriores. Esta discrepancia, estudiada históricamente en galaxias como Andrómeda (Rubin y Ford, 1970), es una de las evidencias de materia oscura vistas en la clase 10 (</w:t>
+        <w:t xml:space="preserve">3.6 Comparación con supernovas</w:t>
+      </w:r>
+    </w:p>
+    <w:p>
+      <w:pPr>
+        <w:pStyle w:val="BodyText"/>
+        <w:spacing w:line="360" w:lineRule="auto"/>
+      </w:pPr>
+      <w:r>
+        <w:rPr>
+          <w:lang w:val="es-CL"/>
+        </w:rPr>
+        <w:t xml:space="preserve">Para contrastar esas historias seleccionamos 1.580 mediciones de Pantheon+, excluyendo las calibradoras y exigiendo z &gt; 0,01 (Scolnic et al., 2022; Brout et al., 2022). Son filas de datos, que pueden incluir observaciones de un mismo objeto. La figura 5a muestra el módulo de distancia frente al corrimiento al rojo; en la 5b restamos un universo vacío de referencia para distinguir mejor las diferencias.</w:t>
+      </w:r>
+    </w:p>
+    <w:p>
+      <w:pPr>
+        <w:pStyle w:val="Figure"/>
+      </w:pPr>
+      <w:r>
+        <w:drawing>
+          <wp:inline xmlns:a="http://schemas.openxmlformats.org/drawingml/2006/main" distT="0" distB="0" distL="0" distR="0">
+            <wp:extent cx="2520000" cy="1174118"/>
+            <wp:effectExtent l="0" t="0" r="0" b="0"/>
+            <wp:docPr id="1005" name="Figura 1005"/>
+            <wp:cNvGraphicFramePr>
+              <a:graphicFrameLocks noChangeAspect="1"/>
+            </wp:cNvGraphicFramePr>
+            <a:graphic>
+              <a:graphicData uri="http://schemas.openxmlformats.org/drawingml/2006/picture">
+                <pic:pic xmlns:pic="http://schemas.openxmlformats.org/drawingml/2006/picture">
+                  <pic:nvPicPr>
+                    <pic:cNvPr id="1005" name="fig5a_hubble.png"/>
+                    <pic:cNvPicPr/>
+                  </pic:nvPicPr>
+                  <pic:blipFill>
+                    <a:blip r:embed="rIdInformeEstilo8"/>
+                    <a:stretch>
+                      <a:fillRect/>
+                    </a:stretch>
+                  </pic:blipFill>
+                  <pic:spPr>
+                    <a:xfrm>
+                      <a:off x="0" y="0"/>
+                      <a:ext cx="2520000" cy="1174118"/>
+                    </a:xfrm>
+                    <a:prstGeom prst="rect">
+                      <a:avLst/>
+                    </a:prstGeom>
+                  </pic:spPr>
+                </pic:pic>
+              </a:graphicData>
+            </a:graphic>
+          </wp:inline>
+        </w:drawing>
+      </w:r>
+      <w:r>
+        <w:t xml:space="preserve"> </w:t>
+      </w:r>
+      <w:r>
+        <w:drawing>
+          <wp:inline xmlns:a="http://schemas.openxmlformats.org/drawingml/2006/main" distT="0" distB="0" distL="0" distR="0">
+            <wp:extent cx="2520000" cy="1173145"/>
+            <wp:effectExtent l="0" t="0" r="0" b="0"/>
+            <wp:docPr id="1006" name="Figura 1006"/>
+            <wp:cNvGraphicFramePr>
+              <a:graphicFrameLocks noChangeAspect="1"/>
+            </wp:cNvGraphicFramePr>
+            <a:graphic>
+              <a:graphicData uri="http://schemas.openxmlformats.org/drawingml/2006/picture">
+                <pic:pic xmlns:pic="http://schemas.openxmlformats.org/drawingml/2006/picture">
+                  <pic:nvPicPr>
+                    <pic:cNvPr id="1006" name="fig5b_residuos.png"/>
+                    <pic:cNvPicPr/>
+                  </pic:nvPicPr>
+                  <pic:blipFill>
+                    <a:blip r:embed="rIdInformeEstilo9"/>
+                    <a:stretch>
+                      <a:fillRect/>
+                    </a:stretch>
+                  </pic:blipFill>
+                  <pic:spPr>
+                    <a:xfrm>
+                      <a:off x="0" y="0"/>
+                      <a:ext cx="2520000" cy="1173145"/>
+                    </a:xfrm>
+                    <a:prstGeom prst="rect">
+                      <a:avLst/>
+                    </a:prstGeom>
+                  </pic:spPr>
+                </pic:pic>
+              </a:graphicData>
+            </a:graphic>
+          </wp:inline>
+        </w:drawing>
+      </w:r>
+    </w:p>
+    <w:p>
+      <w:pPr>
+        <w:pStyle w:val="Caption"/>
+      </w:pPr>
+      <w:r>
+        <w:t>Figura 5. (a) Diagrama de Hubble con las 1.580 mediciones y los cuatro modelos. (b) Diferencias respecto de un universo vacío de referencia, que hacen visible la separación entre escenarios sin agregar una prueba estadística.</w:t>
+      </w:r>
+    </w:p>
+    <w:p>
+      <w:pPr>
+        <w:pStyle w:val="BodyText"/>
+        <w:spacing w:line="360" w:lineRule="auto"/>
+      </w:pPr>
+      <w:r>
+        <w:rPr>
+          <w:lang w:val="es-CL"/>
+        </w:rPr>
+        <w:t xml:space="preserve">El escenario acelerado obtiene el menor χ², aproximadamente 686, seguido del abierto (817), el crítico (1.331) y el de recolapso (5.702). Dentro de esta comparación, el primero sigue mejor los datos. El resultado ilustra por qué es relevante contrastar las curvas con observaciones, aunque nuestro procedimiento simplificado no permite asignarle una certeza estadística.</w:t>
+      </w:r>
+    </w:p>
+    <w:p>
+      <w:pPr>
+        <w:pStyle w:val="BodyText"/>
+        <w:spacing w:line="360" w:lineRule="auto"/>
+      </w:pPr>
+      <w:r>
+        <w:rPr>
+          <w:lang w:val="es-CL"/>
+        </w:rPr>
+        <w:t xml:space="preserve">Dejamos disponibles el código, la procedencia de los datos y las pruebas para que este recorrido pueda repetirse; además, las pruebas se ejecutan antes de publicar cambios en la web.</w:t>
+      </w:r>
+    </w:p>
+    <w:p>
+      <w:pPr>
+        <w:pStyle w:val="Heading1"/>
+        <w:spacing w:line="360" w:lineRule="auto"/>
+        <w:keepNext/>
+      </w:pPr>
+      <w:r>
+        <w:rPr>
+          <w:lang w:val="es-CL"/>
+        </w:rPr>
+        <w:t xml:space="preserve">4. Discusión Crítica e Impacto</w:t>
+      </w:r>
+    </w:p>
+    <w:p>
+      <w:pPr>
+        <w:pStyle w:val="Heading2"/>
+        <w:spacing w:line="360" w:lineRule="auto"/>
+        <w:keepNext/>
+      </w:pPr>
+      <w:r>
+        <w:rPr>
+          <w:lang w:val="es-CL"/>
+        </w:rPr>
+        <w:t xml:space="preserve">4.1 El problema de confiar en una imagen</w:t>
+      </w:r>
+    </w:p>
+    <w:p>
+      <w:pPr>
+        <w:pStyle w:val="BodyText"/>
+        <w:spacing w:line="360" w:lineRule="auto"/>
+      </w:pPr>
+      <w:r>
+        <w:rPr>
+          <w:lang w:val="es-CL"/>
+        </w:rPr>
+        <w:t xml:space="preserve">Volvamos a la pregunta inicial: ¿cómo sabemos que estamos observando el fenómeno y no un error del programa? La espiral de Euler muestra por qué importa esa distinción. El computador puede seguir las instrucciones correctamente y producir una trayectoria que interpreta mal el movimiento. La imagen, por convincente que resulte, no revela por sí sola el origen del problema.</w:t>
+      </w:r>
+    </w:p>
+    <w:p>
+      <w:pPr>
+        <w:pStyle w:val="BodyText"/>
+        <w:spacing w:line="360" w:lineRule="auto"/>
+      </w:pPr>
+      <w:r>
+        <w:rPr>
+          <w:lang w:val="es-CL"/>
+        </w:rPr>
+        <w:t xml:space="preserve">Por eso revisamos la energía, comparamos con casos conocidos y evaluamos el efecto del paso de tiempo. Hay dos preguntas distintas: si calculamos correctamente lo que propusimos y si ese modelo representa bien la realidad. Las pruebas abordan la primera; las observaciones permiten avanzar en la segunda (</w:t>
       </w:r>
       <w:r>
         <w:rPr>
           <w:lang w:val="es-CL"/>
           <w:i/>
         </w:rPr>
-        <w:t xml:space="preserve">Cosmología, materia y energía oscura</w:t>
+        <w:t xml:space="preserve">Modelos de Universo</w:t>
       </w:r>
       <w:r>
         <w:rPr>
@@ -582,39 +1677,52 @@
     </w:p>
     <w:p>
       <w:pPr>
-        <w:pStyle w:val="BodyText"/>
-        <w:spacing w:line="360" w:lineRule="auto"/>
-      </w:pPr>
-      <w:r>
-        <w:rPr>
-          <w:lang w:val="es-CL"/>
-        </w:rPr>
-        <w:t xml:space="preserve">Para explorarla usamos NGC 3198 y los datos de SPARC (Lelli et al., 2016). Comparamos el aporte gravitacional del gas y las estrellas con un modelo que añade un </w:t>
+        <w:pStyle w:val="Heading2"/>
+        <w:spacing w:line="360" w:lineRule="auto"/>
+        <w:keepNext/>
+      </w:pPr>
+      <w:r>
+        <w:rPr>
+          <w:lang w:val="es-CL"/>
+        </w:rPr>
+        <w:t xml:space="preserve">4.2 El alcance de la explicación con materia oscura</w:t>
+      </w:r>
+    </w:p>
+    <w:p>
+      <w:pPr>
+        <w:pStyle w:val="BodyText"/>
+        <w:spacing w:line="360" w:lineRule="auto"/>
+      </w:pPr>
+      <w:r>
+        <w:rPr>
+          <w:lang w:val="es-CL"/>
+        </w:rPr>
+        <w:t xml:space="preserve">Agregar un halo mejora la explicación de NGC 3198. Pero ¿es suficiente para descartar otras posibilidades? MOND propone modificar la descripción de la gravedad a aceleraciones muy pequeñas (Milgrom, 1983). No la implementamos, de modo que el buen resultado del halo tampoco equivale a haberla descartado.</w:t>
+      </w:r>
+    </w:p>
+    <w:p>
+      <w:pPr>
+        <w:pStyle w:val="BodyText"/>
+        <w:spacing w:line="360" w:lineRule="auto"/>
+      </w:pPr>
+      <w:r>
+        <w:rPr>
+          <w:lang w:val="es-CL"/>
+        </w:rPr>
+        <w:t xml:space="preserve">La discusión requiere evidencias distintas: los movimientos de galaxias en cúmulos estudiados por Zwicky (1933) y las </w:t>
       </w:r>
       <w:r>
         <w:rPr>
           <w:lang w:val="es-CL"/>
           <w:b/>
         </w:rPr>
-        <w:t xml:space="preserve">halo de materia oscura</w:t>
-      </w:r>
-      <w:r>
-        <w:rPr>
-          <w:lang w:val="es-CL"/>
-        </w:rPr>
-        <w:t xml:space="preserve">, una distribución extendida de masa que no observamos mediante su luz. Elegimos un perfil pseudo-isotermo: un modelo sencillo descrito por el tamaño de su región central y la velocidad a la que tiende su contribución lejos del centro.</w:t>
-      </w:r>
-    </w:p>
-    <w:p>
-      <w:pPr>
-        <w:pStyle w:val="BodyText"/>
-        <w:spacing w:line="360" w:lineRule="auto"/>
-      </w:pPr>
-      <w:r>
-        <w:rPr>
-          <w:lang w:val="es-CL"/>
-        </w:rPr>
-        <w:t xml:space="preserve">Para estimar la masa de las estrellas a partir de su luz usamos un cociente masa-luz fijo de 0,5 M☉/L☉, donde M☉ y L☉ son la masa y la luminosidad del Sol. Es un supuesto del cálculo, no una medición directa de toda la masa. También reconocemos que aproximar una galaxia como una esfera no representa exactamente su disco.</w:t>
+        <w:t xml:space="preserve">lentes gravitacionales</w:t>
+      </w:r>
+      <w:r>
+        <w:rPr>
+          <w:lang w:val="es-CL"/>
+        </w:rPr>
+        <w:t xml:space="preserve">, donde la desviación de la luz permite inferir masa. El Cúmulo Bala es un caso relevante de esa comparación (Clowe et al., 2006). Nuestro programa ayuda a entender una parte de esa búsqueda, pero no responde qué es la materia oscura.</w:t>
       </w:r>
     </w:p>
     <w:p>
@@ -627,182 +1735,219 @@
         <w:rPr>
           <w:lang w:val="es-CL"/>
         </w:rPr>
-        <w:t xml:space="preserve">2.3 Expansión del Universo y supernovas</w:t>
-      </w:r>
-    </w:p>
-    <w:p>
-      <w:pPr>
-        <w:pStyle w:val="BodyText"/>
-        <w:spacing w:line="360" w:lineRule="auto"/>
-      </w:pPr>
-      <w:r>
-        <w:rPr>
-          <w:lang w:val="es-CL"/>
-        </w:rPr>
-        <w:t xml:space="preserve">La clase 10 presenta la expansión del Universo y sus posibles destinos. La ley de Hubble–Lemaître relaciona la velocidad de alejamiento con la distancia:</w:t>
-      </w:r>
-    </w:p>
-    <w:p>
-      <w:pPr>
-        <w:pStyle w:val="BodyText"/>
-        <w:spacing w:line="360" w:lineRule="auto"/>
-        <w:jc w:val="center"/>
-      </w:pPr>
-      <w:r>
-        <w:rPr>
-          <w:lang w:val="es-CL"/>
-        </w:rPr>
-        <w:t xml:space="preserve">v = H₀d.</w:t>
-      </w:r>
-    </w:p>
-    <w:p>
-      <w:pPr>
-        <w:pStyle w:val="BodyText"/>
-        <w:spacing w:line="360" w:lineRule="auto"/>
-      </w:pPr>
-      <w:r>
-        <w:rPr>
-          <w:lang w:val="es-CL"/>
-        </w:rPr>
-        <w:t xml:space="preserve">H₀ es la constante de Hubble actual y d la distancia. Esta relación orienta la interpretación a distancias pequeñas; para comparar supernovas lejanas usamos las distancias del modelo cosmológico, no una extrapolación simple de esta fórmula.</w:t>
-      </w:r>
-    </w:p>
-    <w:p>
-      <w:pPr>
-        <w:pStyle w:val="BodyText"/>
-        <w:spacing w:line="360" w:lineRule="auto"/>
-      </w:pPr>
-      <w:r>
-        <w:rPr>
-          <w:lang w:val="es-CL"/>
-        </w:rPr>
-        <w:t xml:space="preserve">Representamos el tamaño relativo del Universo mediante el </w:t>
+        <w:t xml:space="preserve">4.3 Supuestos y limitaciones</w:t>
+      </w:r>
+    </w:p>
+    <w:p>
+      <w:pPr>
+        <w:pStyle w:val="BodyText"/>
+        <w:spacing w:line="360" w:lineRule="auto"/>
+      </w:pPr>
+      <w:r>
+        <w:rPr>
+          <w:lang w:val="es-CL"/>
+        </w:rPr>
+        <w:t xml:space="preserve">Es conveniente detenernos en lo que dejamos fuera. Los planetas no se atraen entre sí, la galaxia se trata de manera simétrica y la cosmología ignora la radiación: son decisiones que facilitan el cálculo, pero limitan su uso para encuentros planetarios o las primeras etapas del Universo. Las relaciones cosmológicas y el tratamiento de la luz, además, requieren relatividad general (Ryden, 2016).</w:t>
+      </w:r>
+    </w:p>
+    <w:p>
+      <w:pPr>
+        <w:pStyle w:val="BodyText"/>
+        <w:spacing w:line="360" w:lineRule="auto"/>
+      </w:pPr>
+      <w:r>
+        <w:rPr>
+          <w:lang w:val="es-CL"/>
+        </w:rPr>
+        <w:t xml:space="preserve">En supernovas usamos las incertidumbres individuales sin considerar sus </w:t>
       </w:r>
       <w:r>
         <w:rPr>
           <w:lang w:val="es-CL"/>
           <w:b/>
         </w:rPr>
-        <w:t xml:space="preserve">factor de escala</w:t>
-      </w:r>
-      <w:r>
-        <w:rPr>
-          <w:lang w:val="es-CL"/>
-        </w:rPr>
-        <w:t xml:space="preserve"> a(t), que vale 1 hoy. No es el semieje orbital de la sección 2.1. Si a(t) crece, el Universo se expande. El estiramiento de la luz se mide con el </w:t>
+        <w:t xml:space="preserve">correlaciones</w:t>
+      </w:r>
+      <w:r>
+        <w:rPr>
+          <w:lang w:val="es-CL"/>
+        </w:rPr>
+        <w:t xml:space="preserve">, es decir, cómo los errores pueden estar relacionados entre mediciones. Por eso nuestros valores de χ² sirven para comparar los escenarios elegidos, pero no reemplazan el análisis completo de Pantheon+ (Brout et al., 2022). También suponemos una energía oscura constante, aunque DESI Collaboration (2025) presenta indicios de que podría variar.</w:t>
+      </w:r>
+    </w:p>
+    <w:p>
+      <w:pPr>
+        <w:pStyle w:val="Heading2"/>
+        <w:spacing w:line="360" w:lineRule="auto"/>
+        <w:keepNext/>
+      </w:pPr>
+      <w:r>
+        <w:rPr>
+          <w:lang w:val="es-CL"/>
+        </w:rPr>
+        <w:t xml:space="preserve">4.4 La tensión de Hubble como ejemplo</w:t>
+      </w:r>
+    </w:p>
+    <w:p>
+      <w:pPr>
+        <w:pStyle w:val="BodyText"/>
+        <w:spacing w:line="360" w:lineRule="auto"/>
+      </w:pPr>
+      <w:r>
+        <w:rPr>
+          <w:lang w:val="es-CL"/>
+        </w:rPr>
+        <w:t xml:space="preserve">La </w:t>
       </w:r>
       <w:r>
         <w:rPr>
           <w:lang w:val="es-CL"/>
           <w:b/>
         </w:rPr>
-        <w:t xml:space="preserve">corrimiento al rojo</w:t>
-      </w:r>
-      <w:r>
-        <w:rPr>
-          <w:lang w:val="es-CL"/>
-        </w:rPr>
-        <w:t xml:space="preserve"> z, relacionado con el factor de escala en el momento de emisión por 1 + z = 1/a.</w:t>
-      </w:r>
-    </w:p>
-    <w:p>
-      <w:pPr>
-        <w:pStyle w:val="BodyText"/>
-        <w:spacing w:line="360" w:lineRule="auto"/>
-      </w:pPr>
-      <w:r>
-        <w:rPr>
-          <w:lang w:val="es-CL"/>
-        </w:rPr>
-        <w:t xml:space="preserve">Para calcular la evolución incorporamos al programa una forma de la ecuación de Friedmann, sin derivarla (Ryden, 2016):</w:t>
-      </w:r>
-    </w:p>
-    <w:p>
-      <w:pPr>
-        <w:pStyle w:val="BodyText"/>
-        <w:spacing w:line="360" w:lineRule="auto"/>
-        <w:jc w:val="center"/>
-      </w:pPr>
-      <w:r>
-        <w:rPr>
-          <w:lang w:val="es-CL"/>
-        </w:rPr>
-        <w:t xml:space="preserve">ä = H₀²[ΩΛa − Ωm/(2a²)].</w:t>
-      </w:r>
-    </w:p>
-    <w:p>
-      <w:pPr>
-        <w:pStyle w:val="BodyText"/>
-        <w:spacing w:line="360" w:lineRule="auto"/>
-      </w:pPr>
-      <w:r>
-        <w:rPr>
-          <w:lang w:val="es-CL"/>
-        </w:rPr>
-        <w:t xml:space="preserve">ä indica cómo cambia la rapidez de expansión. Ωm representa la densidad de materia actual y ΩΛ la de una constante cosmológica, nuestra forma simplificada de energía oscura. Ambas se expresan respecto de la densidad crítica, la referencia asociada a una geometría espacial plana. En esta ecuación, sin radiación, la materia frena la expansión y el término de energía oscura puede acelerarla. La usamos como herramienta del proyecto, sin desarrollar la relatividad general que fundamenta el modelo.</w:t>
-      </w:r>
-    </w:p>
-    <w:p>
-      <w:pPr>
-        <w:pStyle w:val="BodyText"/>
-        <w:spacing w:line="360" w:lineRule="auto"/>
-      </w:pPr>
-      <w:r>
-        <w:rPr>
-          <w:lang w:val="es-CL"/>
-        </w:rPr>
-        <w:t xml:space="preserve">Para contrastar los escenarios usamos </w:t>
-      </w:r>
+        <w:t xml:space="preserve">tensión de Hubble</w:t>
+      </w:r>
+      <w:r>
+        <w:rPr>
+          <w:lang w:val="es-CL"/>
+        </w:rPr>
+        <w:t xml:space="preserve"> es la diferencia entre valores de H₀ obtenidos por distintos métodos. Tomamos como referencias unos 73 km/s/Mpc para la escalera de distancias y 67,4 para la inferencia a partir del fondo cósmico de microondas, la radiación que observamos del Universo temprano (Riess et al., 2022; Planck Collaboration, 2020). Cambiar entre esos valores en el escenario acelerado reduce su edad de 13,86 a unos 12,8 Gyr, manteniendo los demás parámetros.</w:t>
+      </w:r>
+    </w:p>
+    <w:p>
+      <w:pPr>
+        <w:pStyle w:val="BodyText"/>
+        <w:spacing w:line="360" w:lineRule="auto"/>
+      </w:pPr>
+      <w:r>
+        <w:rPr>
+          <w:lang w:val="es-CL"/>
+        </w:rPr>
+        <w:t xml:space="preserve">Un movimiento del control permite visualizar una consecuencia de esa diferencia, aunque resolverla exige estudiar cada medición y sus supuestos. Las estrellas antiguas aportan otra referencia: el Universo debe ser más viejo que ellas. Valcin et al. (2020) estiman unos 13,3 Gyr para los cúmulos globulares más antiguos, lo que invita a revisar escenarios demasiado jóvenes sin convertirlo en una prueba definitiva.</w:t>
+      </w:r>
+    </w:p>
+    <w:p>
+      <w:pPr>
+        <w:pStyle w:val="Heading2"/>
+        <w:spacing w:line="360" w:lineRule="auto"/>
+        <w:keepNext/>
+      </w:pPr>
+      <w:r>
+        <w:rPr>
+          <w:lang w:val="es-CL"/>
+        </w:rPr>
+        <w:t xml:space="preserve">4.5 Utilidad de la propuesta</w:t>
+      </w:r>
+    </w:p>
+    <w:p>
+      <w:pPr>
+        <w:pStyle w:val="BodyText"/>
+        <w:spacing w:line="360" w:lineRule="auto"/>
+      </w:pPr>
+      <w:r>
+        <w:rPr>
+          <w:lang w:val="es-CL"/>
+        </w:rPr>
+        <w:t xml:space="preserve">La utilidad de la web está en abrir un espacio de cuestionamiento: el usuario cambia la materia visible, la expansión o el método de cálculo y se pregunta por qué obtiene otro resultado. Así, conceptos que en una explicación pueden parecer lejanos se vuelven decisiones cuyas consecuencias es posible examinar.</w:t>
+      </w:r>
+    </w:p>
+    <w:p>
+      <w:pPr>
+        <w:pStyle w:val="BodyText"/>
+        <w:spacing w:line="360" w:lineRule="auto"/>
+      </w:pPr>
+      <w:r>
+        <w:rPr>
+          <w:lang w:val="es-CL"/>
+        </w:rPr>
+        <w:t xml:space="preserve">Publicar los datos y el código permite revisar ese recorrido. Aun así, necesitamos probarla con estudiantes para saber cuánto ayuda a comprender los contenidos; el impacto educativo todavía requiere evaluación.</w:t>
+      </w:r>
+    </w:p>
+    <w:p>
+      <w:pPr>
+        <w:pStyle w:val="Heading1"/>
+        <w:spacing w:line="360" w:lineRule="auto"/>
+        <w:keepNext/>
+      </w:pPr>
+      <w:r>
+        <w:rPr>
+          <w:lang w:val="es-CL"/>
+        </w:rPr>
+        <w:t xml:space="preserve">5. Conclusiones y Referencias</w:t>
+      </w:r>
+    </w:p>
+    <w:p>
+      <w:pPr>
+        <w:pStyle w:val="Heading2"/>
+        <w:spacing w:line="360" w:lineRule="auto"/>
+        <w:keepNext/>
+      </w:pPr>
+      <w:r>
+        <w:rPr>
+          <w:lang w:val="es-CL"/>
+        </w:rPr>
+        <w:t xml:space="preserve">5.1 Conclusiones</w:t>
+      </w:r>
+    </w:p>
+    <w:p>
+      <w:pPr>
+        <w:pStyle w:val="BodyText"/>
+        <w:spacing w:line="360" w:lineRule="auto"/>
+      </w:pPr>
+      <w:r>
+        <w:rPr>
+          <w:lang w:val="es-CL"/>
+        </w:rPr>
+        <w:t xml:space="preserve">El recorrido nos permitió conectar contenidos de astronomía con herramientas de nuestra formación en computación. Comprobamos relaciones conocidas del Sistema Solar y vimos cómo un método puede deformar una órbita; después, que la materia visible de NGC 3198 resulta insuficiente bajo nuestros supuestos; finalmente, que el escenario acelerado representa mejor las mediciones seleccionadas de Pantheon+, con una edad cercana a los 13,8 Gyr.</w:t>
+      </w:r>
+    </w:p>
+    <w:p>
+      <w:pPr>
+        <w:pStyle w:val="BodyText"/>
+        <w:spacing w:line="360" w:lineRule="auto"/>
+      </w:pPr>
+      <w:r>
+        <w:rPr>
+          <w:lang w:val="es-CL"/>
+        </w:rPr>
+        <w:t xml:space="preserve">Volviendo a la pregunta inicial, consideramos que un programa nos ayuda a entender un fenómeno cuando podemos revisar cómo llegó a su resultado. Calcular, comprobar las instrucciones y comparar con observaciones forman parte de ese proceso. A fin de cuentas, el valor del proyecto está tanto en las respuestas obtenidas como en aprender a reconocer hasta dónde podemos confiar en ellas.</w:t>
+      </w:r>
+    </w:p>
+    <w:p>
+      <w:pPr>
+        <w:pStyle w:val="BodyText"/>
+        <w:spacing w:line="360" w:lineRule="auto"/>
+      </w:pPr>
       <w:r>
         <w:rPr>
           <w:lang w:val="es-CL"/>
           <w:b/>
         </w:rPr>
-        <w:t xml:space="preserve">supernovas de tipo Ia</w:t>
-      </w:r>
-      <w:r>
-        <w:rPr>
-          <w:lang w:val="es-CL"/>
-        </w:rPr>
-        <w:t xml:space="preserve">. No todas tienen idéntica luminosidad: sus curvas de luz permiten estandarizarlas y estimar distancias, como vimos en la clase 9 (</w:t>
+        <w:t xml:space="preserve">Aprendizaje colaborativo.</w:t>
+      </w:r>
+      <w:r>
+        <w:rPr>
+          <w:lang w:val="es-CL"/>
+        </w:rPr>
+        <w:t xml:space="preserve"> </w:t>
       </w:r>
       <w:r>
         <w:rPr>
           <w:lang w:val="es-CL"/>
           <w:i/>
         </w:rPr>
-        <w:t xml:space="preserve">Escalera de distancias</w:t>
-      </w:r>
-      <w:r>
-        <w:rPr>
-          <w:lang w:val="es-CL"/>
-        </w:rPr>
-        <w:t xml:space="preserve">, s. f.). Su observación fue clave para identificar la expansión acelerada (Riess et al., 1998).</w:t>
-      </w:r>
-    </w:p>
-    <w:p>
-      <w:pPr>
-        <w:pStyle w:val="BodyText"/>
-        <w:spacing w:line="360" w:lineRule="auto"/>
-      </w:pPr>
-      <w:r>
-        <w:rPr>
-          <w:lang w:val="es-CL"/>
-        </w:rPr>
-        <w:t xml:space="preserve">El programa relaciona el brillo esperado con la distancia y lo expresa mediante el </w:t>
-      </w:r>
-      <w:r>
-        <w:rPr>
-          <w:lang w:val="es-CL"/>
-          <w:b/>
-        </w:rPr>
-        <w:t xml:space="preserve">módulo de distancia</w:t>
-      </w:r>
-      <w:r>
-        <w:rPr>
-          <w:lang w:val="es-CL"/>
-        </w:rPr>
-        <w:t xml:space="preserve"> μ, una medida basada en magnitudes. Un valor mayor corresponde a una distancia mayor. Así podemos comparar las curvas con los datos de Pantheon+ (Scolnic et al., 2022; Brout et al., 2022), sin desarrollar aquí todas las fórmulas de distancia. Usamos pársecs como unidad: un kilopársec (kpc) son mil pársecs y un megapársec (Mpc), un millón.</w:t>
+        <w:t xml:space="preserve">[Luis: 3–4 líneas propias sobre cómo se repartieron el trabajo (código y numérica frente a astronomía, datos y redacción) y qué aprendió cada uno del área del otro. Luis las dictará.]</w:t>
+      </w:r>
+    </w:p>
+    <w:p>
+      <w:pPr>
+        <w:pStyle w:val="BodyText"/>
+        <w:spacing w:line="360" w:lineRule="auto"/>
+      </w:pPr>
+      <w:r>
+        <w:rPr>
+          <w:lang w:val="es-CL"/>
+        </w:rPr>
+        <w:t xml:space="preserve">Como continuación proponemos considerar las relaciones entre los errores de las supernovas, explorar una energía oscura variable y evaluar la herramienta con estudiantes, para revisar tanto el cálculo como la forma en que lo presentamos.</w:t>
       </w:r>
     </w:p>
     <w:p>
@@ -815,1109 +1960,24 @@
         <w:rPr>
           <w:lang w:val="es-CL"/>
         </w:rPr>
-        <w:t xml:space="preserve">2.4 Cómo hacemos los cálculos y los comprobamos</w:t>
-      </w:r>
-    </w:p>
-    <w:p>
-      <w:pPr>
-        <w:pStyle w:val="BodyText"/>
-        <w:spacing w:line="360" w:lineRule="auto"/>
-      </w:pPr>
-      <w:r>
-        <w:rPr>
-          <w:lang w:val="es-CL"/>
-        </w:rPr>
-        <w:t xml:space="preserve">El computador avanza la simulación en pasos de duración Δt. Comparamos dos métodos. </w:t>
-      </w:r>
-      <w:r>
-        <w:rPr>
-          <w:lang w:val="es-CL"/>
-          <w:b/>
-        </w:rPr>
-        <w:t xml:space="preserve">Euler</w:t>
-      </w:r>
-      <w:r>
-        <w:rPr>
-          <w:lang w:val="es-CL"/>
-        </w:rPr>
-        <w:t xml:space="preserve"> usa la posición y la velocidad al inicio de cada paso para calcular el siguiente. Es sencillo, pero en las órbitas estudiadas acumula un error importante de energía. </w:t>
-      </w:r>
-      <w:r>
-        <w:rPr>
-          <w:lang w:val="es-CL"/>
-          <w:b/>
-        </w:rPr>
-        <w:t xml:space="preserve">Leapfrog</w:t>
-      </w:r>
-      <w:r>
-        <w:rPr>
-          <w:lang w:val="es-CL"/>
-        </w:rPr>
-        <w:t xml:space="preserve"> corrige primero la velocidad durante medio paso, avanza la posición y termina de corregir la velocidad con la aceleración nueva.</w:t>
-      </w:r>
-    </w:p>
-    <w:p>
-      <w:pPr>
-        <w:pStyle w:val="BodyText"/>
-        <w:spacing w:line="360" w:lineRule="auto"/>
-      </w:pPr>
-      <w:r>
-        <w:rPr>
-          <w:lang w:val="es-CL"/>
-        </w:rPr>
-        <w:t xml:space="preserve">Elegimos leapfrog porque, con un paso suficientemente pequeño, mantiene el error de energía limitado en las pruebas orbitales. No conserva la energía de forma exactamente perfecta ni garantiza cualquier simulación (Hairer et al., 2003). En la sección 3 mostramos las tres instrucciones que realizan ese avance. Para las distancias cosmológicas usamos la regla del trapecio: dividimos el área bajo una función en partes pequeñas y sumamos sus aproximaciones.</w:t>
-      </w:r>
-    </w:p>
-    <w:p>
-      <w:pPr>
-        <w:pStyle w:val="BodyText"/>
-        <w:spacing w:line="360" w:lineRule="auto"/>
-      </w:pPr>
-      <w:r>
-        <w:rPr>
-          <w:lang w:val="es-CL"/>
-        </w:rPr>
-        <w:t xml:space="preserve">Para comparar observaciones y predicciones usamos </w:t>
-      </w:r>
-      <w:r>
-        <w:rPr>
-          <w:lang w:val="es-CL"/>
-          <w:b/>
-        </w:rPr>
-        <w:t xml:space="preserve">χ²</w:t>
-      </w:r>
-      <w:r>
-        <w:rPr>
-          <w:lang w:val="es-CL"/>
-        </w:rPr>
-        <w:t xml:space="preserve"> (chi cuadrado). Este valor resume las diferencias considerando las incertidumbres de las mediciones: entre modelos comparados con los mismos datos y procedimiento, uno menor indica un mejor acuerdo. En las supernovas permitimos además desplazar verticalmente cada curva para no confundir una diferencia de calibración con una diferencia en su forma. No analizamos todas las relaciones entre los errores de las mediciones, por lo que esta comparación es didáctica.</w:t>
-      </w:r>
-    </w:p>
-    <w:p>
-      <w:pPr>
-        <w:pStyle w:val="BodyText"/>
-        <w:spacing w:line="360" w:lineRule="auto"/>
-      </w:pPr>
-      <w:r>
-        <w:rPr>
-          <w:lang w:val="es-CL"/>
-        </w:rPr>
-        <w:t xml:space="preserve">Programamos los cálculos con Python y NumPy (Harris et al., 2020). Usamos pytest para ejecutar pruebas automáticas: comprobar resultados conocidos antes de interpretar casos más complejos. El mismo paquete funciona en el navegador mediante Pyodide, y Plotly dibuja los gráficos (The Pyodide development team, s. f.; Plotly Technologies Inc., s. f.). Las derivaciones y los detalles de implementación quedan disponibles en el repositorio, sin ser necesarios para seguir el argumento del informe.</w:t>
-      </w:r>
-    </w:p>
-    <w:p>
-      <w:pPr>
-        <w:pStyle w:val="Heading1"/>
-        <w:spacing w:line="360" w:lineRule="auto"/>
-        <w:keepNext/>
-      </w:pPr>
-      <w:r>
-        <w:rPr>
-          <w:lang w:val="es-CL"/>
-        </w:rPr>
-        <w:t xml:space="preserve">3. Desarrollo de la Propuesta / Prototipo</w:t>
-      </w:r>
-    </w:p>
-    <w:p>
-      <w:pPr>
-        <w:pStyle w:val="Heading2"/>
-        <w:spacing w:line="360" w:lineRule="auto"/>
-        <w:keepNext/>
-      </w:pPr>
-      <w:r>
-        <w:rPr>
-          <w:lang w:val="es-CL"/>
-        </w:rPr>
-        <w:t xml:space="preserve">3.1 De una pregunta a una figura</w:t>
-      </w:r>
-    </w:p>
-    <w:p>
-      <w:pPr>
-        <w:pStyle w:val="BodyText"/>
-        <w:spacing w:line="360" w:lineRule="auto"/>
-      </w:pPr>
-      <w:r>
-        <w:rPr>
-          <w:lang w:val="es-CL"/>
-        </w:rPr>
-        <w:t xml:space="preserve">Construimos una web con cuatro pestañas: Sistema Solar, Galaxia, Universo y Supernovas. Las dos últimas exploran la misma escala cosmológica desde el modelo y las observaciones. La persona elige parámetros, el programa calcula los resultados y las figuras se actualizan; no son animaciones con resultados pregrabados.</w:t>
-      </w:r>
-    </w:p>
-    <w:p>
-      <w:pPr>
-        <w:pStyle w:val="BodyText"/>
-        <w:spacing w:line="360" w:lineRule="auto"/>
-      </w:pPr>
-      <w:r>
-        <w:rPr>
-          <w:lang w:val="es-CL"/>
-        </w:rPr>
-        <w:t xml:space="preserve">Separamos el proyecto en cuatro partes: ecuaciones y métodos de cálculo, pruebas automáticas, datos originales e interfaz. El recorrido básico es:</w:t>
-      </w:r>
-    </w:p>
-    <w:p>
-      <w:pPr>
-        <w:pStyle w:val="BodyText"/>
-        <w:spacing w:before="0" w:after="0" w:line="360" w:lineRule="auto"/>
-      </w:pPr>
-      <w:r>
-        <w:rPr>
-          <w:lang w:val="es-CL"/>
-          <w:rFonts w:ascii="Courier New" w:hAnsi="Courier New"/>
-        </w:rPr>
-        <w:t xml:space="preserve">Parámetros elegidos → cálculo en Python + datos → resultados → figuras</w:t>
-      </w:r>
-    </w:p>
-    <w:p>
-      <w:pPr>
-        <w:pStyle w:val="BodyText"/>
-        <w:spacing w:line="360" w:lineRule="auto"/>
-      </w:pPr>
-      <w:r>
-        <w:rPr>
-          <w:lang w:val="es-CL"/>
-        </w:rPr>
-        <w:t xml:space="preserve">React organiza los controles. El cálculo se ejecuta con Pyodide en un Web Worker, un proceso de trabajo separado que evita bloquear la interfaz. Plotly representa los resultados. Usamos el mismo paquete Python en la web y en las pruebas locales, para no mantener dos versiones distintas de las ecuaciones.</w:t>
-      </w:r>
-    </w:p>
-    <w:p>
-      <w:pPr>
-        <w:pStyle w:val="Heading2"/>
-        <w:spacing w:line="360" w:lineRule="auto"/>
-        <w:keepNext/>
-      </w:pPr>
-      <w:r>
-        <w:rPr>
-          <w:lang w:val="es-CL"/>
-        </w:rPr>
-        <w:t xml:space="preserve">3.2 El avance temporal y sus pruebas</w:t>
-      </w:r>
-    </w:p>
-    <w:p>
-      <w:pPr>
-        <w:pStyle w:val="BodyText"/>
-        <w:spacing w:line="360" w:lineRule="auto"/>
-      </w:pPr>
-      <w:r>
-        <w:rPr>
-          <w:lang w:val="es-CL"/>
-        </w:rPr>
-        <w:t xml:space="preserve">El motor recibe una posición, una velocidad, un paso de tiempo y una función que calcula la aceleración. Repite el avance y guarda la evolución. Este extracto de </w:t>
-      </w:r>
-      <w:r>
-        <w:rPr>
-          <w:lang w:val="es-CL"/>
-          <w:rFonts w:ascii="Courier New" w:hAnsi="Courier New"/>
-        </w:rPr>
-        <w:t xml:space="preserve">integrators.py</w:t>
-      </w:r>
-      <w:r>
-        <w:rPr>
-          <w:lang w:val="es-CL"/>
-        </w:rPr>
-        <w:t xml:space="preserve"> realiza un paso de leapfrog; </w:t>
-      </w:r>
-      <w:r>
-        <w:rPr>
-          <w:lang w:val="es-CL"/>
-          <w:rFonts w:ascii="Courier New" w:hAnsi="Courier New"/>
-        </w:rPr>
-        <w:t xml:space="preserve">r</w:t>
-      </w:r>
-      <w:r>
-        <w:rPr>
-          <w:lang w:val="es-CL"/>
-        </w:rPr>
-        <w:t xml:space="preserve"> es la posición, </w:t>
-      </w:r>
-      <w:r>
-        <w:rPr>
-          <w:lang w:val="es-CL"/>
-          <w:rFonts w:ascii="Courier New" w:hAnsi="Courier New"/>
-        </w:rPr>
-        <w:t xml:space="preserve">v</w:t>
-      </w:r>
-      <w:r>
-        <w:rPr>
-          <w:lang w:val="es-CL"/>
-        </w:rPr>
-        <w:t xml:space="preserve"> la velocidad, </w:t>
-      </w:r>
-      <w:r>
-        <w:rPr>
-          <w:lang w:val="es-CL"/>
-          <w:rFonts w:ascii="Courier New" w:hAnsi="Courier New"/>
-        </w:rPr>
-        <w:t xml:space="preserve">dt</w:t>
-      </w:r>
-      <w:r>
-        <w:rPr>
-          <w:lang w:val="es-CL"/>
-        </w:rPr>
-        <w:t xml:space="preserve"> el paso y </w:t>
-      </w:r>
-      <w:r>
-        <w:rPr>
-          <w:lang w:val="es-CL"/>
-          <w:rFonts w:ascii="Courier New" w:hAnsi="Courier New"/>
-        </w:rPr>
-        <w:t xml:space="preserve">accel</w:t>
-      </w:r>
-      <w:r>
-        <w:rPr>
-          <w:lang w:val="es-CL"/>
-        </w:rPr>
-        <w:t xml:space="preserve"> la función de aceleración:</w:t>
-      </w:r>
-    </w:p>
-    <w:p>
-      <w:pPr>
-        <w:pStyle w:val="BodyText"/>
-        <w:spacing w:before="0" w:after="0" w:line="360" w:lineRule="auto"/>
-      </w:pPr>
-      <w:r>
-        <w:rPr>
-          <w:lang w:val="es-CL"/>
-          <w:rFonts w:ascii="Courier New" w:hAnsi="Courier New"/>
-        </w:rPr>
-        <w:t xml:space="preserve">vn12 = v + accel(r)*dt*1/2</w:t>
-      </w:r>
-    </w:p>
-    <w:p>
-      <w:pPr>
-        <w:pStyle w:val="BodyText"/>
-        <w:spacing w:before="0" w:after="0" w:line="360" w:lineRule="auto"/>
-      </w:pPr>
-      <w:r>
-        <w:rPr>
-          <w:lang w:val="es-CL"/>
-          <w:rFonts w:ascii="Courier New" w:hAnsi="Courier New"/>
-        </w:rPr>
-        <w:t xml:space="preserve">rn1 = r + vn12*dt</w:t>
-      </w:r>
-    </w:p>
-    <w:p>
-      <w:pPr>
-        <w:pStyle w:val="BodyText"/>
-        <w:spacing w:before="0" w:after="0" w:line="360" w:lineRule="auto"/>
-      </w:pPr>
-      <w:r>
-        <w:rPr>
-          <w:lang w:val="es-CL"/>
-          <w:rFonts w:ascii="Courier New" w:hAnsi="Courier New"/>
-        </w:rPr>
-        <w:t xml:space="preserve">vn1 = vn12 + accel(rn1)*dt*1/2</w:t>
-      </w:r>
-    </w:p>
-    <w:p>
-      <w:pPr>
-        <w:pStyle w:val="BodyText"/>
-        <w:spacing w:before="0" w:after="0" w:line="360" w:lineRule="auto"/>
-      </w:pPr>
-      <w:r>
-        <w:rPr>
-          <w:lang w:val="es-CL"/>
-          <w:rFonts w:ascii="Courier New" w:hAnsi="Courier New"/>
-        </w:rPr>
-        <w:t xml:space="preserve">return rn1,vn1</w:t>
-      </w:r>
-    </w:p>
-    <w:p>
-      <w:pPr>
-        <w:pStyle w:val="BodyText"/>
-        <w:spacing w:line="360" w:lineRule="auto"/>
-      </w:pPr>
-      <w:r>
-        <w:rPr>
-          <w:lang w:val="es-CL"/>
-        </w:rPr>
-        <w:t xml:space="preserve">Las instrucciones corresponden a la media corrección de velocidad, el avance de posición y la segunda media corrección. Podemos reutilizarlas cambiando la función de aceleración. En cosmología, la variable que evoluciona es el factor de escala, no la posición de un planeta.</w:t>
-      </w:r>
-    </w:p>
-    <w:p>
-      <w:pPr>
-        <w:pStyle w:val="BodyText"/>
-        <w:spacing w:line="360" w:lineRule="auto"/>
-      </w:pPr>
-      <w:r>
-        <w:rPr>
-          <w:lang w:val="es-CL"/>
-        </w:rPr>
-        <w:t xml:space="preserve">No comprobamos el programa solo mirando sus figuras. Las pruebas comparan órbitas con las leyes de Kepler y edades cosmológicas con soluciones conocidas para ciertos parámetros. También revisan propiedades del código, como no modificar los datos de entrada. Esto detecta errores concretos, sin demostrar que el modelo incluya toda la física real.</w:t>
-      </w:r>
-    </w:p>
-    <w:p>
-      <w:pPr>
-        <w:pStyle w:val="Heading2"/>
-        <w:spacing w:line="360" w:lineRule="auto"/>
-        <w:keepNext/>
-      </w:pPr>
-      <w:r>
-        <w:rPr>
-          <w:lang w:val="es-CL"/>
-        </w:rPr>
-        <w:t xml:space="preserve">3.3 Sistema Solar: empezar por un caso conocido</w:t>
-      </w:r>
-    </w:p>
-    <w:p>
-      <w:pPr>
-        <w:pStyle w:val="BodyText"/>
-        <w:spacing w:line="360" w:lineRule="auto"/>
-      </w:pPr>
-      <w:r>
-        <w:rPr>
-          <w:lang w:val="es-CL"/>
-        </w:rPr>
-        <w:t xml:space="preserve">Simulamos por separado cada planeta alrededor del Sol. Para la Tierra, con pasos de 0,01 años durante cinco años, Euler produce una espiral y un error de energía de 57,6 %. El planeta termina a 2,01 UA del Sol. Leapfrog mantiene una trayectoria aproximadamente cerrada con la misma fuerza y el mismo paso (figuras 1a y 1b). La diferencia está en cómo calculamos el movimiento, no en una fuerza nueva.</w:t>
-      </w:r>
-    </w:p>
-    <w:p>
-      <w:pPr>
-        <w:pStyle w:val="BodyText"/>
-        <w:spacing w:line="360" w:lineRule="auto"/>
-      </w:pPr>
-      <w:r>
-        <w:rPr>
-          <w:lang w:val="es-CL"/>
-        </w:rPr>
-        <w:t xml:space="preserve">En una prueba más exigente y distinta de esa figura, una Tierra inicialmente circular con leapfrog y pasos de 0,001 años mantiene un error relativo de energía menor que 10⁻⁶ durante 100 órbitas. Conservamos esa cifra como control técnico, no como requisito para entender el resultado visual.</w:t>
-      </w:r>
-    </w:p>
-    <w:p>
-      <w:pPr>
-        <w:pStyle w:val="BodyText"/>
-        <w:spacing w:line="360" w:lineRule="auto"/>
-      </w:pPr>
-      <w:r>
-        <w:rPr>
-          <w:lang w:val="es-CL"/>
-        </w:rPr>
-        <w:t xml:space="preserve">También medimos el período de los ocho planetas de la interfaz y obtenemos T²/a³ cercano a 1, con diferencias menores que 0,1 % (figura 2). La prueba automática de esta relación cubre de Mercurio a Saturno. Así conectamos la simulación con un contenido conocido del curso antes de pasar a escalas menos intuitivas.</w:t>
-      </w:r>
-    </w:p>
-    <w:p>
-      <w:pPr>
-        <w:pStyle w:val="Heading2"/>
-        <w:spacing w:line="360" w:lineRule="auto"/>
-        <w:keepNext/>
-      </w:pPr>
-      <w:r>
-        <w:rPr>
-          <w:lang w:val="es-CL"/>
-        </w:rPr>
-        <w:t xml:space="preserve">3.4 Galaxia: lo visible no explica toda la rotación</w:t>
-      </w:r>
-    </w:p>
-    <w:p>
-      <w:pPr>
-        <w:pStyle w:val="BodyText"/>
-        <w:spacing w:line="360" w:lineRule="auto"/>
-      </w:pPr>
-      <w:r>
-        <w:rPr>
-          <w:lang w:val="es-CL"/>
-        </w:rPr>
-        <w:t xml:space="preserve">Para NGC 3198 usamos 43 mediciones de SPARC, hasta unos 44 kpc del centro (Lelli et al., 2016). Aquí no avanzamos órbitas en el tiempo: calculamos las contribuciones gravitacionales del gas, las estrellas y un posible halo, y comparamos la curva resultante con los datos.</w:t>
-      </w:r>
-    </w:p>
-    <w:p>
-      <w:pPr>
-        <w:pStyle w:val="BodyText"/>
-        <w:spacing w:line="360" w:lineRule="auto"/>
-      </w:pPr>
-      <w:r>
-        <w:rPr>
-          <w:lang w:val="es-CL"/>
-        </w:rPr>
-        <w:t xml:space="preserve">En la región exterior, la materia visible predice unos 65 km/s, frente a los aproximadamente 150 km/s observados. Al añadir el halo obtenemos un mejor acuerdo (figura 3). El ajuste de referencia entrega un radio central de unos 2,7 kpc y una velocidad límite de 142 km/s.</w:t>
-      </w:r>
-    </w:p>
-    <w:p>
-      <w:pPr>
-        <w:pStyle w:val="BodyText"/>
-        <w:spacing w:line="360" w:lineRule="auto"/>
-      </w:pPr>
-      <w:r>
-        <w:rPr>
-          <w:lang w:val="es-CL"/>
-        </w:rPr>
-        <w:t xml:space="preserve">Con M ≈ v²r/G estimamos que cerca del 81 % de la masa dentro del último radio sería oscura, bajo los supuestos adoptados. Esta proporción corresponde a este modelo de NGC 3198: no es una medición de la composición de todo el Universo ni determina de qué está hecha la materia oscura.</w:t>
-      </w:r>
-    </w:p>
-    <w:p>
-      <w:pPr>
-        <w:pStyle w:val="Heading2"/>
-        <w:spacing w:line="360" w:lineRule="auto"/>
-        <w:keepNext/>
-      </w:pPr>
-      <w:r>
-        <w:rPr>
-          <w:lang w:val="es-CL"/>
-        </w:rPr>
-        <w:t xml:space="preserve">3.5 Universo: comparar historias posibles</w:t>
-      </w:r>
-    </w:p>
-    <w:p>
-      <w:pPr>
-        <w:pStyle w:val="BodyText"/>
-        <w:spacing w:line="360" w:lineRule="auto"/>
-      </w:pPr>
-      <w:r>
-        <w:rPr>
-          <w:lang w:val="es-CL"/>
-        </w:rPr>
-        <w:t xml:space="preserve">Tomamos el presente como a = 1 y calculamos hacia el futuro y hacia el pasado. Comparamos los cuatro escenarios de la clase 10: crítico, abierto, acelerado y de recolapso (</w:t>
+        <w:t xml:space="preserve">5.2 Declaración de uso de herramientas de IA</w:t>
+      </w:r>
+    </w:p>
+    <w:p>
+      <w:pPr>
+        <w:pStyle w:val="BodyText"/>
+        <w:spacing w:line="360" w:lineRule="auto"/>
+      </w:pPr>
+      <w:r>
+        <w:rPr>
+          <w:lang w:val="es-CL"/>
+        </w:rPr>
+        <w:t xml:space="preserve">Usamos asistentes de IA para apoyar el desarrollo, revisar fuentes y trabajar la redacción. José escribió el motor numérico y el Sistema Solar; las funciones de Universo, Supernovas y Galaxia se desarrollaron con asistencia de Claude (Anthropic) el 31 de octubre de 2026. También usamos un modelo GPT de OpenAI mediante OpenCode para revisar el nivel técnico y adaptar la redacción tomando como referencia textos previos de José. Las pruebas de física escritas antes de las implementaciones asistidas comprueban resultados concretos. La responsabilidad de revisar el código, las fuentes y lo que afirmamos en este informe es nuestra. </w:t>
       </w:r>
       <w:r>
         <w:rPr>
           <w:lang w:val="es-CL"/>
           <w:i/>
-        </w:rPr>
-        <w:t xml:space="preserve">Cosmología, materia y energía oscura</w:t>
-      </w:r>
-      <w:r>
-        <w:rPr>
-          <w:lang w:val="es-CL"/>
-        </w:rPr>
-        <w:t xml:space="preserve">, s. f.). Cambiar la cantidad de materia y energía oscura cambia la forma de las curvas (figura 4).</w:t>
-      </w:r>
-    </w:p>
-    <w:p>
-      <w:pPr>
-        <w:pStyle w:val="BodyText"/>
-        <w:spacing w:line="360" w:lineRule="auto"/>
-      </w:pPr>
-      <w:r>
-        <w:rPr>
-          <w:lang w:val="es-CL"/>
-        </w:rPr>
-        <w:t xml:space="preserve">Con H₀ = 67,4 km/s/Mpc, obtenemos edades aproximadas de 9,67 mil millones de años para el escenario crítico (Ωm = 1, ΩΛ = 0), 11,7 para el abierto (0,3; 0) y 13,86 para el acelerado (0,31; 0,69). El cuarto caso, con mucha más materia (5; 0), ilustra una expansión que se detiene y luego se invierte. Gyr es la abreviatura de mil millones de años.</w:t>
-      </w:r>
-    </w:p>
-    <w:p>
-      <w:pPr>
-        <w:pStyle w:val="BodyText"/>
-        <w:spacing w:line="360" w:lineRule="auto"/>
-      </w:pPr>
-      <w:r>
-        <w:rPr>
-          <w:lang w:val="es-CL"/>
-        </w:rPr>
-        <w:t xml:space="preserve">El escenario acelerado tiene una edad cercana a los 13,8 Gyr inferidos por Planck (Planck Collaboration, 2020). Es una comparación, no una condición que impongamos al programa para que todos los modelos den la misma respuesta.</w:t>
-      </w:r>
-    </w:p>
-    <w:p>
-      <w:pPr>
-        <w:pStyle w:val="Heading2"/>
-        <w:spacing w:line="360" w:lineRule="auto"/>
-        <w:keepNext/>
-      </w:pPr>
-      <w:r>
-        <w:rPr>
-          <w:lang w:val="es-CL"/>
-        </w:rPr>
-        <w:t xml:space="preserve">3.6 Supernovas: mirar cuál curva sigue los datos</w:t>
-      </w:r>
-    </w:p>
-    <w:p>
-      <w:pPr>
-        <w:pStyle w:val="BodyText"/>
-        <w:spacing w:line="360" w:lineRule="auto"/>
-      </w:pPr>
-      <w:r>
-        <w:rPr>
-          <w:lang w:val="es-CL"/>
-        </w:rPr>
-        <w:t xml:space="preserve">Seleccionamos 1.580 mediciones de Pantheon+, al excluir las calibradoras y exigir z &gt; 0,01 (Scolnic et al., 2022; Brout et al., 2022). Son filas de datos, no necesariamente 1.580 objetos distintos. La figura 5a relaciona el corrimiento al rojo con el módulo de distancia; la figura 5b muestra las diferencias respecto de un universo vacío de referencia para distinguir mejor las curvas.</w:t>
-      </w:r>
-    </w:p>
-    <w:p>
-      <w:pPr>
-        <w:pStyle w:val="BodyText"/>
-        <w:spacing w:line="360" w:lineRule="auto"/>
-      </w:pPr>
-      <w:r>
-        <w:rPr>
-          <w:lang w:val="es-CL"/>
-        </w:rPr>
-        <w:t xml:space="preserve">El escenario acelerado obtiene el menor χ², aproximadamente 686, seguido del abierto (817), el crítico (1.331) y el de recolapso (5.702). Con el mismo procedimiento y datos, el primero representa mejor las observaciones entre las alternativas elegidas. No usamos estos valores para declarar una certeza estadística ni para afirmar que hemos descubierto nuevamente la energía oscura.</w:t>
-      </w:r>
-    </w:p>
-    <w:p>
-      <w:pPr>
-        <w:pStyle w:val="BodyText"/>
-        <w:spacing w:line="360" w:lineRule="auto"/>
-      </w:pPr>
-      <w:r>
-        <w:rPr>
-          <w:lang w:val="es-CL"/>
-        </w:rPr>
-        <w:t xml:space="preserve">Publicamos el código, la procedencia de los datos y las pruebas para que se puedan revisar y repetir los cálculos. Además, antes de publicar cambios en la web se ejecutan las pruebas automáticamente. El resultado es un prototipo didáctico que conecta parámetros, predicciones y observaciones.</w:t>
-      </w:r>
-    </w:p>
-    <w:p>
-      <w:pPr>
-        <w:pStyle w:val="Heading2"/>
-        <w:spacing w:line="360" w:lineRule="auto"/>
-        <w:keepNext/>
-      </w:pPr>
-      <w:r>
-        <w:rPr>
-          <w:lang w:val="es-CL"/>
-        </w:rPr>
-        <w:t xml:space="preserve">Pies de figura (pendientes de montaje)</w:t>
-      </w:r>
-    </w:p>
-    <w:p>
-      <w:pPr>
-        <w:pStyle w:val="BodyText"/>
-        <w:spacing w:line="360" w:lineRule="auto"/>
-      </w:pPr>
-      <w:r>
-        <w:rPr>
-          <w:lang w:val="es-CL"/>
-        </w:rPr>
-        <w:t xml:space="preserve">Pendiente de montaje: insertar las figuras exportadas de la web. La numeración siguiente es la del informe y no necesita coincidir con los nombres de exportación del simulador.</w:t>
-      </w:r>
-    </w:p>
-    <w:p>
-      <w:pPr>
-        <w:pStyle w:val="BodyText"/>
-        <w:spacing w:line="360" w:lineRule="auto"/>
-      </w:pPr>
-      <w:r>
-        <w:rPr>
-          <w:lang w:val="es-CL"/>
-        </w:rPr>
-        <w:t xml:space="preserve">• </w:t>
-      </w:r>
-      <w:r>
-        <w:rPr>
-          <w:lang w:val="es-CL"/>
-          <w:b/>
-        </w:rPr>
-        <w:t xml:space="preserve">Figura 1a.</w:t>
-      </w:r>
-      <w:r>
-        <w:rPr>
-          <w:lang w:val="es-CL"/>
-        </w:rPr>
-        <w:t xml:space="preserve"> Órbita terrestre durante cinco años, con pasos de 0,01 años. Euler produce una espiral artificial; leapfrog mantiene una trayectoria aproximadamente cerrada. La diferencia proviene del método, no de una fuerza nueva.</w:t>
-      </w:r>
-    </w:p>
-    <w:p>
-      <w:pPr>
-        <w:pStyle w:val="BodyText"/>
-        <w:spacing w:line="360" w:lineRule="auto"/>
-      </w:pPr>
-      <w:r>
-        <w:rPr>
-          <w:lang w:val="es-CL"/>
-        </w:rPr>
-        <w:t xml:space="preserve">• </w:t>
-      </w:r>
-      <w:r>
-        <w:rPr>
-          <w:lang w:val="es-CL"/>
-          <w:b/>
-        </w:rPr>
-        <w:t xml:space="preserve">Figura 1b.</w:t>
-      </w:r>
-      <w:r>
-        <w:rPr>
-          <w:lang w:val="es-CL"/>
-        </w:rPr>
-        <w:t xml:space="preserve"> Error relativo de energía en la misma comparación de cinco años y pasos de 0,01 años. Con Euler llega al 57,6 %; leapfrog presenta un error mucho menor. La prueba de 100 órbitas con pasos de 0,001 años es una comprobación distinta, no la corrida de esta figura.</w:t>
-      </w:r>
-    </w:p>
-    <w:p>
-      <w:pPr>
-        <w:pStyle w:val="BodyText"/>
-        <w:spacing w:line="360" w:lineRule="auto"/>
-      </w:pPr>
-      <w:r>
-        <w:rPr>
-          <w:lang w:val="es-CL"/>
-        </w:rPr>
-        <w:t xml:space="preserve">• </w:t>
-      </w:r>
-      <w:r>
-        <w:rPr>
-          <w:lang w:val="es-CL"/>
-          <w:b/>
-        </w:rPr>
-        <w:t xml:space="preserve">Figura 2.</w:t>
-      </w:r>
-      <w:r>
-        <w:rPr>
-          <w:lang w:val="es-CL"/>
-        </w:rPr>
-        <w:t xml:space="preserve"> Período T frente al semieje mayor a para los ocho planetas, en ejes logarítmicos. Los puntos siguen la relación de Kepler T²/a³ ≈ 1 con diferencias menores que 0,1 % en las unidades adoptadas.</w:t>
-      </w:r>
-    </w:p>
-    <w:p>
-      <w:pPr>
-        <w:pStyle w:val="BodyText"/>
-        <w:spacing w:line="360" w:lineRule="auto"/>
-      </w:pPr>
-      <w:r>
-        <w:rPr>
-          <w:lang w:val="es-CL"/>
-        </w:rPr>
-        <w:t xml:space="preserve">• </w:t>
-      </w:r>
-      <w:r>
-        <w:rPr>
-          <w:lang w:val="es-CL"/>
-          <w:b/>
-        </w:rPr>
-        <w:t xml:space="preserve">Figura 3.</w:t>
-      </w:r>
-      <w:r>
-        <w:rPr>
-          <w:lang w:val="es-CL"/>
-        </w:rPr>
-        <w:t xml:space="preserve"> Rotación de NGC 3198: datos de SPARC y predicciones con materia visible, halo y ambas contribuciones. En la región exterior, la materia visible predice unos 65 km/s frente a cerca de 150 km/s observados; el halo mejora el acuerdo (Lelli et al., 2016).</w:t>
-      </w:r>
-    </w:p>
-    <w:p>
-      <w:pPr>
-        <w:pStyle w:val="BodyText"/>
-        <w:spacing w:line="360" w:lineRule="auto"/>
-      </w:pPr>
-      <w:r>
-        <w:rPr>
-          <w:lang w:val="es-CL"/>
-        </w:rPr>
-        <w:t xml:space="preserve">• </w:t>
-      </w:r>
-      <w:r>
-        <w:rPr>
-          <w:lang w:val="es-CL"/>
-          <w:b/>
-        </w:rPr>
-        <w:t xml:space="preserve">Figura 4.</w:t>
-      </w:r>
-      <w:r>
-        <w:rPr>
-          <w:lang w:val="es-CL"/>
-        </w:rPr>
-        <w:t xml:space="preserve"> Factor de escala a(t) para los escenarios crítico, abierto, acelerado y de recolapso. Con H₀ = 67,4 km/s/Mpc, los tres primeros tienen edades de 9,67, 11,7 y 13,86 Gyr, respectivamente. Las curvas permiten comparar cómo cambian la historia y el futuro de la expansión.</w:t>
-      </w:r>
-    </w:p>
-    <w:p>
-      <w:pPr>
-        <w:pStyle w:val="BodyText"/>
-        <w:spacing w:line="360" w:lineRule="auto"/>
-      </w:pPr>
-      <w:r>
-        <w:rPr>
-          <w:lang w:val="es-CL"/>
-        </w:rPr>
-        <w:t xml:space="preserve">• </w:t>
-      </w:r>
-      <w:r>
-        <w:rPr>
-          <w:lang w:val="es-CL"/>
-          <w:b/>
-        </w:rPr>
-        <w:t xml:space="preserve">Figura 5a.</w:t>
-      </w:r>
-      <w:r>
-        <w:rPr>
-          <w:lang w:val="es-CL"/>
-        </w:rPr>
-        <w:t xml:space="preserve"> Corrimiento al rojo y módulo de distancia de las 1.580 mediciones seleccionadas de Pantheon+, junto con los cuatro modelos. El escenario acelerado tiene el menor χ² entre las alternativas comparadas (Scolnic et al., 2022; Brout et al., 2022).</w:t>
-      </w:r>
-    </w:p>
-    <w:p>
-      <w:pPr>
-        <w:pStyle w:val="BodyText"/>
-        <w:spacing w:line="360" w:lineRule="auto"/>
-      </w:pPr>
-      <w:r>
-        <w:rPr>
-          <w:lang w:val="es-CL"/>
-        </w:rPr>
-        <w:t xml:space="preserve">• </w:t>
-      </w:r>
-      <w:r>
-        <w:rPr>
-          <w:lang w:val="es-CL"/>
-          <w:b/>
-        </w:rPr>
-        <w:t xml:space="preserve">Figura 5b.</w:t>
-      </w:r>
-      <w:r>
-        <w:rPr>
-          <w:lang w:val="es-CL"/>
-        </w:rPr>
-        <w:t xml:space="preserve"> Diferencias de los datos y los modelos respecto de un universo vacío de referencia. Restar esa curva hace más visibles las diferencias entre escenarios; no constituye por sí solo una prueba estadística de aceleración.</w:t>
-      </w:r>
-    </w:p>
-    <w:p>
-      <w:pPr>
-        <w:pStyle w:val="BodyText"/>
-        <w:spacing w:line="360" w:lineRule="auto"/>
-      </w:pPr>
-      <w:r>
-        <w:rPr>
-          <w:lang w:val="es-CL"/>
-        </w:rPr>
-        <w:t xml:space="preserve">El esquema de recorrido del cálculo está incluido en la sección 3.1. No se anuncia una imagen de arquitectura adicional que todavía no existe.</w:t>
-      </w:r>
-    </w:p>
-    <w:p>
-      <w:pPr>
-        <w:pStyle w:val="Heading1"/>
-        <w:spacing w:line="360" w:lineRule="auto"/>
-        <w:keepNext/>
-      </w:pPr>
-      <w:r>
-        <w:rPr>
-          <w:lang w:val="es-CL"/>
-        </w:rPr>
-        <w:t xml:space="preserve">4. Discusión Crítica e Impacto</w:t>
-      </w:r>
-    </w:p>
-    <w:p>
-      <w:pPr>
-        <w:pStyle w:val="Heading2"/>
-        <w:spacing w:line="360" w:lineRule="auto"/>
-        <w:keepNext/>
-      </w:pPr>
-      <w:r>
-        <w:rPr>
-          <w:lang w:val="es-CL"/>
-        </w:rPr>
-        <w:t xml:space="preserve">4.1 Una figura convincente también puede estar equivocada</w:t>
-      </w:r>
-    </w:p>
-    <w:p>
-      <w:pPr>
-        <w:pStyle w:val="BodyText"/>
-        <w:spacing w:line="360" w:lineRule="auto"/>
-      </w:pPr>
-      <w:r>
-        <w:rPr>
-          <w:lang w:val="es-CL"/>
-        </w:rPr>
-        <w:t xml:space="preserve">La espiral de Euler resume un aprendizaje del proyecto: el computador puede ejecutar correctamente las instrucciones y aun así producir una mala aproximación física. Por eso necesitamos comparar con casos conocidos, repetir cálculos con pasos menores y revisar cantidades como la energía. La conservación de energía es una propiedad del modelo físico; el método numérico solo la reproduce con cierto error.</w:t>
-      </w:r>
-    </w:p>
-    <w:p>
-      <w:pPr>
-        <w:pStyle w:val="BodyText"/>
-        <w:spacing w:line="360" w:lineRule="auto"/>
-      </w:pPr>
-      <w:r>
-        <w:rPr>
-          <w:lang w:val="es-CL"/>
-        </w:rPr>
-        <w:t xml:space="preserve">Este cuidado se relaciona con la clase 4: un modelo debe contrastarse con evidencia y admitir revisión (</w:t>
-      </w:r>
-      <w:r>
-        <w:rPr>
-          <w:lang w:val="es-CL"/>
-          <w:i/>
-        </w:rPr>
-        <w:t xml:space="preserve">Modelos de Universo</w:t>
-      </w:r>
-      <w:r>
-        <w:rPr>
-          <w:lang w:val="es-CL"/>
-        </w:rPr>
-        <w:t xml:space="preserve">, s. f.). Las pruebas ayudan a detectar fallas del cálculo, mientras que las observaciones permiten evaluar si el modelo sirve para describir el sistema real. Son controles distintos y necesitamos ambos.</w:t>
-      </w:r>
-    </w:p>
-    <w:p>
-      <w:pPr>
-        <w:pStyle w:val="Heading2"/>
-        <w:spacing w:line="360" w:lineRule="auto"/>
-        <w:keepNext/>
-      </w:pPr>
-      <w:r>
-        <w:rPr>
-          <w:lang w:val="es-CL"/>
-        </w:rPr>
-        <w:t xml:space="preserve">4.2 Qué significa el ajuste de materia oscura</w:t>
-      </w:r>
-    </w:p>
-    <w:p>
-      <w:pPr>
-        <w:pStyle w:val="BodyText"/>
-        <w:spacing w:line="360" w:lineRule="auto"/>
-      </w:pPr>
-      <w:r>
-        <w:rPr>
-          <w:lang w:val="es-CL"/>
-        </w:rPr>
-        <w:t xml:space="preserve">El halo mejora la curva de NGC 3198, pero su buen ajuste no descarta por sí solo otras explicaciones. Por ejemplo, MOND propone modificar la descripción de la gravedad cuando las aceleraciones son muy pequeñas (Milgrom, 1983). No implementamos esa alternativa, así que no podemos compararla directamente con nuestro resultado.</w:t>
-      </w:r>
-    </w:p>
-    <w:p>
-      <w:pPr>
-        <w:pStyle w:val="BodyText"/>
-        <w:spacing w:line="360" w:lineRule="auto"/>
-      </w:pPr>
-      <w:r>
-        <w:rPr>
-          <w:lang w:val="es-CL"/>
-        </w:rPr>
-        <w:t xml:space="preserve">La discusión sobre materia oscura se apoya en evidencias independientes. Incluye el movimiento de galaxias en cúmulos, estudiado por Zwicky (1933), y las lentes gravitacionales: la desviación de la luz permite inferir masa sin depender únicamente de la luz emitida. El Cúmulo Bala aporta un caso importante de esa comparación (Clowe et al., 2006). Nuestro prototipo ilustra una parte del problema, no toda la evidencia ni la identidad de la materia oscura.</w:t>
-      </w:r>
-    </w:p>
-    <w:p>
-      <w:pPr>
-        <w:pStyle w:val="Heading2"/>
-        <w:spacing w:line="360" w:lineRule="auto"/>
-        <w:keepNext/>
-      </w:pPr>
-      <w:r>
-        <w:rPr>
-          <w:lang w:val="es-CL"/>
-        </w:rPr>
-        <w:t xml:space="preserve">4.3 Límites que importan para interpretar los resultados</w:t>
-      </w:r>
-    </w:p>
-    <w:p>
-      <w:pPr>
-        <w:pStyle w:val="BodyText"/>
-        <w:spacing w:line="360" w:lineRule="auto"/>
-      </w:pPr>
-      <w:r>
-        <w:rPr>
-          <w:lang w:val="es-CL"/>
-        </w:rPr>
-        <w:t xml:space="preserve">Usamos modelos simplificados: los planetas no se atraen entre sí, la galaxia se trata de manera simétrica y la cosmología ignora la radiación. Por ello no pretendemos representar encuentros planetarios ni las primeras etapas del Universo. Aunque parte del razonamiento se puede motivar con Newton, el tratamiento cosmológico y la propagación de la luz requieren relatividad general (Ryden, 2016).</w:t>
-      </w:r>
-    </w:p>
-    <w:p>
-      <w:pPr>
-        <w:pStyle w:val="BodyText"/>
-        <w:spacing w:line="360" w:lineRule="auto"/>
-      </w:pPr>
-      <w:r>
-        <w:rPr>
-          <w:lang w:val="es-CL"/>
-        </w:rPr>
-        <w:t xml:space="preserve">Para las supernovas consideramos las incertidumbres individuales, pero no sus correlaciones, es decir, los errores compartidos entre mediciones. Además, permitimos un desplazamiento de calibración al comparar las curvas. Esto limita el alcance del χ²: sirve para nuestra comparación, no para sustituir el análisis completo de Pantheon+.</w:t>
-      </w:r>
-    </w:p>
-    <w:p>
-      <w:pPr>
-        <w:pStyle w:val="BodyText"/>
-        <w:spacing w:line="360" w:lineRule="auto"/>
-      </w:pPr>
-      <w:r>
-        <w:rPr>
-          <w:lang w:val="es-CL"/>
-        </w:rPr>
-        <w:t xml:space="preserve">Suponemos también que la energía oscura es constante. DESI Collaboration (2025) ha presentado indicios de que podría variar, cuyo alcance depende de los datos combinados. Es una pregunta abierta que nuestro modelo no resuelve. Distinguir entre una hipótesis útil y un hecho establecido es parte del uso responsable de la herramienta.</w:t>
-      </w:r>
-    </w:p>
-    <w:p>
-      <w:pPr>
-        <w:pStyle w:val="Heading2"/>
-        <w:spacing w:line="360" w:lineRule="auto"/>
-        <w:keepNext/>
-      </w:pPr>
-      <w:r>
-        <w:rPr>
-          <w:lang w:val="es-CL"/>
-        </w:rPr>
-        <w:t xml:space="preserve">4.4 Cambiar un parámetro para entender una pregunta actual</w:t>
-      </w:r>
-    </w:p>
-    <w:p>
-      <w:pPr>
-        <w:pStyle w:val="BodyText"/>
-        <w:spacing w:line="360" w:lineRule="auto"/>
-      </w:pPr>
-      <w:r>
-        <w:rPr>
-          <w:lang w:val="es-CL"/>
-        </w:rPr>
-        <w:t xml:space="preserve">La tensión de Hubble es la diferencia entre valores de H₀ obtenidos por métodos distintos. Como referencias usamos aproximadamente 73 km/s/Mpc para la escalera de distancias y 67,4 para la inferencia a partir del fondo cósmico de microondas (Riess et al., 2022; Planck Collaboration, 2020).</w:t>
-      </w:r>
-    </w:p>
-    <w:p>
-      <w:pPr>
-        <w:pStyle w:val="BodyText"/>
-        <w:spacing w:line="360" w:lineRule="auto"/>
-      </w:pPr>
-      <w:r>
-        <w:rPr>
-          <w:lang w:val="es-CL"/>
-        </w:rPr>
-        <w:t xml:space="preserve">En el escenario acelerado del simulador, cambiar de 67,4 a 73 reduce la edad de 13,86 a unos 12,8 Gyr, manteniendo los demás parámetros. Esto permite ver por qué una diferencia en la expansión actual tiene consecuencias para la historia calculada. No es una solución a la tensión: cada medición requiere su propio análisis.</w:t>
-      </w:r>
-    </w:p>
-    <w:p>
-      <w:pPr>
-        <w:pStyle w:val="BodyText"/>
-        <w:spacing w:line="360" w:lineRule="auto"/>
-      </w:pPr>
-      <w:r>
-        <w:rPr>
-          <w:lang w:val="es-CL"/>
-        </w:rPr>
-        <w:t xml:space="preserve">Las edades de estrellas antiguas ofrecen otro contraste, porque el Universo debe ser más viejo que ellas. Valcin et al. (2020) estiman unos 13,3 Gyr para los cúmulos globulares más antiguos, con incertidumbres relevantes. Esta comparación motiva revisar los escenarios demasiado jóvenes, pero no la convertimos en una prueba definitiva basada en un solo número.</w:t>
-      </w:r>
-    </w:p>
-    <w:p>
-      <w:pPr>
-        <w:pStyle w:val="Heading2"/>
-        <w:spacing w:line="360" w:lineRule="auto"/>
-        <w:keepNext/>
-      </w:pPr>
-      <w:r>
-        <w:rPr>
-          <w:lang w:val="es-CL"/>
-        </w:rPr>
-        <w:t xml:space="preserve">4.5 Utilidad educativa e impacto</w:t>
-      </w:r>
-    </w:p>
-    <w:p>
-      <w:pPr>
-        <w:pStyle w:val="BodyText"/>
-        <w:spacing w:line="360" w:lineRule="auto"/>
-      </w:pPr>
-      <w:r>
-        <w:rPr>
-          <w:lang w:val="es-CL"/>
-        </w:rPr>
-        <w:t xml:space="preserve">La web permite pasar de una afirmación a una pregunta comprobable: ¿qué cambia si solo incluimos materia visible?, ¿qué ocurre si aumentamos H₀?, ¿la órbita cambia por la física o por el método? Ese recorrido fomenta el pensamiento crítico sin exigir que la persona programe o siga todas las derivaciones.</w:t>
-      </w:r>
-    </w:p>
-    <w:p>
-      <w:pPr>
-        <w:pStyle w:val="BodyText"/>
-        <w:spacing w:line="360" w:lineRule="auto"/>
-      </w:pPr>
-      <w:r>
-        <w:rPr>
-          <w:lang w:val="es-CL"/>
-        </w:rPr>
-        <w:t xml:space="preserve">Su aporte no es un descubrimiento astronómico nuevo, sino hacer visibles las decisiones detrás de una simulación. Al publicar código, datos y pruebas, facilitamos que otras personas revisen los mismos pasos. Aun así, usar la herramienta no reemplaza consultar las fuentes ni evaluar las incertidumbres: una visualización ayuda a entender un argumento, pero no lo demuestra por sí sola.</w:t>
-      </w:r>
-    </w:p>
-    <w:p>
-      <w:pPr>
-        <w:pStyle w:val="Heading1"/>
-        <w:spacing w:line="360" w:lineRule="auto"/>
-        <w:keepNext/>
-      </w:pPr>
-      <w:r>
-        <w:rPr>
-          <w:lang w:val="es-CL"/>
-        </w:rPr>
-        <w:t xml:space="preserve">5. Conclusiones y Referencias</w:t>
-      </w:r>
-    </w:p>
-    <w:p>
-      <w:pPr>
-        <w:pStyle w:val="Heading2"/>
-        <w:spacing w:line="360" w:lineRule="auto"/>
-        <w:keepNext/>
-      </w:pPr>
-      <w:r>
-        <w:rPr>
-          <w:lang w:val="es-CL"/>
-        </w:rPr>
-        <w:t xml:space="preserve">5.1 Conclusiones</w:t>
-      </w:r>
-    </w:p>
-    <w:p>
-      <w:pPr>
-        <w:pStyle w:val="BodyText"/>
-        <w:spacing w:line="360" w:lineRule="auto"/>
-      </w:pPr>
-      <w:r>
-        <w:rPr>
-          <w:lang w:val="es-CL"/>
-        </w:rPr>
-        <w:t xml:space="preserve">Con este proyecto pudimos usar herramientas de computación para explorar contenidos de astronomía que vimos en clases. En el Sistema Solar, el programa reproduce la relación de Kepler entre período y tamaño de la órbita y muestra cómo un método numérico puede producir una espiral artificial. En NGC 3198, la materia visible no explica por sí sola la rotación observada bajo los supuestos del modelo. En cosmología, el escenario acelerado tiene una edad cercana a 13,8 Gyr y representa mejor las mediciones de Pantheon+ entre las alternativas comparadas.</w:t>
-      </w:r>
-    </w:p>
-    <w:p>
-      <w:pPr>
-        <w:pStyle w:val="BodyText"/>
-        <w:spacing w:line="360" w:lineRule="auto"/>
-      </w:pPr>
-      <w:r>
-        <w:rPr>
-          <w:lang w:val="es-CL"/>
-        </w:rPr>
-        <w:t xml:space="preserve">El aprendizaje central es distinguir tres tareas: calcular una predicción, comprobar el programa y contrastar el modelo con datos. Ninguna reemplaza a las otras. La herramienta es didáctica y sus simplificaciones limitan lo que podemos concluir sobre la materia y la energía oscuras.</w:t>
-      </w:r>
-    </w:p>
-    <w:p>
-      <w:pPr>
-        <w:pStyle w:val="BodyText"/>
-        <w:spacing w:line="360" w:lineRule="auto"/>
-      </w:pPr>
-      <w:r>
-        <w:rPr>
-          <w:lang w:val="es-CL"/>
-          <w:b/>
-        </w:rPr>
-        <w:t xml:space="preserve">Aprendizaje colaborativo.</w:t>
-      </w:r>
-      <w:r>
-        <w:rPr>
-          <w:lang w:val="es-CL"/>
-        </w:rPr>
-        <w:t xml:space="preserve"> </w:t>
-      </w:r>
-      <w:r>
-        <w:rPr>
-          <w:lang w:val="es-CL"/>
-          <w:rFonts w:ascii="Courier New" w:hAnsi="Courier New"/>
-        </w:rPr>
-        <w:t xml:space="preserve">[Luis: 3–4 líneas propias sobre cómo se repartieron el trabajo (código y numérica frente a astronomía, datos y redacción) y qué aprendió cada uno del área del otro. Luis las dictará.]</w:t>
-      </w:r>
-    </w:p>
-    <w:p>
-      <w:pPr>
-        <w:pStyle w:val="BodyText"/>
-        <w:spacing w:line="360" w:lineRule="auto"/>
-      </w:pPr>
-      <w:r>
-        <w:rPr>
-          <w:lang w:val="es-CL"/>
-        </w:rPr>
-        <w:t xml:space="preserve">Como trabajo futuro proponemos incorporar las relaciones entre los errores de las supernovas y explorar una energía oscura variable. También sería útil probar la herramienta con estudiantes para saber si realmente ayuda a comprender las diferencias entre modelos.</w:t>
-      </w:r>
-    </w:p>
-    <w:p>
-      <w:pPr>
-        <w:pStyle w:val="Heading2"/>
-        <w:spacing w:line="360" w:lineRule="auto"/>
-        <w:keepNext/>
-      </w:pPr>
-      <w:r>
-        <w:rPr>
-          <w:lang w:val="es-CL"/>
-        </w:rPr>
-        <w:t xml:space="preserve">5.2 Declaración de uso de herramientas de IA</w:t>
-      </w:r>
-    </w:p>
-    <w:p>
-      <w:pPr>
-        <w:pStyle w:val="BodyText"/>
-        <w:spacing w:line="360" w:lineRule="auto"/>
-      </w:pPr>
-      <w:r>
-        <w:rPr>
-          <w:lang w:val="es-CL"/>
-        </w:rPr>
-        <w:t xml:space="preserve">Para este trabajo usamos asistentes de IA como apoyo a la redacción, la revisión de fuentes y el desarrollo del código. José escribió el motor numérico y el Sistema Solar. Las funciones de Universo, Supernovas y Galaxia se desarrollaron con asistencia de Claude (Anthropic) el 31 de octubre de 2026. La revisión del lenguaje y del nivel técnico del informe también contó con apoyo de un modelo GPT de OpenAI mediante OpenCode. El código cuenta con pruebas de física escritas antes de las implementaciones asistidas; estas comprueban resultados específicos, no toda la validez del modelo. </w:t>
-      </w:r>
-      <w:r>
-        <w:rPr>
-          <w:lang w:val="es-CL"/>
-          <w:rFonts w:ascii="Courier New" w:hAnsi="Courier New"/>
         </w:rPr>
         <w:t xml:space="preserve">[José y Luis: confirmar la revisión personal de los resultados y las fuentes, y aprobar o ajustar esta declaración antes de entregar.]</w:t>
       </w:r>
@@ -1950,8 +2010,9 @@
     <w:p>
       <w:pPr>
         <w:pStyle w:val="BodyText"/>
-        <w:spacing w:line="360" w:lineRule="auto"/>
+        <w:spacing w:before="0" w:after="30" w:line="240" w:lineRule="auto"/>
         <w:ind w:left="720" w:hanging="720"/>
+        <w:jc w:val="left"/>
       </w:pPr>
       <w:r>
         <w:rPr>
@@ -1982,8 +2043,9 @@
     <w:p>
       <w:pPr>
         <w:pStyle w:val="BodyText"/>
-        <w:spacing w:line="360" w:lineRule="auto"/>
+        <w:spacing w:before="0" w:after="30" w:line="240" w:lineRule="auto"/>
         <w:ind w:left="720" w:hanging="720"/>
+        <w:jc w:val="left"/>
       </w:pPr>
       <w:r>
         <w:rPr>
@@ -2014,8 +2076,9 @@
     <w:p>
       <w:pPr>
         <w:pStyle w:val="BodyText"/>
-        <w:spacing w:line="360" w:lineRule="auto"/>
+        <w:spacing w:before="0" w:after="30" w:line="240" w:lineRule="auto"/>
         <w:ind w:left="720" w:hanging="720"/>
+        <w:jc w:val="left"/>
       </w:pPr>
       <w:r>
         <w:rPr>
@@ -2046,8 +2109,9 @@
     <w:p>
       <w:pPr>
         <w:pStyle w:val="BodyText"/>
-        <w:spacing w:line="360" w:lineRule="auto"/>
+        <w:spacing w:before="0" w:after="30" w:line="240" w:lineRule="auto"/>
         <w:ind w:left="720" w:hanging="720"/>
+        <w:jc w:val="left"/>
       </w:pPr>
       <w:r>
         <w:rPr>
@@ -2078,8 +2142,9 @@
     <w:p>
       <w:pPr>
         <w:pStyle w:val="BodyText"/>
-        <w:spacing w:line="360" w:lineRule="auto"/>
+        <w:spacing w:before="0" w:after="30" w:line="240" w:lineRule="auto"/>
         <w:ind w:left="720" w:hanging="720"/>
+        <w:jc w:val="left"/>
       </w:pPr>
       <w:r>
         <w:rPr>
@@ -2110,8 +2175,9 @@
     <w:p>
       <w:pPr>
         <w:pStyle w:val="BodyText"/>
-        <w:spacing w:line="360" w:lineRule="auto"/>
+        <w:spacing w:before="0" w:after="30" w:line="240" w:lineRule="auto"/>
         <w:ind w:left="720" w:hanging="720"/>
+        <w:jc w:val="left"/>
       </w:pPr>
       <w:r>
         <w:rPr>
@@ -2142,8 +2208,9 @@
     <w:p>
       <w:pPr>
         <w:pStyle w:val="BodyText"/>
-        <w:spacing w:line="360" w:lineRule="auto"/>
+        <w:spacing w:before="0" w:after="30" w:line="240" w:lineRule="auto"/>
         <w:ind w:left="720" w:hanging="720"/>
+        <w:jc w:val="left"/>
       </w:pPr>
       <w:r>
         <w:rPr>
@@ -2174,8 +2241,9 @@
     <w:p>
       <w:pPr>
         <w:pStyle w:val="BodyText"/>
-        <w:spacing w:line="360" w:lineRule="auto"/>
+        <w:spacing w:before="0" w:after="30" w:line="240" w:lineRule="auto"/>
         <w:ind w:left="720" w:hanging="720"/>
+        <w:jc w:val="left"/>
       </w:pPr>
       <w:r>
         <w:rPr>
@@ -2206,8 +2274,9 @@
     <w:p>
       <w:pPr>
         <w:pStyle w:val="BodyText"/>
-        <w:spacing w:line="360" w:lineRule="auto"/>
+        <w:spacing w:before="0" w:after="30" w:line="240" w:lineRule="auto"/>
         <w:ind w:left="720" w:hanging="720"/>
+        <w:jc w:val="left"/>
       </w:pPr>
       <w:r>
         <w:rPr>
@@ -2238,8 +2307,9 @@
     <w:p>
       <w:pPr>
         <w:pStyle w:val="BodyText"/>
-        <w:spacing w:line="360" w:lineRule="auto"/>
+        <w:spacing w:before="0" w:after="30" w:line="240" w:lineRule="auto"/>
         <w:ind w:left="720" w:hanging="720"/>
+        <w:jc w:val="left"/>
       </w:pPr>
       <w:r>
         <w:rPr>
@@ -2270,8 +2340,9 @@
     <w:p>
       <w:pPr>
         <w:pStyle w:val="BodyText"/>
-        <w:spacing w:line="360" w:lineRule="auto"/>
+        <w:spacing w:before="0" w:after="30" w:line="240" w:lineRule="auto"/>
         <w:ind w:left="720" w:hanging="720"/>
+        <w:jc w:val="left"/>
       </w:pPr>
       <w:r>
         <w:rPr>
@@ -2302,8 +2373,9 @@
     <w:p>
       <w:pPr>
         <w:pStyle w:val="BodyText"/>
-        <w:spacing w:line="360" w:lineRule="auto"/>
+        <w:spacing w:before="0" w:after="30" w:line="240" w:lineRule="auto"/>
         <w:ind w:left="720" w:hanging="720"/>
+        <w:jc w:val="left"/>
       </w:pPr>
       <w:r>
         <w:rPr>
@@ -2334,8 +2406,9 @@
     <w:p>
       <w:pPr>
         <w:pStyle w:val="BodyText"/>
-        <w:spacing w:line="360" w:lineRule="auto"/>
+        <w:spacing w:before="0" w:after="30" w:line="240" w:lineRule="auto"/>
         <w:ind w:left="720" w:hanging="720"/>
+        <w:jc w:val="left"/>
       </w:pPr>
       <w:r>
         <w:rPr>
@@ -2366,8 +2439,9 @@
     <w:p>
       <w:pPr>
         <w:pStyle w:val="BodyText"/>
-        <w:spacing w:line="360" w:lineRule="auto"/>
+        <w:spacing w:before="0" w:after="30" w:line="240" w:lineRule="auto"/>
         <w:ind w:left="720" w:hanging="720"/>
+        <w:jc w:val="left"/>
       </w:pPr>
       <w:r>
         <w:rPr>
@@ -2398,8 +2472,9 @@
     <w:p>
       <w:pPr>
         <w:pStyle w:val="BodyText"/>
-        <w:spacing w:line="360" w:lineRule="auto"/>
+        <w:spacing w:before="0" w:after="30" w:line="240" w:lineRule="auto"/>
         <w:ind w:left="720" w:hanging="720"/>
+        <w:jc w:val="left"/>
       </w:pPr>
       <w:r>
         <w:rPr>
@@ -2444,8 +2519,9 @@
     <w:p>
       <w:pPr>
         <w:pStyle w:val="BodyText"/>
-        <w:spacing w:line="360" w:lineRule="auto"/>
+        <w:spacing w:before="0" w:after="30" w:line="240" w:lineRule="auto"/>
         <w:ind w:left="720" w:hanging="720"/>
+        <w:jc w:val="left"/>
       </w:pPr>
       <w:r>
         <w:rPr>
@@ -2476,8 +2552,9 @@
     <w:p>
       <w:pPr>
         <w:pStyle w:val="BodyText"/>
-        <w:spacing w:line="360" w:lineRule="auto"/>
+        <w:spacing w:before="0" w:after="30" w:line="240" w:lineRule="auto"/>
         <w:ind w:left="720" w:hanging="720"/>
+        <w:jc w:val="left"/>
       </w:pPr>
       <w:r>
         <w:rPr>
@@ -2508,7 +2585,8 @@
     <w:p>
       <w:pPr>
         <w:pStyle w:val="BodyText"/>
-        <w:spacing w:line="360" w:lineRule="auto"/>
+        <w:spacing w:before="0" w:after="30" w:line="240" w:lineRule="auto"/>
+        <w:jc w:val="left"/>
       </w:pPr>
       <w:r>
         <w:rPr>
@@ -2536,7 +2614,8 @@
     <w:p>
       <w:pPr>
         <w:pStyle w:val="BodyText"/>
-        <w:spacing w:line="360" w:lineRule="auto"/>
+        <w:spacing w:before="0" w:after="30" w:line="240" w:lineRule="auto"/>
+        <w:jc w:val="left"/>
       </w:pPr>
       <w:r>
         <w:rPr>
@@ -2567,7 +2646,8 @@
     <w:p>
       <w:pPr>
         <w:pStyle w:val="BodyText"/>
-        <w:spacing w:line="360" w:lineRule="auto"/>
+        <w:spacing w:before="0" w:after="30" w:line="240" w:lineRule="auto"/>
+        <w:jc w:val="left"/>
       </w:pPr>
       <w:r>
         <w:rPr>
@@ -2598,7 +2678,8 @@
     <w:p>
       <w:pPr>
         <w:pStyle w:val="BodyText"/>
-        <w:spacing w:line="360" w:lineRule="auto"/>
+        <w:spacing w:before="0" w:after="30" w:line="240" w:lineRule="auto"/>
+        <w:jc w:val="left"/>
       </w:pPr>
       <w:r>
         <w:rPr>
@@ -2629,7 +2710,8 @@
     <w:p>
       <w:pPr>
         <w:pStyle w:val="BodyText"/>
-        <w:spacing w:line="360" w:lineRule="auto"/>
+        <w:spacing w:before="0" w:after="30" w:line="240" w:lineRule="auto"/>
+        <w:jc w:val="left"/>
       </w:pPr>
       <w:r>
         <w:rPr>
@@ -2660,7 +2742,7 @@
     <w:sectPr>
       <w:type w:val="nextPage"/>
       <w:pgSz w:w="11906" w:h="16838"/>
-      <w:pgMar w:left="1134" w:right="567" w:gutter="0" w:header="0" w:top="567" w:footer="0" w:bottom="567"/>
+      <w:pgMar w:top="1020" w:right="1020" w:bottom="1020" w:left="1020" w:header="510" w:footer="510" w:gutter="0"/>
       <w:pgNumType w:fmt="decimal"/>
       <w:formProt w:val="false"/>
       <w:textDirection w:val="lrTb"/>
@@ -3659,7 +3741,7 @@
     <w:next w:val="BodyText"/>
     <w:qFormat/>
     <w:pPr>
-      <w:pageBreakBefore/>
+      <w:pageBreakBefore w:val="0"/>
     </w:pPr>
     <w:rPr>
       <w:b/>
@@ -3775,19 +3857,17 @@
     </w:rPr>
   </w:style>
   <w:style w:type="paragraph" w:styleId="Caption">
-    <w:name w:val="caption"/>
+    <w:name w:val="Pie de figura"/>
     <w:basedOn w:val="Normal"/>
+    <w:next w:val="BodyText"/>
     <w:qFormat/>
     <w:pPr>
-      <w:suppressLineNumbers/>
-      <w:spacing w:before="120" w:after="120"/>
+      <w:spacing w:before="0" w:after="120" w:line="360" w:lineRule="auto"/>
+      <w:jc w:val="both"/>
     </w:pPr>
     <w:rPr>
-      <w:rFonts w:cs="Noto Sans Devanagari"/>
-      <w:i/>
-      <w:iCs/>
-      <w:sz w:val="24"/>
-      <w:szCs w:val="24"/>
+      <w:sz w:val="19"/>
+      <w:szCs w:val="19"/>
     </w:rPr>
   </w:style>
   <w:style w:type="paragraph" w:styleId="List">
@@ -3802,7 +3882,10 @@
     <w:name w:val="Body Text"/>
     <w:basedOn w:val="Normal"/>
     <w:pPr>
-      <w:spacing w:before="0" w:after="120"/>
+      <w:spacing w:before="0" w:after="100"/>
+      <w:widowControl/>
+      <w:jc w:val="both"/>
+      <w:widowControl/>
     </w:pPr>
     <w:rPr/>
   </w:style>
@@ -3844,6 +3927,84 @@
     <w:rPr>
       <w:b/>
       <w:bCs/>
+    </w:rPr>
+  </w:style>
+  <w:style w:type="paragraph" w:styleId="Title">
+    <w:name w:val="Title"/>
+    <w:basedOn w:val="Normal"/>
+    <w:next w:val="BodyText"/>
+    <w:qFormat/>
+    <w:pPr>
+      <w:keepNext/>
+      <w:spacing w:before="1440" w:after="360" w:line="360" w:lineRule="auto"/>
+      <w:jc w:val="center"/>
+    </w:pPr>
+    <w:rPr>
+      <w:b/>
+      <w:bCs/>
+      <w:sz w:val="48"/>
+      <w:szCs w:val="48"/>
+    </w:rPr>
+  </w:style>
+  <w:style w:type="paragraph" w:styleId="Subtitle">
+    <w:name w:val="Subtitle"/>
+    <w:basedOn w:val="Normal"/>
+    <w:next w:val="BodyText"/>
+    <w:qFormat/>
+    <w:pPr>
+      <w:keepNext/>
+      <w:spacing w:before="0" w:after="600" w:line="360" w:lineRule="auto"/>
+      <w:jc w:val="center"/>
+    </w:pPr>
+    <w:rPr>
+      <w:i/>
+      <w:iCs/>
+      <w:sz w:val="32"/>
+      <w:szCs w:val="32"/>
+    </w:rPr>
+  </w:style>
+  <w:style w:type="paragraph" w:styleId="CoverMeta">
+    <w:name w:val="Datos de portada"/>
+    <w:basedOn w:val="Normal"/>
+    <w:next w:val="BodyText"/>
+    <w:qFormat/>
+    <w:pPr>
+      <w:keepNext/>
+      <w:spacing w:before="0" w:after="160" w:line="360" w:lineRule="auto"/>
+      <w:jc w:val="center"/>
+    </w:pPr>
+    <w:rPr>
+      <w:sz w:val="24"/>
+      <w:szCs w:val="24"/>
+    </w:rPr>
+  </w:style>
+  <w:style w:type="paragraph" w:styleId="CoverLinks">
+    <w:name w:val="Enlaces del proyecto"/>
+    <w:basedOn w:val="Normal"/>
+    <w:next w:val="BodyText"/>
+    <w:qFormat/>
+    <w:pPr>
+      <w:spacing w:before="160" w:after="80" w:line="360" w:lineRule="auto"/>
+      <w:jc w:val="center"/>
+    </w:pPr>
+    <w:rPr>
+      <w:sz w:val="24"/>
+      <w:szCs w:val="24"/>
+    </w:rPr>
+  </w:style>
+  <w:style w:type="paragraph" w:styleId="Figure">
+    <w:name w:val="Figura"/>
+    <w:basedOn w:val="Normal"/>
+    <w:next w:val="BodyText"/>
+    <w:qFormat/>
+    <w:pPr>
+      <w:keepNext/>
+      <w:spacing w:before="120" w:after="30" w:line="360" w:lineRule="auto"/>
+      <w:jc w:val="center"/>
+    </w:pPr>
+    <w:rPr>
+      <w:sz w:val="24"/>
+      <w:szCs w:val="24"/>
     </w:rPr>
   </w:style>
 </w:styles>

--- a/informe/informe_borrador.docx
+++ b/informe/informe_borrador.docx
@@ -91,7 +91,7 @@
       <w:pPr>
         <w:pStyle w:val="CoverLinks"/>
       </w:pPr>
-      <w:hyperlink r:id="rIdInformeEstilo1xxxxxxxxxxxxxxxxxx" w:history="1">
+      <w:hyperlink r:id="rIdInformeEstilo1" w:history="1">
         <w:r>
           <w:rPr>
             <w:u w:val="single"/>
@@ -104,7 +104,7 @@
       <w:pPr>
         <w:pStyle w:val="CoverLinks"/>
       </w:pPr>
-      <w:hyperlink r:id="rIdInformeEstilo2xxxxxxxxxxxxxxxxxx" w:history="1">
+      <w:hyperlink r:id="rIdInformeEstilo2" w:history="1">
         <w:r>
           <w:rPr>
             <w:u w:val="single"/>
@@ -174,7 +174,7 @@
         <w:rPr>
           <w:lang w:val="es-CL"/>
         </w:rPr>
-        <w:t xml:space="preserve">El trabajo es una web que explora tres escalas de la gravedad: las órbitas del Sistema Solar, donde comprobamos las leyes de Kepler; la rotación de una galaxia; y distintos escenarios de expansión del Universo. En cada caso nos preguntamos qué predice el modelo y qué tan bien se relaciona con lo observado. Como estudiantes de computación, nos interesa traducir estas ideas a instrucciones y hacer visible el razonamiento que hay detrás; la gravedad conecta los tres problemas, aunque cada uno exige un tratamiento distinto.</w:t>
+        <w:t xml:space="preserve">El trabajo es una web que explora tres escalas de la gravedad: las órbitas del Sistema Solar, donde comprobamos las leyes de Kepler; la rotación de una galaxia; y distintos escenarios de expansión del Universo. En cada caso nos preguntamos qué predice el modelo y qué tan bien se relaciona con lo observado. La gravedad conecta los tres problemas, y como estudiantes de computación nos interesa hacer visible el razonamiento que hay detrás.</w:t>
       </w:r>
     </w:p>
     <w:p>
@@ -425,7 +425,7 @@
         <w:rPr>
           <w:lang w:val="es-CL"/>
         </w:rPr>
-        <w:t xml:space="preserve">Cada órbita comienza con un tamaño y una excentricidad, es decir, qué tanto se aparta de un círculo. El programa obtiene la velocidad inicial con la relación vis-viva y revisa si el movimiento respeta lo esperado.</w:t>
+        <w:t xml:space="preserve">Cada órbita parte de un tamaño y una excentricidad, qué tanto se aparta de un círculo; la velocidad inicial sale de la relación vis-viva.</w:t>
       </w:r>
     </w:p>
     <w:p>
@@ -840,7 +840,7 @@
         <w:rPr>
           <w:lang w:val="es-CL"/>
         </w:rPr>
-        <w:t xml:space="preserve"> (chi cuadrado) resume las diferencias entre predicciones y observaciones considerando sus incertidumbres: con los mismos datos y procedimiento, un valor menor indica mejor acuerdo. En supernovas permitimos desplazar verticalmente las curvas para ajustar diferencias de calibración; el alcance de esa comparación depende de cómo tratamos los errores, cuestión que retomamos en la discusión.</w:t>
+        <w:t xml:space="preserve"> (chi cuadrado) resume las diferencias entre predicciones y observaciones considerando sus incertidumbres: con los mismos datos y procedimiento, un valor menor indica mejor acuerdo. En supernovas permitimos desplazar verticalmente las curvas para absorber diferencias de calibración; su alcance lo retomamos en la discusión.</w:t>
       </w:r>
     </w:p>
     <w:p>
@@ -890,19 +890,19 @@
         <w:rPr>
           <w:lang w:val="es-CL"/>
         </w:rPr>
-        <w:t xml:space="preserve">Con las ideas anteriores construimos una web con cuatro pestañas: Sistema Solar, Galaxia, Universo y Supernovas. Las últimas dos abordan la misma escala desde el modelo y desde las observaciones. El usuario cambia los parámetros y el programa vuelve a calcular, de modo que puede seguir las consecuencias de una decisión y no solo mirar un resultado fijo.</w:t>
-      </w:r>
-    </w:p>
-    <w:p>
-      <w:pPr>
-        <w:pStyle w:val="BodyText"/>
-        <w:spacing w:line="360" w:lineRule="auto"/>
-      </w:pPr>
-      <w:r>
-        <w:rPr>
-          <w:lang w:val="es-CL"/>
-        </w:rPr>
-        <w:t xml:space="preserve">Separamos los cálculos, las pruebas, los datos y la interfaz para poder revisar cada parte:</w:t>
+        <w:t xml:space="preserve">Con las ideas anteriores construimos una web con cuatro pestañas: Sistema Solar, Galaxia, Universo y Supernovas. Las últimas dos abordan la misma escala desde el modelo y desde las observaciones. El usuario cambia los parámetros y el programa vuelve a calcular.</w:t>
+      </w:r>
+    </w:p>
+    <w:p>
+      <w:pPr>
+        <w:pStyle w:val="BodyText"/>
+        <w:spacing w:line="360" w:lineRule="auto"/>
+      </w:pPr>
+      <w:r>
+        <w:rPr>
+          <w:lang w:val="es-CL"/>
+        </w:rPr>
+        <w:t xml:space="preserve">Separamos los cálculos, las pruebas, los datos y la interfaz para poder revisar cada parte. Es lo que aprendimos en Programación Avanzada: módulos pequeños, funciones que no guardan estado y una prueba por cada ley física.</w:t>
       </w:r>
     </w:p>
     <w:p>
@@ -1106,7 +1106,7 @@
         <w:rPr>
           <w:lang w:val="es-CL"/>
         </w:rPr>
-        <w:t xml:space="preserve">Para comprobarlo usamos las leyes de Kepler y soluciones cosmológicas conocidas para ciertos parámetros, y revisamos condiciones del código, como no modificar los datos de entrada. Cada prueba responde una pregunta concreta; aprobarlas nos da razones para confiar en esos cálculos dentro de las condiciones comprobadas.</w:t>
+        <w:t xml:space="preserve">Aquí entra una idea de Matemáticas Discretas. Si una propiedad se mantiene de un paso al siguiente, por inducción se mantiene después de cualquier número de pasos. Por eso las pruebas revisan el paso y unas pocas órbitas contra respuestas conocidas, como las leyes de Kepler o la edad de un universo con solución exacta, y no cada simulación completa. Aprobarlas nos da razones para confiar en esos cálculos dentro de las condiciones comprobadas.</w:t>
       </w:r>
     </w:p>
     <w:p>
@@ -1141,7 +1141,7 @@
       <w:r>
         <w:drawing>
           <wp:inline xmlns:a="http://schemas.openxmlformats.org/drawingml/2006/main" distT="0" distB="0" distL="0" distR="0">
-            <wp:extent cx="2520000" cy="1193939"/>
+            <wp:extent cx="2520000" cy="920626"/>
             <wp:effectExtent l="0" t="0" r="0" b="0"/>
             <wp:docPr id="1000" name="Figura 1000"/>
             <wp:cNvGraphicFramePr>
@@ -1163,7 +1163,7 @@
                   <pic:spPr>
                     <a:xfrm>
                       <a:off x="0" y="0"/>
-                      <a:ext cx="2520000" cy="1193939"/>
+                      <a:ext cx="2520000" cy="920626"/>
                     </a:xfrm>
                     <a:prstGeom prst="rect">
                       <a:avLst/>
@@ -1181,7 +1181,7 @@
       <w:r>
         <w:drawing>
           <wp:inline xmlns:a="http://schemas.openxmlformats.org/drawingml/2006/main" distT="0" distB="0" distL="0" distR="0">
-            <wp:extent cx="2520000" cy="1199710"/>
+            <wp:extent cx="2520000" cy="915248"/>
             <wp:effectExtent l="0" t="0" r="0" b="0"/>
             <wp:docPr id="1001" name="Figura 1001"/>
             <wp:cNvGraphicFramePr>
@@ -1203,7 +1203,7 @@
                   <pic:spPr>
                     <a:xfrm>
                       <a:off x="0" y="0"/>
-                      <a:ext cx="2520000" cy="1199710"/>
+                      <a:ext cx="2520000" cy="915248"/>
                     </a:xfrm>
                     <a:prstGeom prst="rect">
                       <a:avLst/>
@@ -1243,7 +1243,7 @@
       <w:r>
         <w:drawing>
           <wp:inline xmlns:a="http://schemas.openxmlformats.org/drawingml/2006/main" distT="0" distB="0" distL="0" distR="0">
-            <wp:extent cx="3671999" cy="1754855"/>
+            <wp:extent cx="3384000" cy="1099345"/>
             <wp:effectExtent l="0" t="0" r="0" b="0"/>
             <wp:docPr id="1002" name="Figura 1002"/>
             <wp:cNvGraphicFramePr>
@@ -1265,7 +1265,7 @@
                   <pic:spPr>
                     <a:xfrm>
                       <a:off x="0" y="0"/>
-                      <a:ext cx="3671999" cy="1754855"/>
+                      <a:ext cx="3384000" cy="1099345"/>
                     </a:xfrm>
                     <a:prstGeom prst="rect">
                       <a:avLst/>
@@ -1318,7 +1318,7 @@
       <w:r>
         <w:drawing>
           <wp:inline xmlns:a="http://schemas.openxmlformats.org/drawingml/2006/main" distT="0" distB="0" distL="0" distR="0">
-            <wp:extent cx="3671999" cy="1759983"/>
+            <wp:extent cx="3384000" cy="1298357"/>
             <wp:effectExtent l="0" t="0" r="0" b="0"/>
             <wp:docPr id="1003" name="Figura 1003"/>
             <wp:cNvGraphicFramePr>
@@ -1340,7 +1340,7 @@
                   <pic:spPr>
                     <a:xfrm>
                       <a:off x="0" y="0"/>
-                      <a:ext cx="3671999" cy="1759983"/>
+                      <a:ext cx="3384000" cy="1298357"/>
                     </a:xfrm>
                     <a:prstGeom prst="rect">
                       <a:avLst/>
@@ -1418,7 +1418,7 @@
       <w:r>
         <w:drawing>
           <wp:inline xmlns:a="http://schemas.openxmlformats.org/drawingml/2006/main" distT="0" distB="0" distL="0" distR="0">
-            <wp:extent cx="3671999" cy="1696680"/>
+            <wp:extent cx="3384000" cy="1304318"/>
             <wp:effectExtent l="0" t="0" r="0" b="0"/>
             <wp:docPr id="1004" name="Figura 1004"/>
             <wp:cNvGraphicFramePr>
@@ -1440,7 +1440,7 @@
                   <pic:spPr>
                     <a:xfrm>
                       <a:off x="0" y="0"/>
-                      <a:ext cx="3671999" cy="1696680"/>
+                      <a:ext cx="3384000" cy="1304318"/>
                     </a:xfrm>
                     <a:prstGeom prst="rect">
                       <a:avLst/>
@@ -1458,19 +1458,19 @@
         <w:pStyle w:val="Caption"/>
       </w:pPr>
       <w:r>
-        <w:t>Figura 4. Evolución del factor de escala en los cuatro escenarios. Con H₀ = 67,4 km/s/Mpc, el crítico, el abierto y el acelerado tienen edades de 9,67, 11,7 y 13,86 Gyr; el de recolapso termina invirtiendo su expansión.</w:t>
-      </w:r>
-    </w:p>
-    <w:p>
-      <w:pPr>
-        <w:pStyle w:val="BodyText"/>
-        <w:spacing w:line="360" w:lineRule="auto"/>
-      </w:pPr>
-      <w:r>
-        <w:rPr>
-          <w:lang w:val="es-CL"/>
-        </w:rPr>
-        <w:t xml:space="preserve">Con H₀ = 67,4 km/s/Mpc obtenemos edades de 9,67 Gyr para el caso crítico (Ωm = 1, ΩΛ = 0), 11,7 para el abierto (0,3; 0) y 13,86 para el acelerado (0,31; 0,69). Gyr significa mil millones de años. En el escenario de recolapso (5; 0), la mayor cantidad de materia detiene la expansión y luego la invierte. La edad del acelerado se acerca a los 13,8 Gyr inferidos por Planck (Planck Collaboration, 2020): nos interesa esa comparación precisamente porque el programa permite obtener edades distintas.</w:t>
+        <w:t>Figura 4. Evolución del factor de escala en los cuatro escenarios, con H₀ = 67,4 km/s/Mpc. Las curvas de solo materia llegan a a = 0 antes; el de recolapso termina invirtiendo su expansión.</w:t>
+      </w:r>
+    </w:p>
+    <w:p>
+      <w:pPr>
+        <w:pStyle w:val="BodyText"/>
+        <w:spacing w:line="360" w:lineRule="auto"/>
+      </w:pPr>
+      <w:r>
+        <w:rPr>
+          <w:lang w:val="es-CL"/>
+        </w:rPr>
+        <w:t xml:space="preserve">Con H₀ = 67,4 km/s/Mpc obtenemos edades de 9,67 Gyr para el caso crítico (Ωm = 1, ΩΛ = 0), 11,7 para el abierto (0,3; 0) y 13,86 para el acelerado (0,31; 0,69). Gyr significa mil millones de años. En el escenario de recolapso (5; 0), la mayor cantidad de materia detiene la expansión y luego la invierte. La edad del acelerado se acerca a los 13,8 Gyr inferidos por Planck (Planck Collaboration, 2020).</w:t>
       </w:r>
     </w:p>
     <w:p>
@@ -1505,7 +1505,7 @@
       <w:r>
         <w:drawing>
           <wp:inline xmlns:a="http://schemas.openxmlformats.org/drawingml/2006/main" distT="0" distB="0" distL="0" distR="0">
-            <wp:extent cx="2520000" cy="1174118"/>
+            <wp:extent cx="2520000" cy="931143"/>
             <wp:effectExtent l="0" t="0" r="0" b="0"/>
             <wp:docPr id="1005" name="Figura 1005"/>
             <wp:cNvGraphicFramePr>
@@ -1527,7 +1527,7 @@
                   <pic:spPr>
                     <a:xfrm>
                       <a:off x="0" y="0"/>
-                      <a:ext cx="2520000" cy="1174118"/>
+                      <a:ext cx="2520000" cy="931143"/>
                     </a:xfrm>
                     <a:prstGeom prst="rect">
                       <a:avLst/>
@@ -1545,7 +1545,7 @@
       <w:r>
         <w:drawing>
           <wp:inline xmlns:a="http://schemas.openxmlformats.org/drawingml/2006/main" distT="0" distB="0" distL="0" distR="0">
-            <wp:extent cx="2520000" cy="1173145"/>
+            <wp:extent cx="2520000" cy="917595"/>
             <wp:effectExtent l="0" t="0" r="0" b="0"/>
             <wp:docPr id="1006" name="Figura 1006"/>
             <wp:cNvGraphicFramePr>
@@ -1567,7 +1567,7 @@
                   <pic:spPr>
                     <a:xfrm>
                       <a:off x="0" y="0"/>
-                      <a:ext cx="2520000" cy="1173145"/>
+                      <a:ext cx="2520000" cy="917595"/>
                     </a:xfrm>
                     <a:prstGeom prst="rect">
                       <a:avLst/>
@@ -1602,18 +1602,6 @@
     </w:p>
     <w:p>
       <w:pPr>
-        <w:pStyle w:val="BodyText"/>
-        <w:spacing w:line="360" w:lineRule="auto"/>
-      </w:pPr>
-      <w:r>
-        <w:rPr>
-          <w:lang w:val="es-CL"/>
-        </w:rPr>
-        <w:t xml:space="preserve">Dejamos disponibles el código, la procedencia de los datos y las pruebas para que este recorrido pueda repetirse; además, las pruebas se ejecutan antes de publicar cambios en la web.</w:t>
-      </w:r>
-    </w:p>
-    <w:p>
-      <w:pPr>
         <w:pStyle w:val="Heading1"/>
         <w:spacing w:line="360" w:lineRule="auto"/>
         <w:keepNext/>
@@ -1673,6 +1661,18 @@
           <w:lang w:val="es-CL"/>
         </w:rPr>
         <w:t xml:space="preserve">, s. f.).</w:t>
+      </w:r>
+    </w:p>
+    <w:p>
+      <w:pPr>
+        <w:pStyle w:val="BodyText"/>
+        <w:spacing w:line="360" w:lineRule="auto"/>
+      </w:pPr>
+      <w:r>
+        <w:rPr>
+          <w:lang w:val="es-CL"/>
+        </w:rPr>
+        <w:t xml:space="preserve">También separamos dos errores. El del método, como el 57,6 % que gana Euler, viene de seguir la recta tangente en cada paso, la misma idea de Cálculo I. El de la máquina viene de que el computador redondea cada número en punto flotante, como vimos en Arquitectura de Computadores: en doble precisión guarda unas 16 cifras, así que ese error queda muy por debajo del primero. Cuando un resultado se ve raro, conviene saber cuál de los dos lo explica.</w:t>
       </w:r>
     </w:p>
     <w:p>

--- a/informe/informe_borrador.docx
+++ b/informe/informe_borrador.docx
@@ -91,7 +91,7 @@
       <w:pPr>
         <w:pStyle w:val="CoverLinks"/>
       </w:pPr>
-      <w:hyperlink r:id="rIdInformeEstilo1" w:history="1">
+      <w:hyperlink r:id="rIdInformeEstilo1x" w:history="1">
         <w:r>
           <w:rPr>
             <w:u w:val="single"/>
@@ -104,7 +104,7 @@
       <w:pPr>
         <w:pStyle w:val="CoverLinks"/>
       </w:pPr>
-      <w:hyperlink r:id="rIdInformeEstilo2" w:history="1">
+      <w:hyperlink r:id="rIdInformeEstilo2x" w:history="1">
         <w:r>
           <w:rPr>
             <w:u w:val="single"/>
@@ -1141,7 +1141,7 @@
       <w:r>
         <w:drawing>
           <wp:inline xmlns:a="http://schemas.openxmlformats.org/drawingml/2006/main" distT="0" distB="0" distL="0" distR="0">
-            <wp:extent cx="2520000" cy="920626"/>
+            <wp:extent cx="2520000" cy="921077"/>
             <wp:effectExtent l="0" t="0" r="0" b="0"/>
             <wp:docPr id="1000" name="Figura 1000"/>
             <wp:cNvGraphicFramePr>
@@ -1163,7 +1163,7 @@
                   <pic:spPr>
                     <a:xfrm>
                       <a:off x="0" y="0"/>
-                      <a:ext cx="2520000" cy="920626"/>
+                      <a:ext cx="2520000" cy="921077"/>
                     </a:xfrm>
                     <a:prstGeom prst="rect">
                       <a:avLst/>
@@ -1181,7 +1181,7 @@
       <w:r>
         <w:drawing>
           <wp:inline xmlns:a="http://schemas.openxmlformats.org/drawingml/2006/main" distT="0" distB="0" distL="0" distR="0">
-            <wp:extent cx="2520000" cy="915248"/>
+            <wp:extent cx="2520000" cy="916587"/>
             <wp:effectExtent l="0" t="0" r="0" b="0"/>
             <wp:docPr id="1001" name="Figura 1001"/>
             <wp:cNvGraphicFramePr>
@@ -1203,7 +1203,7 @@
                   <pic:spPr>
                     <a:xfrm>
                       <a:off x="0" y="0"/>
-                      <a:ext cx="2520000" cy="915248"/>
+                      <a:ext cx="2520000" cy="916587"/>
                     </a:xfrm>
                     <a:prstGeom prst="rect">
                       <a:avLst/>
@@ -1243,7 +1243,7 @@
       <w:r>
         <w:drawing>
           <wp:inline xmlns:a="http://schemas.openxmlformats.org/drawingml/2006/main" distT="0" distB="0" distL="0" distR="0">
-            <wp:extent cx="3384000" cy="1099345"/>
+            <wp:extent cx="3384000" cy="1099882"/>
             <wp:effectExtent l="0" t="0" r="0" b="0"/>
             <wp:docPr id="1002" name="Figura 1002"/>
             <wp:cNvGraphicFramePr>
@@ -1265,7 +1265,7 @@
                   <pic:spPr>
                     <a:xfrm>
                       <a:off x="0" y="0"/>
-                      <a:ext cx="3384000" cy="1099345"/>
+                      <a:ext cx="3384000" cy="1099882"/>
                     </a:xfrm>
                     <a:prstGeom prst="rect">
                       <a:avLst/>
@@ -1318,7 +1318,7 @@
       <w:r>
         <w:drawing>
           <wp:inline xmlns:a="http://schemas.openxmlformats.org/drawingml/2006/main" distT="0" distB="0" distL="0" distR="0">
-            <wp:extent cx="3384000" cy="1298357"/>
+            <wp:extent cx="3384000" cy="1298992"/>
             <wp:effectExtent l="0" t="0" r="0" b="0"/>
             <wp:docPr id="1003" name="Figura 1003"/>
             <wp:cNvGraphicFramePr>
@@ -1340,7 +1340,7 @@
                   <pic:spPr>
                     <a:xfrm>
                       <a:off x="0" y="0"/>
-                      <a:ext cx="3384000" cy="1298357"/>
+                      <a:ext cx="3384000" cy="1298992"/>
                     </a:xfrm>
                     <a:prstGeom prst="rect">
                       <a:avLst/>
@@ -1418,7 +1418,7 @@
       <w:r>
         <w:drawing>
           <wp:inline xmlns:a="http://schemas.openxmlformats.org/drawingml/2006/main" distT="0" distB="0" distL="0" distR="0">
-            <wp:extent cx="3384000" cy="1304318"/>
+            <wp:extent cx="3384000" cy="1304951"/>
             <wp:effectExtent l="0" t="0" r="0" b="0"/>
             <wp:docPr id="1004" name="Figura 1004"/>
             <wp:cNvGraphicFramePr>
@@ -1440,7 +1440,7 @@
                   <pic:spPr>
                     <a:xfrm>
                       <a:off x="0" y="0"/>
-                      <a:ext cx="3384000" cy="1304318"/>
+                      <a:ext cx="3384000" cy="1304951"/>
                     </a:xfrm>
                     <a:prstGeom prst="rect">
                       <a:avLst/>
@@ -1505,7 +1505,7 @@
       <w:r>
         <w:drawing>
           <wp:inline xmlns:a="http://schemas.openxmlformats.org/drawingml/2006/main" distT="0" distB="0" distL="0" distR="0">
-            <wp:extent cx="2520000" cy="931143"/>
+            <wp:extent cx="2520000" cy="931599"/>
             <wp:effectExtent l="0" t="0" r="0" b="0"/>
             <wp:docPr id="1005" name="Figura 1005"/>
             <wp:cNvGraphicFramePr>
@@ -1527,7 +1527,7 @@
                   <pic:spPr>
                     <a:xfrm>
                       <a:off x="0" y="0"/>
-                      <a:ext cx="2520000" cy="931143"/>
+                      <a:ext cx="2520000" cy="931599"/>
                     </a:xfrm>
                     <a:prstGeom prst="rect">
                       <a:avLst/>
@@ -1545,7 +1545,7 @@
       <w:r>
         <w:drawing>
           <wp:inline xmlns:a="http://schemas.openxmlformats.org/drawingml/2006/main" distT="0" distB="0" distL="0" distR="0">
-            <wp:extent cx="2520000" cy="917595"/>
+            <wp:extent cx="2520000" cy="918044"/>
             <wp:effectExtent l="0" t="0" r="0" b="0"/>
             <wp:docPr id="1006" name="Figura 1006"/>
             <wp:cNvGraphicFramePr>
@@ -1567,7 +1567,7 @@
                   <pic:spPr>
                     <a:xfrm>
                       <a:off x="0" y="0"/>
-                      <a:ext cx="2520000" cy="917595"/>
+                      <a:ext cx="2520000" cy="918044"/>
                     </a:xfrm>
                     <a:prstGeom prst="rect">
                       <a:avLst/>

--- a/informe/informe_borrador.docx
+++ b/informe/informe_borrador.docx
@@ -91,7 +91,7 @@
       <w:pPr>
         <w:pStyle w:val="CoverLinks"/>
       </w:pPr>
-      <w:hyperlink r:id="rIdInformeEstilo1x" w:history="1">
+      <w:hyperlink r:id="rIdInformeEstilo1" w:history="1">
         <w:r>
           <w:rPr>
             <w:u w:val="single"/>
@@ -104,7 +104,7 @@
       <w:pPr>
         <w:pStyle w:val="CoverLinks"/>
       </w:pPr>
-      <w:hyperlink r:id="rIdInformeEstilo2x" w:history="1">
+      <w:hyperlink r:id="rIdInformeEstilo2" w:history="1">
         <w:r>
           <w:rPr>
             <w:u w:val="single"/>
@@ -1972,14 +1972,7 @@
         <w:rPr>
           <w:lang w:val="es-CL"/>
         </w:rPr>
-        <w:t xml:space="preserve">Usamos asistentes de IA para apoyar el desarrollo, revisar fuentes y trabajar la redacción. José escribió el motor numérico y el Sistema Solar; las funciones de Universo, Supernovas y Galaxia se desarrollaron con asistencia de Claude (Anthropic) el 31 de octubre de 2026. También usamos un modelo GPT de OpenAI mediante OpenCode para revisar el nivel técnico y adaptar la redacción tomando como referencia textos previos de José. Las pruebas de física escritas antes de las implementaciones asistidas comprueban resultados concretos. La responsabilidad de revisar el código, las fuentes y lo que afirmamos en este informe es nuestra. </w:t>
-      </w:r>
-      <w:r>
-        <w:rPr>
-          <w:lang w:val="es-CL"/>
-          <w:i/>
-        </w:rPr>
-        <w:t xml:space="preserve">[José y Luis: confirmar la revisión personal de los resultados y las fuentes, y aprobar o ajustar esta declaración antes de entregar.]</w:t>
+        <w:t xml:space="preserve">Usamos asistentes de IA para apoyar el desarrollo, revisar fuentes y trabajar la redacción. José escribió el motor numérico y el Sistema Solar; las funciones de Universo, Supernovas y Galaxia se desarrollaron con asistencia de Claude (Anthropic) el 31 de octubre de 2026. También usamos un modelo GPT de OpenAI mediante OpenCode para revisar el nivel técnico y adaptar la redacción tomando como referencia textos previos de José. Las pruebas de física escritas antes de las implementaciones asistidas comprueban resultados concretos. La responsabilidad de revisar el código, las fuentes y lo que afirmamos en este informe es nuestra.</w:t>
       </w:r>
     </w:p>
     <w:p>

--- a/informe/informe_borrador.docx
+++ b/informe/informe_borrador.docx
@@ -91,7 +91,7 @@
       <w:pPr>
         <w:pStyle w:val="CoverLinks"/>
       </w:pPr>
-      <w:hyperlink r:id="rIdInformeEstilo1" w:history="1">
+      <w:hyperlink r:id="rIdInformeEstilo1x" w:history="1">
         <w:r>
           <w:rPr>
             <w:u w:val="single"/>
@@ -104,7 +104,7 @@
       <w:pPr>
         <w:pStyle w:val="CoverLinks"/>
       </w:pPr>
-      <w:hyperlink r:id="rIdInformeEstilo2" w:history="1">
+      <w:hyperlink r:id="rIdInformeEstilo2x" w:history="1">
         <w:r>
           <w:rPr>
             <w:u w:val="single"/>
@@ -1928,14 +1928,7 @@
         <w:rPr>
           <w:lang w:val="es-CL"/>
         </w:rPr>
-        <w:t xml:space="preserve"> </w:t>
-      </w:r>
-      <w:r>
-        <w:rPr>
-          <w:lang w:val="es-CL"/>
-          <w:i/>
-        </w:rPr>
-        <w:t xml:space="preserve">[Luis: 3–4 líneas propias sobre cómo se repartieron el trabajo (código y numérica frente a astronomía, datos y redacción) y qué aprendió cada uno del área del otro. Luis las dictará.]</w:t>
+        <w:t xml:space="preserve"> Nos repartimos el trabajo según lo que cada uno podía aportar: José el código, las pruebas y la parte numérica; Luis la investigación, las fuentes y la redacción. Para Luis, lo más interesante fue analizar el código e intentar entender la física que hay detrás mientras el informe avanzaba poco a poco. La fundamentación teórica es la base de cualquier proyecto científico y computacional, y esa parte sostuvo el resto del trabajo.</w:t>
       </w:r>
     </w:p>
     <w:p>

--- a/informe/informe_borrador.docx
+++ b/informe/informe_borrador.docx
@@ -23,7 +23,7 @@
         <w:rPr>
           <w:lang w:val="es-CL"/>
         </w:rPr>
-        <w:t xml:space="preserve">Erazo, L., Garrillo, J.</w:t>
+        <w:t xml:space="preserve">José Garrillo y Luis Erazo</w:t>
       </w:r>
     </w:p>
     <w:p>
@@ -91,7 +91,7 @@
       <w:pPr>
         <w:pStyle w:val="CoverLinks"/>
       </w:pPr>
-      <w:hyperlink r:id="rIdInformeEstilo1x" w:history="1">
+      <w:hyperlink r:id="rIdInformeEstilo1" w:history="1">
         <w:r>
           <w:rPr>
             <w:u w:val="single"/>
@@ -104,7 +104,7 @@
       <w:pPr>
         <w:pStyle w:val="CoverLinks"/>
       </w:pPr>
-      <w:hyperlink r:id="rIdInformeEstilo2x" w:history="1">
+      <w:hyperlink r:id="rIdInformeEstilo2" w:history="1">
         <w:r>
           <w:rPr>
             <w:u w:val="single"/>

--- a/informe/informe_borrador.docx
+++ b/informe/informe_borrador.docx
@@ -11,7 +11,7 @@
         <w:rPr>
           <w:lang w:val="es-CL"/>
         </w:rPr>
-        <w:t xml:space="preserve">La gravedad en tres escalas: una exploración desde la computación</w:t>
+        <w:t xml:space="preserve">Un solo modelo de gravedad a tres escalas distintas</w:t>
       </w:r>
     </w:p>
     <w:p>
@@ -91,7 +91,7 @@
       <w:pPr>
         <w:pStyle w:val="CoverLinks"/>
       </w:pPr>
-      <w:hyperlink r:id="rIdInformeEstilo1" w:history="1">
+      <w:hyperlink r:id="rIdInformeEstilo1x" w:history="1">
         <w:r>
           <w:rPr>
             <w:u w:val="single"/>
@@ -104,7 +104,7 @@
       <w:pPr>
         <w:pStyle w:val="CoverLinks"/>
       </w:pPr>
-      <w:hyperlink r:id="rIdInformeEstilo2" w:history="1">
+      <w:hyperlink r:id="rIdInformeEstilo2x" w:history="1">
         <w:r>
           <w:rPr>
             <w:u w:val="single"/>

--- a/informe/informe_borrador.docx
+++ b/informe/informe_borrador.docx
@@ -91,7 +91,7 @@
       <w:pPr>
         <w:pStyle w:val="CoverLinks"/>
       </w:pPr>
-      <w:hyperlink r:id="rIdInformeEstilo1x" w:history="1">
+      <w:hyperlink r:id="rIdInformeEstilo1" w:history="1">
         <w:r>
           <w:rPr>
             <w:u w:val="single"/>
@@ -104,7 +104,7 @@
       <w:pPr>
         <w:pStyle w:val="CoverLinks"/>
       </w:pPr>
-      <w:hyperlink r:id="rIdInformeEstilo2x" w:history="1">
+      <w:hyperlink r:id="rIdInformeEstilo2" w:history="1">
         <w:r>
           <w:rPr>
             <w:u w:val="single"/>
@@ -3798,7 +3798,7 @@
     <w:name w:val="Source Text"/>
     <w:qFormat/>
     <w:rPr>
-      <w:rFonts w:ascii="Liberation Mono" w:hAnsi="Liberation Mono" w:eastAsia="Noto Sans Mono CJK SC" w:cs="Liberation Mono"/>
+      <w:rFonts w:ascii="Courier New" w:hAnsi="Courier New" w:eastAsia="Noto Sans Mono CJK SC" w:cs="Courier New"/>
     </w:rPr>
   </w:style>
   <w:style w:type="paragraph" w:styleId="HorizontalLine">
@@ -3885,7 +3885,7 @@
       <w:spacing w:before="240" w:after="283"/>
     </w:pPr>
     <w:rPr>
-      <w:rFonts w:ascii="Liberation Sans" w:hAnsi="Liberation Sans"/>
+      <w:rFonts w:ascii="Arial" w:hAnsi="Arial"/>
       <w:sz w:val="28"/>
       <w:szCs w:val="28"/>
     </w:rPr>
